--- a/БКС/Отчеты/БКС практика4.docx
+++ b/БКС/Отчеты/БКС практика4.docx
@@ -5,6 +5,7 @@
     <w:p>
       <w:pPr>
         <w:spacing w:line="240" w:lineRule="auto"/>
+        <w:jc w:val="center"/>
         <w:rPr>
           <w:rFonts w:ascii="Times New Roman" w:hAnsi="Times New Roman" w:cs="Times New Roman"/>
           <w:b/>
@@ -517,7 +518,24 @@
       </w:r>
     </w:p>
     <w:p>
-      <w:r>
+      <w:pPr>
+        <w:keepNext/>
+        <w:jc w:val="center"/>
+        <w:rPr>
+          <w:rFonts w:ascii="Times New Roman" w:hAnsi="Times New Roman" w:cs="Times New Roman"/>
+          <w:color w:val="000000" w:themeColor="text1"/>
+          <w:sz w:val="32"/>
+          <w:szCs w:val="32"/>
+        </w:rPr>
+      </w:pPr>
+      <w:r>
+        <w:rPr>
+          <w:rFonts w:ascii="Times New Roman" w:hAnsi="Times New Roman" w:cs="Times New Roman"/>
+          <w:noProof/>
+          <w:color w:val="000000" w:themeColor="text1"/>
+          <w:sz w:val="32"/>
+          <w:szCs w:val="32"/>
+        </w:rPr>
         <w:drawing>
           <wp:inline distT="0" distB="0" distL="0" distR="0" wp14:anchorId="786F0820" wp14:editId="5697BCE4">
             <wp:extent cx="6373114" cy="1667108"/>
@@ -557,6 +575,98 @@
     </w:p>
     <w:p>
       <w:pPr>
+        <w:pStyle w:val="a4"/>
+        <w:jc w:val="center"/>
+        <w:rPr>
+          <w:rFonts w:ascii="Times New Roman" w:hAnsi="Times New Roman" w:cs="Times New Roman"/>
+          <w:i w:val="0"/>
+          <w:iCs w:val="0"/>
+          <w:color w:val="000000" w:themeColor="text1"/>
+          <w:sz w:val="24"/>
+          <w:szCs w:val="24"/>
+        </w:rPr>
+      </w:pPr>
+      <w:r>
+        <w:rPr>
+          <w:rFonts w:ascii="Times New Roman" w:hAnsi="Times New Roman" w:cs="Times New Roman"/>
+          <w:i w:val="0"/>
+          <w:iCs w:val="0"/>
+          <w:color w:val="000000" w:themeColor="text1"/>
+          <w:sz w:val="24"/>
+          <w:szCs w:val="24"/>
+        </w:rPr>
+        <w:t xml:space="preserve">Рисунок </w:t>
+      </w:r>
+      <w:r>
+        <w:rPr>
+          <w:rFonts w:ascii="Times New Roman" w:hAnsi="Times New Roman" w:cs="Times New Roman"/>
+          <w:i w:val="0"/>
+          <w:iCs w:val="0"/>
+          <w:color w:val="000000" w:themeColor="text1"/>
+          <w:sz w:val="24"/>
+          <w:szCs w:val="24"/>
+        </w:rPr>
+        <w:fldChar w:fldCharType="begin"/>
+      </w:r>
+      <w:r>
+        <w:rPr>
+          <w:rFonts w:ascii="Times New Roman" w:hAnsi="Times New Roman" w:cs="Times New Roman"/>
+          <w:i w:val="0"/>
+          <w:iCs w:val="0"/>
+          <w:color w:val="000000" w:themeColor="text1"/>
+          <w:sz w:val="24"/>
+          <w:szCs w:val="24"/>
+        </w:rPr>
+        <w:instrText xml:space="preserve"> SEQ Рисунок \* ARABIC </w:instrText>
+      </w:r>
+      <w:r>
+        <w:rPr>
+          <w:rFonts w:ascii="Times New Roman" w:hAnsi="Times New Roman" w:cs="Times New Roman"/>
+          <w:i w:val="0"/>
+          <w:iCs w:val="0"/>
+          <w:color w:val="000000" w:themeColor="text1"/>
+          <w:sz w:val="24"/>
+          <w:szCs w:val="24"/>
+        </w:rPr>
+        <w:fldChar w:fldCharType="separate"/>
+      </w:r>
+      <w:r>
+        <w:rPr>
+          <w:rFonts w:ascii="Times New Roman" w:hAnsi="Times New Roman" w:cs="Times New Roman"/>
+          <w:i w:val="0"/>
+          <w:iCs w:val="0"/>
+          <w:noProof/>
+          <w:color w:val="000000" w:themeColor="text1"/>
+          <w:sz w:val="24"/>
+          <w:szCs w:val="24"/>
+        </w:rPr>
+        <w:t>1</w:t>
+      </w:r>
+      <w:r>
+        <w:rPr>
+          <w:rFonts w:ascii="Times New Roman" w:hAnsi="Times New Roman" w:cs="Times New Roman"/>
+          <w:i w:val="0"/>
+          <w:iCs w:val="0"/>
+          <w:color w:val="000000" w:themeColor="text1"/>
+          <w:sz w:val="24"/>
+          <w:szCs w:val="24"/>
+        </w:rPr>
+        <w:fldChar w:fldCharType="end"/>
+      </w:r>
+      <w:r>
+        <w:rPr>
+          <w:rFonts w:ascii="Times New Roman" w:hAnsi="Times New Roman" w:cs="Times New Roman"/>
+          <w:i w:val="0"/>
+          <w:iCs w:val="0"/>
+          <w:color w:val="000000" w:themeColor="text1"/>
+          <w:sz w:val="24"/>
+          <w:szCs w:val="24"/>
+        </w:rPr>
+        <w:t>. Таблица адресации.</w:t>
+      </w:r>
+    </w:p>
+    <w:p>
+      <w:pPr>
         <w:pStyle w:val="1"/>
         <w:spacing w:before="240" w:beforeAutospacing="0" w:after="120" w:afterAutospacing="0"/>
         <w:rPr>
@@ -1098,19 +1208,22 @@
     <w:p>
       <w:pPr>
         <w:pStyle w:val="bulletlevel1"/>
+        <w:keepNext/>
         <w:spacing w:before="60" w:beforeAutospacing="0" w:after="60" w:afterAutospacing="0" w:line="230" w:lineRule="atLeast"/>
         <w:ind w:left="720" w:hanging="360"/>
-        <w:rPr>
-          <w:color w:val="000000"/>
-          <w:sz w:val="32"/>
-          <w:szCs w:val="32"/>
-        </w:rPr>
-      </w:pPr>
-      <w:r>
-        <w:rPr>
-          <w:color w:val="000000"/>
-          <w:sz w:val="32"/>
-          <w:szCs w:val="32"/>
+        <w:jc w:val="center"/>
+        <w:rPr>
+          <w:color w:val="000000" w:themeColor="text1"/>
+          <w:sz w:val="36"/>
+          <w:szCs w:val="36"/>
+        </w:rPr>
+      </w:pPr>
+      <w:r>
+        <w:rPr>
+          <w:noProof/>
+          <w:color w:val="000000" w:themeColor="text1"/>
+          <w:sz w:val="44"/>
+          <w:szCs w:val="44"/>
         </w:rPr>
         <w:drawing>
           <wp:inline distT="0" distB="0" distL="0" distR="0" wp14:anchorId="762CBA40" wp14:editId="2CF21154">
@@ -1151,6 +1264,120 @@
     </w:p>
     <w:p>
       <w:pPr>
+        <w:pStyle w:val="a4"/>
+        <w:jc w:val="center"/>
+        <w:rPr>
+          <w:rFonts w:ascii="Times New Roman" w:hAnsi="Times New Roman" w:cs="Times New Roman"/>
+          <w:i w:val="0"/>
+          <w:iCs w:val="0"/>
+          <w:color w:val="000000" w:themeColor="text1"/>
+          <w:sz w:val="44"/>
+          <w:szCs w:val="44"/>
+        </w:rPr>
+      </w:pPr>
+      <w:r>
+        <w:rPr>
+          <w:rFonts w:ascii="Times New Roman" w:hAnsi="Times New Roman" w:cs="Times New Roman"/>
+          <w:i w:val="0"/>
+          <w:iCs w:val="0"/>
+          <w:color w:val="000000" w:themeColor="text1"/>
+          <w:sz w:val="24"/>
+          <w:szCs w:val="24"/>
+        </w:rPr>
+        <w:t xml:space="preserve">Рисунок </w:t>
+      </w:r>
+      <w:r>
+        <w:rPr>
+          <w:rFonts w:ascii="Times New Roman" w:hAnsi="Times New Roman" w:cs="Times New Roman"/>
+          <w:i w:val="0"/>
+          <w:iCs w:val="0"/>
+          <w:color w:val="000000" w:themeColor="text1"/>
+          <w:sz w:val="24"/>
+          <w:szCs w:val="24"/>
+        </w:rPr>
+        <w:fldChar w:fldCharType="begin"/>
+      </w:r>
+      <w:r>
+        <w:rPr>
+          <w:rFonts w:ascii="Times New Roman" w:hAnsi="Times New Roman" w:cs="Times New Roman"/>
+          <w:i w:val="0"/>
+          <w:iCs w:val="0"/>
+          <w:color w:val="000000" w:themeColor="text1"/>
+          <w:sz w:val="24"/>
+          <w:szCs w:val="24"/>
+        </w:rPr>
+        <w:instrText xml:space="preserve"> SEQ Рисунок \* ARABIC </w:instrText>
+      </w:r>
+      <w:r>
+        <w:rPr>
+          <w:rFonts w:ascii="Times New Roman" w:hAnsi="Times New Roman" w:cs="Times New Roman"/>
+          <w:i w:val="0"/>
+          <w:iCs w:val="0"/>
+          <w:color w:val="000000" w:themeColor="text1"/>
+          <w:sz w:val="24"/>
+          <w:szCs w:val="24"/>
+        </w:rPr>
+        <w:fldChar w:fldCharType="separate"/>
+      </w:r>
+      <w:r>
+        <w:rPr>
+          <w:rFonts w:ascii="Times New Roman" w:hAnsi="Times New Roman" w:cs="Times New Roman"/>
+          <w:i w:val="0"/>
+          <w:iCs w:val="0"/>
+          <w:noProof/>
+          <w:color w:val="000000" w:themeColor="text1"/>
+          <w:sz w:val="24"/>
+          <w:szCs w:val="24"/>
+        </w:rPr>
+        <w:t>2</w:t>
+      </w:r>
+      <w:r>
+        <w:rPr>
+          <w:rFonts w:ascii="Times New Roman" w:hAnsi="Times New Roman" w:cs="Times New Roman"/>
+          <w:i w:val="0"/>
+          <w:iCs w:val="0"/>
+          <w:color w:val="000000" w:themeColor="text1"/>
+          <w:sz w:val="24"/>
+          <w:szCs w:val="24"/>
+        </w:rPr>
+        <w:fldChar w:fldCharType="end"/>
+      </w:r>
+      <w:r>
+        <w:rPr>
+          <w:rFonts w:ascii="Times New Roman" w:hAnsi="Times New Roman" w:cs="Times New Roman"/>
+          <w:i w:val="0"/>
+          <w:iCs w:val="0"/>
+          <w:color w:val="000000" w:themeColor="text1"/>
+          <w:sz w:val="24"/>
+          <w:szCs w:val="24"/>
+        </w:rPr>
+        <w:t xml:space="preserve">. </w:t>
+      </w:r>
+      <w:r>
+        <w:rPr>
+          <w:rFonts w:ascii="Times New Roman" w:hAnsi="Times New Roman" w:cs="Times New Roman"/>
+          <w:i w:val="0"/>
+          <w:iCs w:val="0"/>
+          <w:color w:val="000000" w:themeColor="text1"/>
+          <w:sz w:val="24"/>
+          <w:szCs w:val="24"/>
+        </w:rPr>
+        <w:t>К</w:t>
+      </w:r>
+      <w:r>
+        <w:rPr>
+          <w:rFonts w:ascii="Times New Roman" w:hAnsi="Times New Roman" w:cs="Times New Roman"/>
+          <w:i w:val="0"/>
+          <w:iCs w:val="0"/>
+          <w:color w:val="000000" w:themeColor="text1"/>
+          <w:sz w:val="24"/>
+          <w:szCs w:val="24"/>
+        </w:rPr>
+        <w:t>онсольное подключение для доступа к каждому коммутатору</w:t>
+      </w:r>
+    </w:p>
+    <w:p>
+      <w:pPr>
         <w:pStyle w:val="bulletlevel1"/>
         <w:spacing w:before="60" w:beforeAutospacing="0" w:after="60" w:afterAutospacing="0" w:line="230" w:lineRule="atLeast"/>
         <w:ind w:left="720" w:hanging="360"/>
@@ -1195,19 +1422,22 @@
     <w:p>
       <w:pPr>
         <w:pStyle w:val="bulletlevel1"/>
+        <w:keepNext/>
         <w:spacing w:before="60" w:beforeAutospacing="0" w:after="60" w:afterAutospacing="0" w:line="230" w:lineRule="atLeast"/>
         <w:ind w:left="284" w:firstLine="709"/>
-        <w:rPr>
-          <w:color w:val="000000"/>
-          <w:sz w:val="32"/>
-          <w:szCs w:val="32"/>
-        </w:rPr>
-      </w:pPr>
-      <w:r>
-        <w:rPr>
-          <w:color w:val="000000"/>
-          <w:sz w:val="32"/>
-          <w:szCs w:val="32"/>
+        <w:jc w:val="center"/>
+        <w:rPr>
+          <w:color w:val="000000" w:themeColor="text1"/>
+          <w:sz w:val="36"/>
+          <w:szCs w:val="36"/>
+        </w:rPr>
+      </w:pPr>
+      <w:r>
+        <w:rPr>
+          <w:noProof/>
+          <w:color w:val="000000" w:themeColor="text1"/>
+          <w:sz w:val="44"/>
+          <w:szCs w:val="44"/>
         </w:rPr>
         <w:drawing>
           <wp:inline distT="0" distB="0" distL="0" distR="0" wp14:anchorId="4064CB74" wp14:editId="75DDEB8B">
@@ -1248,17 +1478,107 @@
     </w:p>
     <w:p>
       <w:pPr>
+        <w:pStyle w:val="a4"/>
+        <w:jc w:val="center"/>
+        <w:rPr>
+          <w:rFonts w:ascii="Times New Roman" w:hAnsi="Times New Roman" w:cs="Times New Roman"/>
+          <w:i w:val="0"/>
+          <w:iCs w:val="0"/>
+          <w:color w:val="000000" w:themeColor="text1"/>
+          <w:sz w:val="44"/>
+          <w:szCs w:val="44"/>
+        </w:rPr>
+      </w:pPr>
+      <w:r>
+        <w:rPr>
+          <w:rFonts w:ascii="Times New Roman" w:hAnsi="Times New Roman" w:cs="Times New Roman"/>
+          <w:i w:val="0"/>
+          <w:iCs w:val="0"/>
+          <w:color w:val="000000" w:themeColor="text1"/>
+          <w:sz w:val="24"/>
+          <w:szCs w:val="24"/>
+        </w:rPr>
+        <w:t xml:space="preserve">Рисунок </w:t>
+      </w:r>
+      <w:r>
+        <w:rPr>
+          <w:rFonts w:ascii="Times New Roman" w:hAnsi="Times New Roman" w:cs="Times New Roman"/>
+          <w:i w:val="0"/>
+          <w:iCs w:val="0"/>
+          <w:color w:val="000000" w:themeColor="text1"/>
+          <w:sz w:val="24"/>
+          <w:szCs w:val="24"/>
+        </w:rPr>
+        <w:fldChar w:fldCharType="begin"/>
+      </w:r>
+      <w:r>
+        <w:rPr>
+          <w:rFonts w:ascii="Times New Roman" w:hAnsi="Times New Roman" w:cs="Times New Roman"/>
+          <w:i w:val="0"/>
+          <w:iCs w:val="0"/>
+          <w:color w:val="000000" w:themeColor="text1"/>
+          <w:sz w:val="24"/>
+          <w:szCs w:val="24"/>
+        </w:rPr>
+        <w:instrText xml:space="preserve"> SEQ Рисунок \* ARABIC </w:instrText>
+      </w:r>
+      <w:r>
+        <w:rPr>
+          <w:rFonts w:ascii="Times New Roman" w:hAnsi="Times New Roman" w:cs="Times New Roman"/>
+          <w:i w:val="0"/>
+          <w:iCs w:val="0"/>
+          <w:color w:val="000000" w:themeColor="text1"/>
+          <w:sz w:val="24"/>
+          <w:szCs w:val="24"/>
+        </w:rPr>
+        <w:fldChar w:fldCharType="separate"/>
+      </w:r>
+      <w:r>
+        <w:rPr>
+          <w:rFonts w:ascii="Times New Roman" w:hAnsi="Times New Roman" w:cs="Times New Roman"/>
+          <w:i w:val="0"/>
+          <w:iCs w:val="0"/>
+          <w:noProof/>
+          <w:color w:val="000000" w:themeColor="text1"/>
+          <w:sz w:val="24"/>
+          <w:szCs w:val="24"/>
+        </w:rPr>
+        <w:t>3</w:t>
+      </w:r>
+      <w:r>
+        <w:rPr>
+          <w:rFonts w:ascii="Times New Roman" w:hAnsi="Times New Roman" w:cs="Times New Roman"/>
+          <w:i w:val="0"/>
+          <w:iCs w:val="0"/>
+          <w:color w:val="000000" w:themeColor="text1"/>
+          <w:sz w:val="24"/>
+          <w:szCs w:val="24"/>
+        </w:rPr>
+        <w:fldChar w:fldCharType="end"/>
+      </w:r>
+      <w:r>
+        <w:rPr>
+          <w:rFonts w:ascii="Times New Roman" w:hAnsi="Times New Roman" w:cs="Times New Roman"/>
+          <w:i w:val="0"/>
+          <w:iCs w:val="0"/>
+          <w:color w:val="000000" w:themeColor="text1"/>
+          <w:sz w:val="24"/>
+          <w:szCs w:val="24"/>
+        </w:rPr>
+        <w:t>. Назначение имени для первого коммутатора.</w:t>
+      </w:r>
+    </w:p>
+    <w:p>
+      <w:pPr>
         <w:pStyle w:val="bulletlevel1"/>
+        <w:keepNext/>
         <w:spacing w:before="60" w:beforeAutospacing="0" w:after="60" w:afterAutospacing="0" w:line="230" w:lineRule="atLeast"/>
         <w:ind w:left="284" w:firstLine="709"/>
-        <w:rPr>
-          <w:color w:val="000000"/>
-          <w:sz w:val="32"/>
-          <w:szCs w:val="32"/>
-        </w:rPr>
-      </w:pPr>
-      <w:r>
-        <w:rPr>
+        <w:jc w:val="center"/>
+      </w:pPr>
+      <w:r>
+        <w:rPr>
+          <w:noProof/>
           <w:color w:val="000000"/>
           <w:sz w:val="32"/>
           <w:szCs w:val="32"/>
@@ -1302,6 +1622,98 @@
     </w:p>
     <w:p>
       <w:pPr>
+        <w:pStyle w:val="a4"/>
+        <w:jc w:val="center"/>
+        <w:rPr>
+          <w:rFonts w:ascii="Times New Roman" w:hAnsi="Times New Roman" w:cs="Times New Roman"/>
+          <w:i w:val="0"/>
+          <w:iCs w:val="0"/>
+          <w:color w:val="000000" w:themeColor="text1"/>
+          <w:sz w:val="44"/>
+          <w:szCs w:val="44"/>
+        </w:rPr>
+      </w:pPr>
+      <w:r>
+        <w:rPr>
+          <w:rFonts w:ascii="Times New Roman" w:hAnsi="Times New Roman" w:cs="Times New Roman"/>
+          <w:i w:val="0"/>
+          <w:iCs w:val="0"/>
+          <w:color w:val="000000" w:themeColor="text1"/>
+          <w:sz w:val="24"/>
+          <w:szCs w:val="24"/>
+        </w:rPr>
+        <w:t xml:space="preserve">Рисунок </w:t>
+      </w:r>
+      <w:r>
+        <w:rPr>
+          <w:rFonts w:ascii="Times New Roman" w:hAnsi="Times New Roman" w:cs="Times New Roman"/>
+          <w:i w:val="0"/>
+          <w:iCs w:val="0"/>
+          <w:color w:val="000000" w:themeColor="text1"/>
+          <w:sz w:val="24"/>
+          <w:szCs w:val="24"/>
+        </w:rPr>
+        <w:fldChar w:fldCharType="begin"/>
+      </w:r>
+      <w:r>
+        <w:rPr>
+          <w:rFonts w:ascii="Times New Roman" w:hAnsi="Times New Roman" w:cs="Times New Roman"/>
+          <w:i w:val="0"/>
+          <w:iCs w:val="0"/>
+          <w:color w:val="000000" w:themeColor="text1"/>
+          <w:sz w:val="24"/>
+          <w:szCs w:val="24"/>
+        </w:rPr>
+        <w:instrText xml:space="preserve"> SEQ Рисунок \* ARABIC </w:instrText>
+      </w:r>
+      <w:r>
+        <w:rPr>
+          <w:rFonts w:ascii="Times New Roman" w:hAnsi="Times New Roman" w:cs="Times New Roman"/>
+          <w:i w:val="0"/>
+          <w:iCs w:val="0"/>
+          <w:color w:val="000000" w:themeColor="text1"/>
+          <w:sz w:val="24"/>
+          <w:szCs w:val="24"/>
+        </w:rPr>
+        <w:fldChar w:fldCharType="separate"/>
+      </w:r>
+      <w:r>
+        <w:rPr>
+          <w:rFonts w:ascii="Times New Roman" w:hAnsi="Times New Roman" w:cs="Times New Roman"/>
+          <w:i w:val="0"/>
+          <w:iCs w:val="0"/>
+          <w:noProof/>
+          <w:color w:val="000000" w:themeColor="text1"/>
+          <w:sz w:val="24"/>
+          <w:szCs w:val="24"/>
+        </w:rPr>
+        <w:t>4</w:t>
+      </w:r>
+      <w:r>
+        <w:rPr>
+          <w:rFonts w:ascii="Times New Roman" w:hAnsi="Times New Roman" w:cs="Times New Roman"/>
+          <w:i w:val="0"/>
+          <w:iCs w:val="0"/>
+          <w:color w:val="000000" w:themeColor="text1"/>
+          <w:sz w:val="24"/>
+          <w:szCs w:val="24"/>
+        </w:rPr>
+        <w:fldChar w:fldCharType="end"/>
+      </w:r>
+      <w:r>
+        <w:rPr>
+          <w:rFonts w:ascii="Times New Roman" w:hAnsi="Times New Roman" w:cs="Times New Roman"/>
+          <w:i w:val="0"/>
+          <w:iCs w:val="0"/>
+          <w:color w:val="000000" w:themeColor="text1"/>
+          <w:sz w:val="24"/>
+          <w:szCs w:val="24"/>
+        </w:rPr>
+        <w:t>. Назначение имени для второго коммутатора.</w:t>
+      </w:r>
+    </w:p>
+    <w:p>
+      <w:pPr>
         <w:pStyle w:val="bulletlevel1"/>
         <w:spacing w:before="60" w:beforeAutospacing="0" w:after="60" w:afterAutospacing="0" w:line="230" w:lineRule="atLeast"/>
         <w:ind w:left="720"/>
@@ -1337,16 +1749,14 @@
     <w:p>
       <w:pPr>
         <w:pStyle w:val="bulletlevel1"/>
+        <w:keepNext/>
         <w:spacing w:before="60" w:beforeAutospacing="0" w:after="60" w:afterAutospacing="0" w:line="230" w:lineRule="atLeast"/>
         <w:ind w:left="720"/>
-        <w:rPr>
-          <w:color w:val="000000"/>
-          <w:sz w:val="32"/>
-          <w:szCs w:val="32"/>
-        </w:rPr>
-      </w:pPr>
-      <w:r>
-        <w:rPr>
+        <w:jc w:val="center"/>
+      </w:pPr>
+      <w:r>
+        <w:rPr>
+          <w:noProof/>
           <w:color w:val="000000"/>
           <w:sz w:val="32"/>
           <w:szCs w:val="32"/>
@@ -1390,17 +1800,129 @@
     </w:p>
     <w:p>
       <w:pPr>
+        <w:pStyle w:val="a4"/>
+        <w:jc w:val="center"/>
+        <w:rPr>
+          <w:rFonts w:ascii="Times New Roman" w:hAnsi="Times New Roman" w:cs="Times New Roman"/>
+          <w:i w:val="0"/>
+          <w:iCs w:val="0"/>
+          <w:color w:val="000000" w:themeColor="text1"/>
+          <w:sz w:val="44"/>
+          <w:szCs w:val="44"/>
+        </w:rPr>
+      </w:pPr>
+      <w:r>
+        <w:rPr>
+          <w:rFonts w:ascii="Times New Roman" w:hAnsi="Times New Roman" w:cs="Times New Roman"/>
+          <w:i w:val="0"/>
+          <w:iCs w:val="0"/>
+          <w:color w:val="000000" w:themeColor="text1"/>
+          <w:sz w:val="24"/>
+          <w:szCs w:val="24"/>
+        </w:rPr>
+        <w:t xml:space="preserve">Рисунок </w:t>
+      </w:r>
+      <w:r>
+        <w:rPr>
+          <w:rFonts w:ascii="Times New Roman" w:hAnsi="Times New Roman" w:cs="Times New Roman"/>
+          <w:i w:val="0"/>
+          <w:iCs w:val="0"/>
+          <w:color w:val="000000" w:themeColor="text1"/>
+          <w:sz w:val="24"/>
+          <w:szCs w:val="24"/>
+        </w:rPr>
+        <w:fldChar w:fldCharType="begin"/>
+      </w:r>
+      <w:r>
+        <w:rPr>
+          <w:rFonts w:ascii="Times New Roman" w:hAnsi="Times New Roman" w:cs="Times New Roman"/>
+          <w:i w:val="0"/>
+          <w:iCs w:val="0"/>
+          <w:color w:val="000000" w:themeColor="text1"/>
+          <w:sz w:val="24"/>
+          <w:szCs w:val="24"/>
+        </w:rPr>
+        <w:instrText xml:space="preserve"> SEQ Рисунок \* ARABIC </w:instrText>
+      </w:r>
+      <w:r>
+        <w:rPr>
+          <w:rFonts w:ascii="Times New Roman" w:hAnsi="Times New Roman" w:cs="Times New Roman"/>
+          <w:i w:val="0"/>
+          <w:iCs w:val="0"/>
+          <w:color w:val="000000" w:themeColor="text1"/>
+          <w:sz w:val="24"/>
+          <w:szCs w:val="24"/>
+        </w:rPr>
+        <w:fldChar w:fldCharType="separate"/>
+      </w:r>
+      <w:r>
+        <w:rPr>
+          <w:rFonts w:ascii="Times New Roman" w:hAnsi="Times New Roman" w:cs="Times New Roman"/>
+          <w:i w:val="0"/>
+          <w:iCs w:val="0"/>
+          <w:noProof/>
+          <w:color w:val="000000" w:themeColor="text1"/>
+          <w:sz w:val="24"/>
+          <w:szCs w:val="24"/>
+        </w:rPr>
+        <w:t>5</w:t>
+      </w:r>
+      <w:r>
+        <w:rPr>
+          <w:rFonts w:ascii="Times New Roman" w:hAnsi="Times New Roman" w:cs="Times New Roman"/>
+          <w:i w:val="0"/>
+          <w:iCs w:val="0"/>
+          <w:color w:val="000000" w:themeColor="text1"/>
+          <w:sz w:val="24"/>
+          <w:szCs w:val="24"/>
+        </w:rPr>
+        <w:fldChar w:fldCharType="end"/>
+      </w:r>
+      <w:r>
+        <w:rPr>
+          <w:rFonts w:ascii="Times New Roman" w:hAnsi="Times New Roman" w:cs="Times New Roman"/>
+          <w:i w:val="0"/>
+          <w:iCs w:val="0"/>
+          <w:color w:val="000000" w:themeColor="text1"/>
+          <w:sz w:val="24"/>
+          <w:szCs w:val="24"/>
+        </w:rPr>
+        <w:t xml:space="preserve">. Назначение пароля для консоли первого </w:t>
+      </w:r>
+      <w:r>
+        <w:rPr>
+          <w:rFonts w:ascii="Times New Roman" w:hAnsi="Times New Roman" w:cs="Times New Roman"/>
+          <w:i w:val="0"/>
+          <w:iCs w:val="0"/>
+          <w:color w:val="000000" w:themeColor="text1"/>
+          <w:sz w:val="24"/>
+          <w:szCs w:val="24"/>
+        </w:rPr>
+        <w:t>к</w:t>
+      </w:r>
+      <w:r>
+        <w:rPr>
+          <w:rFonts w:ascii="Times New Roman" w:hAnsi="Times New Roman" w:cs="Times New Roman"/>
+          <w:i w:val="0"/>
+          <w:iCs w:val="0"/>
+          <w:color w:val="000000" w:themeColor="text1"/>
+          <w:sz w:val="24"/>
+          <w:szCs w:val="24"/>
+        </w:rPr>
+        <w:t>оммутатора.</w:t>
+      </w:r>
+    </w:p>
+    <w:p>
+      <w:pPr>
         <w:pStyle w:val="bulletlevel1"/>
+        <w:keepNext/>
         <w:spacing w:before="60" w:beforeAutospacing="0" w:after="60" w:afterAutospacing="0" w:line="230" w:lineRule="atLeast"/>
         <w:ind w:left="720"/>
-        <w:rPr>
-          <w:color w:val="000000"/>
-          <w:sz w:val="32"/>
-          <w:szCs w:val="32"/>
-        </w:rPr>
-      </w:pPr>
-      <w:r>
-        <w:rPr>
+        <w:jc w:val="center"/>
+      </w:pPr>
+      <w:r>
+        <w:rPr>
+          <w:noProof/>
           <w:color w:val="000000"/>
           <w:sz w:val="32"/>
           <w:szCs w:val="32"/>
@@ -1444,21 +1966,112 @@
     </w:p>
     <w:p>
       <w:pPr>
+        <w:pStyle w:val="a4"/>
+        <w:jc w:val="center"/>
+        <w:rPr>
+          <w:rFonts w:ascii="Times New Roman" w:hAnsi="Times New Roman" w:cs="Times New Roman"/>
+          <w:i w:val="0"/>
+          <w:iCs w:val="0"/>
+          <w:color w:val="000000" w:themeColor="text1"/>
+          <w:sz w:val="44"/>
+          <w:szCs w:val="44"/>
+        </w:rPr>
+      </w:pPr>
+      <w:r>
+        <w:rPr>
+          <w:rFonts w:ascii="Times New Roman" w:hAnsi="Times New Roman" w:cs="Times New Roman"/>
+          <w:i w:val="0"/>
+          <w:iCs w:val="0"/>
+          <w:color w:val="000000" w:themeColor="text1"/>
+          <w:sz w:val="24"/>
+          <w:szCs w:val="24"/>
+        </w:rPr>
+        <w:t xml:space="preserve">Рисунок </w:t>
+      </w:r>
+      <w:r>
+        <w:rPr>
+          <w:rFonts w:ascii="Times New Roman" w:hAnsi="Times New Roman" w:cs="Times New Roman"/>
+          <w:i w:val="0"/>
+          <w:iCs w:val="0"/>
+          <w:color w:val="000000" w:themeColor="text1"/>
+          <w:sz w:val="24"/>
+          <w:szCs w:val="24"/>
+        </w:rPr>
+        <w:fldChar w:fldCharType="begin"/>
+      </w:r>
+      <w:r>
+        <w:rPr>
+          <w:rFonts w:ascii="Times New Roman" w:hAnsi="Times New Roman" w:cs="Times New Roman"/>
+          <w:i w:val="0"/>
+          <w:iCs w:val="0"/>
+          <w:color w:val="000000" w:themeColor="text1"/>
+          <w:sz w:val="24"/>
+          <w:szCs w:val="24"/>
+        </w:rPr>
+        <w:instrText xml:space="preserve"> SEQ Рисунок \* ARABIC </w:instrText>
+      </w:r>
+      <w:r>
+        <w:rPr>
+          <w:rFonts w:ascii="Times New Roman" w:hAnsi="Times New Roman" w:cs="Times New Roman"/>
+          <w:i w:val="0"/>
+          <w:iCs w:val="0"/>
+          <w:color w:val="000000" w:themeColor="text1"/>
+          <w:sz w:val="24"/>
+          <w:szCs w:val="24"/>
+        </w:rPr>
+        <w:fldChar w:fldCharType="separate"/>
+      </w:r>
+      <w:r>
+        <w:rPr>
+          <w:rFonts w:ascii="Times New Roman" w:hAnsi="Times New Roman" w:cs="Times New Roman"/>
+          <w:i w:val="0"/>
+          <w:iCs w:val="0"/>
+          <w:noProof/>
+          <w:color w:val="000000" w:themeColor="text1"/>
+          <w:sz w:val="24"/>
+          <w:szCs w:val="24"/>
+        </w:rPr>
+        <w:t>6</w:t>
+      </w:r>
+      <w:r>
+        <w:rPr>
+          <w:rFonts w:ascii="Times New Roman" w:hAnsi="Times New Roman" w:cs="Times New Roman"/>
+          <w:i w:val="0"/>
+          <w:iCs w:val="0"/>
+          <w:color w:val="000000" w:themeColor="text1"/>
+          <w:sz w:val="24"/>
+          <w:szCs w:val="24"/>
+        </w:rPr>
+        <w:fldChar w:fldCharType="end"/>
+      </w:r>
+      <w:r>
+        <w:rPr>
+          <w:rFonts w:ascii="Times New Roman" w:hAnsi="Times New Roman" w:cs="Times New Roman"/>
+          <w:i w:val="0"/>
+          <w:iCs w:val="0"/>
+          <w:color w:val="000000" w:themeColor="text1"/>
+          <w:sz w:val="24"/>
+          <w:szCs w:val="24"/>
+        </w:rPr>
+        <w:t>. Присвоение пароля для остальных линий первого коммутатора.</w:t>
+      </w:r>
+    </w:p>
+    <w:p>
+      <w:pPr>
         <w:pStyle w:val="bulletlevel1"/>
+        <w:keepNext/>
         <w:spacing w:before="60" w:beforeAutospacing="0" w:after="60" w:afterAutospacing="0" w:line="230" w:lineRule="atLeast"/>
         <w:ind w:left="720"/>
-        <w:rPr>
+        <w:jc w:val="center"/>
+      </w:pPr>
+      <w:r>
+        <w:rPr>
+          <w:noProof/>
           <w:color w:val="000000"/>
           <w:sz w:val="32"/>
           <w:szCs w:val="32"/>
         </w:rPr>
-      </w:pPr>
-      <w:r>
-        <w:rPr>
-          <w:color w:val="000000"/>
-          <w:sz w:val="32"/>
-          <w:szCs w:val="32"/>
-        </w:rPr>
+        <w:lastRenderedPageBreak/>
         <w:drawing>
           <wp:inline distT="0" distB="0" distL="0" distR="0" wp14:anchorId="7863CE87" wp14:editId="4FA1DDDE">
             <wp:extent cx="1828800" cy="1762125"/>
@@ -1498,22 +2111,111 @@
     </w:p>
     <w:p>
       <w:pPr>
+        <w:pStyle w:val="a4"/>
+        <w:jc w:val="center"/>
+        <w:rPr>
+          <w:rFonts w:ascii="Times New Roman" w:hAnsi="Times New Roman" w:cs="Times New Roman"/>
+          <w:i w:val="0"/>
+          <w:iCs w:val="0"/>
+          <w:color w:val="000000" w:themeColor="text1"/>
+          <w:sz w:val="44"/>
+          <w:szCs w:val="44"/>
+        </w:rPr>
+      </w:pPr>
+      <w:r>
+        <w:rPr>
+          <w:rFonts w:ascii="Times New Roman" w:hAnsi="Times New Roman" w:cs="Times New Roman"/>
+          <w:i w:val="0"/>
+          <w:iCs w:val="0"/>
+          <w:color w:val="000000" w:themeColor="text1"/>
+          <w:sz w:val="24"/>
+          <w:szCs w:val="24"/>
+        </w:rPr>
+        <w:t xml:space="preserve">Рисунок </w:t>
+      </w:r>
+      <w:r>
+        <w:rPr>
+          <w:rFonts w:ascii="Times New Roman" w:hAnsi="Times New Roman" w:cs="Times New Roman"/>
+          <w:i w:val="0"/>
+          <w:iCs w:val="0"/>
+          <w:color w:val="000000" w:themeColor="text1"/>
+          <w:sz w:val="24"/>
+          <w:szCs w:val="24"/>
+        </w:rPr>
+        <w:fldChar w:fldCharType="begin"/>
+      </w:r>
+      <w:r>
+        <w:rPr>
+          <w:rFonts w:ascii="Times New Roman" w:hAnsi="Times New Roman" w:cs="Times New Roman"/>
+          <w:i w:val="0"/>
+          <w:iCs w:val="0"/>
+          <w:color w:val="000000" w:themeColor="text1"/>
+          <w:sz w:val="24"/>
+          <w:szCs w:val="24"/>
+        </w:rPr>
+        <w:instrText xml:space="preserve"> SEQ Рисунок \* ARABIC </w:instrText>
+      </w:r>
+      <w:r>
+        <w:rPr>
+          <w:rFonts w:ascii="Times New Roman" w:hAnsi="Times New Roman" w:cs="Times New Roman"/>
+          <w:i w:val="0"/>
+          <w:iCs w:val="0"/>
+          <w:color w:val="000000" w:themeColor="text1"/>
+          <w:sz w:val="24"/>
+          <w:szCs w:val="24"/>
+        </w:rPr>
+        <w:fldChar w:fldCharType="separate"/>
+      </w:r>
+      <w:r>
+        <w:rPr>
+          <w:rFonts w:ascii="Times New Roman" w:hAnsi="Times New Roman" w:cs="Times New Roman"/>
+          <w:i w:val="0"/>
+          <w:iCs w:val="0"/>
+          <w:noProof/>
+          <w:color w:val="000000" w:themeColor="text1"/>
+          <w:sz w:val="24"/>
+          <w:szCs w:val="24"/>
+        </w:rPr>
+        <w:t>7</w:t>
+      </w:r>
+      <w:r>
+        <w:rPr>
+          <w:rFonts w:ascii="Times New Roman" w:hAnsi="Times New Roman" w:cs="Times New Roman"/>
+          <w:i w:val="0"/>
+          <w:iCs w:val="0"/>
+          <w:color w:val="000000" w:themeColor="text1"/>
+          <w:sz w:val="24"/>
+          <w:szCs w:val="24"/>
+        </w:rPr>
+        <w:fldChar w:fldCharType="end"/>
+      </w:r>
+      <w:r>
+        <w:rPr>
+          <w:rFonts w:ascii="Times New Roman" w:hAnsi="Times New Roman" w:cs="Times New Roman"/>
+          <w:i w:val="0"/>
+          <w:iCs w:val="0"/>
+          <w:color w:val="000000" w:themeColor="text1"/>
+          <w:sz w:val="24"/>
+          <w:szCs w:val="24"/>
+        </w:rPr>
+        <w:t>. Проверка паролей для первого коммутатора.</w:t>
+      </w:r>
+    </w:p>
+    <w:p>
+      <w:pPr>
         <w:pStyle w:val="bulletlevel1"/>
+        <w:keepNext/>
         <w:spacing w:before="60" w:beforeAutospacing="0" w:after="60" w:afterAutospacing="0" w:line="230" w:lineRule="atLeast"/>
         <w:ind w:left="720"/>
-        <w:rPr>
+        <w:jc w:val="center"/>
+      </w:pPr>
+      <w:r>
+        <w:rPr>
+          <w:noProof/>
           <w:color w:val="000000"/>
           <w:sz w:val="32"/>
           <w:szCs w:val="32"/>
         </w:rPr>
-      </w:pPr>
-      <w:r>
-        <w:rPr>
-          <w:color w:val="000000"/>
-          <w:sz w:val="32"/>
-          <w:szCs w:val="32"/>
-        </w:rPr>
-        <w:lastRenderedPageBreak/>
         <w:drawing>
           <wp:inline distT="0" distB="0" distL="0" distR="0" wp14:anchorId="69B8CBA2" wp14:editId="7168F3C5">
             <wp:extent cx="4324954" cy="2876951"/>
@@ -1553,17 +2255,107 @@
     </w:p>
     <w:p>
       <w:pPr>
+        <w:pStyle w:val="a4"/>
+        <w:jc w:val="center"/>
+        <w:rPr>
+          <w:rFonts w:ascii="Times New Roman" w:hAnsi="Times New Roman" w:cs="Times New Roman"/>
+          <w:i w:val="0"/>
+          <w:iCs w:val="0"/>
+          <w:color w:val="000000" w:themeColor="text1"/>
+          <w:sz w:val="44"/>
+          <w:szCs w:val="44"/>
+        </w:rPr>
+      </w:pPr>
+      <w:r>
+        <w:rPr>
+          <w:rFonts w:ascii="Times New Roman" w:hAnsi="Times New Roman" w:cs="Times New Roman"/>
+          <w:i w:val="0"/>
+          <w:iCs w:val="0"/>
+          <w:color w:val="000000" w:themeColor="text1"/>
+          <w:sz w:val="24"/>
+          <w:szCs w:val="24"/>
+        </w:rPr>
+        <w:t xml:space="preserve">Рисунок </w:t>
+      </w:r>
+      <w:r>
+        <w:rPr>
+          <w:rFonts w:ascii="Times New Roman" w:hAnsi="Times New Roman" w:cs="Times New Roman"/>
+          <w:i w:val="0"/>
+          <w:iCs w:val="0"/>
+          <w:color w:val="000000" w:themeColor="text1"/>
+          <w:sz w:val="24"/>
+          <w:szCs w:val="24"/>
+        </w:rPr>
+        <w:fldChar w:fldCharType="begin"/>
+      </w:r>
+      <w:r>
+        <w:rPr>
+          <w:rFonts w:ascii="Times New Roman" w:hAnsi="Times New Roman" w:cs="Times New Roman"/>
+          <w:i w:val="0"/>
+          <w:iCs w:val="0"/>
+          <w:color w:val="000000" w:themeColor="text1"/>
+          <w:sz w:val="24"/>
+          <w:szCs w:val="24"/>
+        </w:rPr>
+        <w:instrText xml:space="preserve"> SEQ Рисунок \* ARABIC </w:instrText>
+      </w:r>
+      <w:r>
+        <w:rPr>
+          <w:rFonts w:ascii="Times New Roman" w:hAnsi="Times New Roman" w:cs="Times New Roman"/>
+          <w:i w:val="0"/>
+          <w:iCs w:val="0"/>
+          <w:color w:val="000000" w:themeColor="text1"/>
+          <w:sz w:val="24"/>
+          <w:szCs w:val="24"/>
+        </w:rPr>
+        <w:fldChar w:fldCharType="separate"/>
+      </w:r>
+      <w:r>
+        <w:rPr>
+          <w:rFonts w:ascii="Times New Roman" w:hAnsi="Times New Roman" w:cs="Times New Roman"/>
+          <w:i w:val="0"/>
+          <w:iCs w:val="0"/>
+          <w:noProof/>
+          <w:color w:val="000000" w:themeColor="text1"/>
+          <w:sz w:val="24"/>
+          <w:szCs w:val="24"/>
+        </w:rPr>
+        <w:t>8</w:t>
+      </w:r>
+      <w:r>
+        <w:rPr>
+          <w:rFonts w:ascii="Times New Roman" w:hAnsi="Times New Roman" w:cs="Times New Roman"/>
+          <w:i w:val="0"/>
+          <w:iCs w:val="0"/>
+          <w:color w:val="000000" w:themeColor="text1"/>
+          <w:sz w:val="24"/>
+          <w:szCs w:val="24"/>
+        </w:rPr>
+        <w:fldChar w:fldCharType="end"/>
+      </w:r>
+      <w:r>
+        <w:rPr>
+          <w:rFonts w:ascii="Times New Roman" w:hAnsi="Times New Roman" w:cs="Times New Roman"/>
+          <w:i w:val="0"/>
+          <w:iCs w:val="0"/>
+          <w:color w:val="000000" w:themeColor="text1"/>
+          <w:sz w:val="24"/>
+          <w:szCs w:val="24"/>
+        </w:rPr>
+        <w:t>. Присвоение пароля всем линиям для второго коммутатора.</w:t>
+      </w:r>
+    </w:p>
+    <w:p>
+      <w:pPr>
         <w:pStyle w:val="bulletlevel1"/>
+        <w:keepNext/>
         <w:spacing w:before="60" w:beforeAutospacing="0" w:after="60" w:afterAutospacing="0" w:line="230" w:lineRule="atLeast"/>
         <w:ind w:left="720"/>
-        <w:rPr>
-          <w:color w:val="000000"/>
-          <w:sz w:val="32"/>
-          <w:szCs w:val="32"/>
-        </w:rPr>
-      </w:pPr>
-      <w:r>
-        <w:rPr>
+        <w:jc w:val="center"/>
+      </w:pPr>
+      <w:r>
+        <w:rPr>
+          <w:noProof/>
           <w:color w:val="000000"/>
           <w:sz w:val="32"/>
           <w:szCs w:val="32"/>
@@ -1607,6 +2399,98 @@
     </w:p>
     <w:p>
       <w:pPr>
+        <w:pStyle w:val="a4"/>
+        <w:jc w:val="center"/>
+        <w:rPr>
+          <w:rFonts w:ascii="Times New Roman" w:hAnsi="Times New Roman" w:cs="Times New Roman"/>
+          <w:i w:val="0"/>
+          <w:iCs w:val="0"/>
+          <w:color w:val="000000" w:themeColor="text1"/>
+          <w:sz w:val="44"/>
+          <w:szCs w:val="44"/>
+        </w:rPr>
+      </w:pPr>
+      <w:r>
+        <w:rPr>
+          <w:rFonts w:ascii="Times New Roman" w:hAnsi="Times New Roman" w:cs="Times New Roman"/>
+          <w:i w:val="0"/>
+          <w:iCs w:val="0"/>
+          <w:color w:val="000000" w:themeColor="text1"/>
+          <w:sz w:val="24"/>
+          <w:szCs w:val="24"/>
+        </w:rPr>
+        <w:t xml:space="preserve">Рисунок </w:t>
+      </w:r>
+      <w:r>
+        <w:rPr>
+          <w:rFonts w:ascii="Times New Roman" w:hAnsi="Times New Roman" w:cs="Times New Roman"/>
+          <w:i w:val="0"/>
+          <w:iCs w:val="0"/>
+          <w:color w:val="000000" w:themeColor="text1"/>
+          <w:sz w:val="24"/>
+          <w:szCs w:val="24"/>
+        </w:rPr>
+        <w:fldChar w:fldCharType="begin"/>
+      </w:r>
+      <w:r>
+        <w:rPr>
+          <w:rFonts w:ascii="Times New Roman" w:hAnsi="Times New Roman" w:cs="Times New Roman"/>
+          <w:i w:val="0"/>
+          <w:iCs w:val="0"/>
+          <w:color w:val="000000" w:themeColor="text1"/>
+          <w:sz w:val="24"/>
+          <w:szCs w:val="24"/>
+        </w:rPr>
+        <w:instrText xml:space="preserve"> SEQ Рисунок \* ARABIC </w:instrText>
+      </w:r>
+      <w:r>
+        <w:rPr>
+          <w:rFonts w:ascii="Times New Roman" w:hAnsi="Times New Roman" w:cs="Times New Roman"/>
+          <w:i w:val="0"/>
+          <w:iCs w:val="0"/>
+          <w:color w:val="000000" w:themeColor="text1"/>
+          <w:sz w:val="24"/>
+          <w:szCs w:val="24"/>
+        </w:rPr>
+        <w:fldChar w:fldCharType="separate"/>
+      </w:r>
+      <w:r>
+        <w:rPr>
+          <w:rFonts w:ascii="Times New Roman" w:hAnsi="Times New Roman" w:cs="Times New Roman"/>
+          <w:i w:val="0"/>
+          <w:iCs w:val="0"/>
+          <w:noProof/>
+          <w:color w:val="000000" w:themeColor="text1"/>
+          <w:sz w:val="24"/>
+          <w:szCs w:val="24"/>
+        </w:rPr>
+        <w:t>9</w:t>
+      </w:r>
+      <w:r>
+        <w:rPr>
+          <w:rFonts w:ascii="Times New Roman" w:hAnsi="Times New Roman" w:cs="Times New Roman"/>
+          <w:i w:val="0"/>
+          <w:iCs w:val="0"/>
+          <w:color w:val="000000" w:themeColor="text1"/>
+          <w:sz w:val="24"/>
+          <w:szCs w:val="24"/>
+        </w:rPr>
+        <w:fldChar w:fldCharType="end"/>
+      </w:r>
+      <w:r>
+        <w:rPr>
+          <w:rFonts w:ascii="Times New Roman" w:hAnsi="Times New Roman" w:cs="Times New Roman"/>
+          <w:i w:val="0"/>
+          <w:iCs w:val="0"/>
+          <w:color w:val="000000" w:themeColor="text1"/>
+          <w:sz w:val="24"/>
+          <w:szCs w:val="24"/>
+        </w:rPr>
+        <w:t>. Проверка паролей для второго коммутатора.</w:t>
+      </w:r>
+    </w:p>
+    <w:p>
+      <w:pPr>
         <w:pStyle w:val="bulletlevel1"/>
         <w:spacing w:before="60" w:beforeAutospacing="0" w:after="60" w:afterAutospacing="0" w:line="230" w:lineRule="atLeast"/>
         <w:ind w:left="720"/>
@@ -1616,6 +2500,25 @@
           <w:szCs w:val="32"/>
         </w:rPr>
       </w:pPr>
+    </w:p>
+    <w:p>
+      <w:pPr>
+        <w:rPr>
+          <w:rFonts w:ascii="Times New Roman" w:eastAsia="Times New Roman" w:hAnsi="Times New Roman" w:cs="Times New Roman"/>
+          <w:color w:val="000000"/>
+          <w:sz w:val="28"/>
+          <w:szCs w:val="28"/>
+          <w:lang w:eastAsia="ru-RU"/>
+        </w:rPr>
+      </w:pPr>
+      <w:r>
+        <w:rPr>
+          <w:color w:val="000000"/>
+          <w:sz w:val="28"/>
+          <w:szCs w:val="28"/>
+        </w:rPr>
+        <w:br w:type="page"/>
+      </w:r>
     </w:p>
     <w:p>
       <w:pPr>
@@ -1637,22 +2540,21 @@
           <w:sz w:val="28"/>
           <w:szCs w:val="28"/>
         </w:rPr>
+        <w:lastRenderedPageBreak/>
         <w:t>Используем скрытый пароль C4aJa.</w:t>
       </w:r>
     </w:p>
     <w:p>
       <w:pPr>
         <w:pStyle w:val="bulletlevel1"/>
+        <w:keepNext/>
         <w:spacing w:before="60" w:beforeAutospacing="0" w:after="60" w:afterAutospacing="0" w:line="230" w:lineRule="atLeast"/>
         <w:ind w:left="720"/>
-        <w:rPr>
-          <w:color w:val="000000"/>
-          <w:sz w:val="36"/>
-          <w:szCs w:val="36"/>
-        </w:rPr>
-      </w:pPr>
-      <w:r>
-        <w:rPr>
+        <w:jc w:val="center"/>
+      </w:pPr>
+      <w:r>
+        <w:rPr>
+          <w:noProof/>
           <w:color w:val="000000"/>
           <w:sz w:val="36"/>
           <w:szCs w:val="36"/>
@@ -1696,17 +2598,119 @@
     </w:p>
     <w:p>
       <w:pPr>
+        <w:pStyle w:val="a4"/>
+        <w:jc w:val="center"/>
+        <w:rPr>
+          <w:rFonts w:ascii="Times New Roman" w:hAnsi="Times New Roman" w:cs="Times New Roman"/>
+          <w:i w:val="0"/>
+          <w:iCs w:val="0"/>
+          <w:color w:val="000000" w:themeColor="text1"/>
+          <w:sz w:val="24"/>
+          <w:szCs w:val="24"/>
+        </w:rPr>
+      </w:pPr>
+      <w:r>
+        <w:rPr>
+          <w:rFonts w:ascii="Times New Roman" w:hAnsi="Times New Roman" w:cs="Times New Roman"/>
+          <w:i w:val="0"/>
+          <w:iCs w:val="0"/>
+          <w:color w:val="000000" w:themeColor="text1"/>
+          <w:sz w:val="24"/>
+          <w:szCs w:val="24"/>
+        </w:rPr>
+        <w:t xml:space="preserve">Рисунок </w:t>
+      </w:r>
+      <w:r>
+        <w:rPr>
+          <w:rFonts w:ascii="Times New Roman" w:hAnsi="Times New Roman" w:cs="Times New Roman"/>
+          <w:i w:val="0"/>
+          <w:iCs w:val="0"/>
+          <w:color w:val="000000" w:themeColor="text1"/>
+          <w:sz w:val="24"/>
+          <w:szCs w:val="24"/>
+        </w:rPr>
+        <w:fldChar w:fldCharType="begin"/>
+      </w:r>
+      <w:r>
+        <w:rPr>
+          <w:rFonts w:ascii="Times New Roman" w:hAnsi="Times New Roman" w:cs="Times New Roman"/>
+          <w:i w:val="0"/>
+          <w:iCs w:val="0"/>
+          <w:color w:val="000000" w:themeColor="text1"/>
+          <w:sz w:val="24"/>
+          <w:szCs w:val="24"/>
+        </w:rPr>
+        <w:instrText xml:space="preserve"> SEQ Рисунок \* ARABIC </w:instrText>
+      </w:r>
+      <w:r>
+        <w:rPr>
+          <w:rFonts w:ascii="Times New Roman" w:hAnsi="Times New Roman" w:cs="Times New Roman"/>
+          <w:i w:val="0"/>
+          <w:iCs w:val="0"/>
+          <w:color w:val="000000" w:themeColor="text1"/>
+          <w:sz w:val="24"/>
+          <w:szCs w:val="24"/>
+        </w:rPr>
+        <w:fldChar w:fldCharType="separate"/>
+      </w:r>
+      <w:r>
+        <w:rPr>
+          <w:rFonts w:ascii="Times New Roman" w:hAnsi="Times New Roman" w:cs="Times New Roman"/>
+          <w:i w:val="0"/>
+          <w:iCs w:val="0"/>
+          <w:noProof/>
+          <w:color w:val="000000" w:themeColor="text1"/>
+          <w:sz w:val="24"/>
+          <w:szCs w:val="24"/>
+        </w:rPr>
+        <w:t>10</w:t>
+      </w:r>
+      <w:r>
+        <w:rPr>
+          <w:rFonts w:ascii="Times New Roman" w:hAnsi="Times New Roman" w:cs="Times New Roman"/>
+          <w:i w:val="0"/>
+          <w:iCs w:val="0"/>
+          <w:color w:val="000000" w:themeColor="text1"/>
+          <w:sz w:val="24"/>
+          <w:szCs w:val="24"/>
+        </w:rPr>
+        <w:fldChar w:fldCharType="end"/>
+      </w:r>
+      <w:r>
+        <w:rPr>
+          <w:rFonts w:ascii="Times New Roman" w:hAnsi="Times New Roman" w:cs="Times New Roman"/>
+          <w:i w:val="0"/>
+          <w:iCs w:val="0"/>
+          <w:color w:val="000000" w:themeColor="text1"/>
+          <w:sz w:val="24"/>
+          <w:szCs w:val="24"/>
+        </w:rPr>
+        <w:t>. Установка скрытого пароля "C4aJa"</w:t>
+      </w:r>
+      <w:r>
+        <w:rPr>
+          <w:rFonts w:ascii="Times New Roman" w:hAnsi="Times New Roman" w:cs="Times New Roman"/>
+          <w:i w:val="0"/>
+          <w:iCs w:val="0"/>
+          <w:noProof/>
+          <w:color w:val="000000" w:themeColor="text1"/>
+          <w:sz w:val="24"/>
+          <w:szCs w:val="24"/>
+        </w:rPr>
+        <w:t xml:space="preserve"> для первого коммутатора.</w:t>
+      </w:r>
+    </w:p>
+    <w:p>
+      <w:pPr>
         <w:pStyle w:val="bulletlevel1"/>
+        <w:keepNext/>
         <w:spacing w:before="60" w:beforeAutospacing="0" w:after="60" w:afterAutospacing="0" w:line="230" w:lineRule="atLeast"/>
         <w:ind w:left="720"/>
-        <w:rPr>
-          <w:color w:val="000000"/>
-          <w:sz w:val="36"/>
-          <w:szCs w:val="36"/>
-        </w:rPr>
-      </w:pPr>
-      <w:r>
-        <w:rPr>
+        <w:jc w:val="center"/>
+      </w:pPr>
+      <w:r>
+        <w:rPr>
+          <w:noProof/>
           <w:color w:val="000000"/>
           <w:sz w:val="36"/>
           <w:szCs w:val="36"/>
@@ -1750,6 +2754,98 @@
     </w:p>
     <w:p>
       <w:pPr>
+        <w:pStyle w:val="a4"/>
+        <w:jc w:val="center"/>
+        <w:rPr>
+          <w:rFonts w:ascii="Times New Roman" w:hAnsi="Times New Roman" w:cs="Times New Roman"/>
+          <w:i w:val="0"/>
+          <w:iCs w:val="0"/>
+          <w:color w:val="000000" w:themeColor="text1"/>
+          <w:sz w:val="48"/>
+          <w:szCs w:val="48"/>
+        </w:rPr>
+      </w:pPr>
+      <w:r>
+        <w:rPr>
+          <w:rFonts w:ascii="Times New Roman" w:hAnsi="Times New Roman" w:cs="Times New Roman"/>
+          <w:i w:val="0"/>
+          <w:iCs w:val="0"/>
+          <w:color w:val="000000" w:themeColor="text1"/>
+          <w:sz w:val="24"/>
+          <w:szCs w:val="24"/>
+        </w:rPr>
+        <w:t xml:space="preserve">Рисунок </w:t>
+      </w:r>
+      <w:r>
+        <w:rPr>
+          <w:rFonts w:ascii="Times New Roman" w:hAnsi="Times New Roman" w:cs="Times New Roman"/>
+          <w:i w:val="0"/>
+          <w:iCs w:val="0"/>
+          <w:color w:val="000000" w:themeColor="text1"/>
+          <w:sz w:val="24"/>
+          <w:szCs w:val="24"/>
+        </w:rPr>
+        <w:fldChar w:fldCharType="begin"/>
+      </w:r>
+      <w:r>
+        <w:rPr>
+          <w:rFonts w:ascii="Times New Roman" w:hAnsi="Times New Roman" w:cs="Times New Roman"/>
+          <w:i w:val="0"/>
+          <w:iCs w:val="0"/>
+          <w:color w:val="000000" w:themeColor="text1"/>
+          <w:sz w:val="24"/>
+          <w:szCs w:val="24"/>
+        </w:rPr>
+        <w:instrText xml:space="preserve"> SEQ Рисунок \* ARABIC </w:instrText>
+      </w:r>
+      <w:r>
+        <w:rPr>
+          <w:rFonts w:ascii="Times New Roman" w:hAnsi="Times New Roman" w:cs="Times New Roman"/>
+          <w:i w:val="0"/>
+          <w:iCs w:val="0"/>
+          <w:color w:val="000000" w:themeColor="text1"/>
+          <w:sz w:val="24"/>
+          <w:szCs w:val="24"/>
+        </w:rPr>
+        <w:fldChar w:fldCharType="separate"/>
+      </w:r>
+      <w:r>
+        <w:rPr>
+          <w:rFonts w:ascii="Times New Roman" w:hAnsi="Times New Roman" w:cs="Times New Roman"/>
+          <w:i w:val="0"/>
+          <w:iCs w:val="0"/>
+          <w:noProof/>
+          <w:color w:val="000000" w:themeColor="text1"/>
+          <w:sz w:val="24"/>
+          <w:szCs w:val="24"/>
+        </w:rPr>
+        <w:t>11</w:t>
+      </w:r>
+      <w:r>
+        <w:rPr>
+          <w:rFonts w:ascii="Times New Roman" w:hAnsi="Times New Roman" w:cs="Times New Roman"/>
+          <w:i w:val="0"/>
+          <w:iCs w:val="0"/>
+          <w:color w:val="000000" w:themeColor="text1"/>
+          <w:sz w:val="24"/>
+          <w:szCs w:val="24"/>
+        </w:rPr>
+        <w:fldChar w:fldCharType="end"/>
+      </w:r>
+      <w:r>
+        <w:rPr>
+          <w:rFonts w:ascii="Times New Roman" w:hAnsi="Times New Roman" w:cs="Times New Roman"/>
+          <w:i w:val="0"/>
+          <w:iCs w:val="0"/>
+          <w:color w:val="000000" w:themeColor="text1"/>
+          <w:sz w:val="24"/>
+          <w:szCs w:val="24"/>
+        </w:rPr>
+        <w:t>. Установка скрытого пароля "C4aJa" для второго коммутатора.</w:t>
+      </w:r>
+    </w:p>
+    <w:p>
+      <w:pPr>
         <w:pStyle w:val="bulletlevel1"/>
         <w:numPr>
           <w:ilvl w:val="0"/>
@@ -1768,23 +2864,20 @@
           <w:sz w:val="28"/>
           <w:szCs w:val="28"/>
         </w:rPr>
-        <w:lastRenderedPageBreak/>
         <w:t>Шифруем все незашифрованные пароли.</w:t>
       </w:r>
     </w:p>
     <w:p>
       <w:pPr>
         <w:pStyle w:val="bulletlevel1"/>
+        <w:keepNext/>
         <w:spacing w:before="60" w:beforeAutospacing="0" w:after="60" w:afterAutospacing="0" w:line="230" w:lineRule="atLeast"/>
         <w:ind w:left="720"/>
-        <w:rPr>
-          <w:color w:val="000000"/>
-          <w:sz w:val="40"/>
-          <w:szCs w:val="40"/>
-        </w:rPr>
-      </w:pPr>
-      <w:r>
-        <w:rPr>
+        <w:jc w:val="center"/>
+      </w:pPr>
+      <w:r>
+        <w:rPr>
+          <w:noProof/>
           <w:color w:val="000000"/>
           <w:sz w:val="40"/>
           <w:szCs w:val="40"/>
@@ -1828,17 +2921,129 @@
     </w:p>
     <w:p>
       <w:pPr>
+        <w:pStyle w:val="a4"/>
+        <w:jc w:val="center"/>
+        <w:rPr>
+          <w:rFonts w:ascii="Times New Roman" w:hAnsi="Times New Roman" w:cs="Times New Roman"/>
+          <w:i w:val="0"/>
+          <w:iCs w:val="0"/>
+          <w:color w:val="000000" w:themeColor="text1"/>
+          <w:sz w:val="52"/>
+          <w:szCs w:val="52"/>
+        </w:rPr>
+      </w:pPr>
+      <w:r>
+        <w:rPr>
+          <w:rFonts w:ascii="Times New Roman" w:hAnsi="Times New Roman" w:cs="Times New Roman"/>
+          <w:i w:val="0"/>
+          <w:iCs w:val="0"/>
+          <w:color w:val="000000" w:themeColor="text1"/>
+          <w:sz w:val="24"/>
+          <w:szCs w:val="24"/>
+        </w:rPr>
+        <w:t xml:space="preserve">Рисунок </w:t>
+      </w:r>
+      <w:r>
+        <w:rPr>
+          <w:rFonts w:ascii="Times New Roman" w:hAnsi="Times New Roman" w:cs="Times New Roman"/>
+          <w:i w:val="0"/>
+          <w:iCs w:val="0"/>
+          <w:color w:val="000000" w:themeColor="text1"/>
+          <w:sz w:val="24"/>
+          <w:szCs w:val="24"/>
+        </w:rPr>
+        <w:fldChar w:fldCharType="begin"/>
+      </w:r>
+      <w:r>
+        <w:rPr>
+          <w:rFonts w:ascii="Times New Roman" w:hAnsi="Times New Roman" w:cs="Times New Roman"/>
+          <w:i w:val="0"/>
+          <w:iCs w:val="0"/>
+          <w:color w:val="000000" w:themeColor="text1"/>
+          <w:sz w:val="24"/>
+          <w:szCs w:val="24"/>
+        </w:rPr>
+        <w:instrText xml:space="preserve"> SEQ Рисунок \* ARABIC </w:instrText>
+      </w:r>
+      <w:r>
+        <w:rPr>
+          <w:rFonts w:ascii="Times New Roman" w:hAnsi="Times New Roman" w:cs="Times New Roman"/>
+          <w:i w:val="0"/>
+          <w:iCs w:val="0"/>
+          <w:color w:val="000000" w:themeColor="text1"/>
+          <w:sz w:val="24"/>
+          <w:szCs w:val="24"/>
+        </w:rPr>
+        <w:fldChar w:fldCharType="separate"/>
+      </w:r>
+      <w:r>
+        <w:rPr>
+          <w:rFonts w:ascii="Times New Roman" w:hAnsi="Times New Roman" w:cs="Times New Roman"/>
+          <w:i w:val="0"/>
+          <w:iCs w:val="0"/>
+          <w:noProof/>
+          <w:color w:val="000000" w:themeColor="text1"/>
+          <w:sz w:val="24"/>
+          <w:szCs w:val="24"/>
+        </w:rPr>
+        <w:t>12</w:t>
+      </w:r>
+      <w:r>
+        <w:rPr>
+          <w:rFonts w:ascii="Times New Roman" w:hAnsi="Times New Roman" w:cs="Times New Roman"/>
+          <w:i w:val="0"/>
+          <w:iCs w:val="0"/>
+          <w:color w:val="000000" w:themeColor="text1"/>
+          <w:sz w:val="24"/>
+          <w:szCs w:val="24"/>
+        </w:rPr>
+        <w:fldChar w:fldCharType="end"/>
+      </w:r>
+      <w:r>
+        <w:rPr>
+          <w:rFonts w:ascii="Times New Roman" w:hAnsi="Times New Roman" w:cs="Times New Roman"/>
+          <w:i w:val="0"/>
+          <w:iCs w:val="0"/>
+          <w:color w:val="000000" w:themeColor="text1"/>
+          <w:sz w:val="24"/>
+          <w:szCs w:val="24"/>
+        </w:rPr>
+        <w:t>. Шифро</w:t>
+      </w:r>
+      <w:r>
+        <w:rPr>
+          <w:rFonts w:ascii="Times New Roman" w:hAnsi="Times New Roman" w:cs="Times New Roman"/>
+          <w:i w:val="0"/>
+          <w:iCs w:val="0"/>
+          <w:color w:val="000000" w:themeColor="text1"/>
+          <w:sz w:val="24"/>
+          <w:szCs w:val="24"/>
+        </w:rPr>
+        <w:t>вание</w:t>
+      </w:r>
+      <w:r>
+        <w:rPr>
+          <w:rFonts w:ascii="Times New Roman" w:hAnsi="Times New Roman" w:cs="Times New Roman"/>
+          <w:i w:val="0"/>
+          <w:iCs w:val="0"/>
+          <w:color w:val="000000" w:themeColor="text1"/>
+          <w:sz w:val="24"/>
+          <w:szCs w:val="24"/>
+        </w:rPr>
+        <w:t xml:space="preserve"> всех паролей для первого коммутатора.</w:t>
+      </w:r>
+    </w:p>
+    <w:p>
+      <w:pPr>
         <w:pStyle w:val="bulletlevel1"/>
+        <w:keepNext/>
         <w:spacing w:before="60" w:beforeAutospacing="0" w:after="60" w:afterAutospacing="0" w:line="230" w:lineRule="atLeast"/>
         <w:ind w:left="720"/>
-        <w:rPr>
-          <w:color w:val="000000"/>
-          <w:sz w:val="40"/>
-          <w:szCs w:val="40"/>
-        </w:rPr>
-      </w:pPr>
-      <w:r>
-        <w:rPr>
+        <w:jc w:val="center"/>
+      </w:pPr>
+      <w:r>
+        <w:rPr>
+          <w:noProof/>
           <w:color w:val="000000"/>
           <w:sz w:val="40"/>
           <w:szCs w:val="40"/>
@@ -1882,21 +3087,112 @@
     </w:p>
     <w:p>
       <w:pPr>
+        <w:pStyle w:val="a4"/>
+        <w:jc w:val="center"/>
+        <w:rPr>
+          <w:rFonts w:ascii="Times New Roman" w:hAnsi="Times New Roman" w:cs="Times New Roman"/>
+          <w:i w:val="0"/>
+          <w:iCs w:val="0"/>
+          <w:color w:val="000000" w:themeColor="text1"/>
+          <w:sz w:val="52"/>
+          <w:szCs w:val="52"/>
+        </w:rPr>
+      </w:pPr>
+      <w:r>
+        <w:rPr>
+          <w:rFonts w:ascii="Times New Roman" w:hAnsi="Times New Roman" w:cs="Times New Roman"/>
+          <w:i w:val="0"/>
+          <w:iCs w:val="0"/>
+          <w:color w:val="000000" w:themeColor="text1"/>
+          <w:sz w:val="24"/>
+          <w:szCs w:val="24"/>
+        </w:rPr>
+        <w:t xml:space="preserve">Рисунок </w:t>
+      </w:r>
+      <w:r>
+        <w:rPr>
+          <w:rFonts w:ascii="Times New Roman" w:hAnsi="Times New Roman" w:cs="Times New Roman"/>
+          <w:i w:val="0"/>
+          <w:iCs w:val="0"/>
+          <w:color w:val="000000" w:themeColor="text1"/>
+          <w:sz w:val="24"/>
+          <w:szCs w:val="24"/>
+        </w:rPr>
+        <w:fldChar w:fldCharType="begin"/>
+      </w:r>
+      <w:r>
+        <w:rPr>
+          <w:rFonts w:ascii="Times New Roman" w:hAnsi="Times New Roman" w:cs="Times New Roman"/>
+          <w:i w:val="0"/>
+          <w:iCs w:val="0"/>
+          <w:color w:val="000000" w:themeColor="text1"/>
+          <w:sz w:val="24"/>
+          <w:szCs w:val="24"/>
+        </w:rPr>
+        <w:instrText xml:space="preserve"> SEQ Рисунок \* ARABIC </w:instrText>
+      </w:r>
+      <w:r>
+        <w:rPr>
+          <w:rFonts w:ascii="Times New Roman" w:hAnsi="Times New Roman" w:cs="Times New Roman"/>
+          <w:i w:val="0"/>
+          <w:iCs w:val="0"/>
+          <w:color w:val="000000" w:themeColor="text1"/>
+          <w:sz w:val="24"/>
+          <w:szCs w:val="24"/>
+        </w:rPr>
+        <w:fldChar w:fldCharType="separate"/>
+      </w:r>
+      <w:r>
+        <w:rPr>
+          <w:rFonts w:ascii="Times New Roman" w:hAnsi="Times New Roman" w:cs="Times New Roman"/>
+          <w:i w:val="0"/>
+          <w:iCs w:val="0"/>
+          <w:noProof/>
+          <w:color w:val="000000" w:themeColor="text1"/>
+          <w:sz w:val="24"/>
+          <w:szCs w:val="24"/>
+        </w:rPr>
+        <w:t>13</w:t>
+      </w:r>
+      <w:r>
+        <w:rPr>
+          <w:rFonts w:ascii="Times New Roman" w:hAnsi="Times New Roman" w:cs="Times New Roman"/>
+          <w:i w:val="0"/>
+          <w:iCs w:val="0"/>
+          <w:color w:val="000000" w:themeColor="text1"/>
+          <w:sz w:val="24"/>
+          <w:szCs w:val="24"/>
+        </w:rPr>
+        <w:fldChar w:fldCharType="end"/>
+      </w:r>
+      <w:r>
+        <w:rPr>
+          <w:rFonts w:ascii="Times New Roman" w:hAnsi="Times New Roman" w:cs="Times New Roman"/>
+          <w:i w:val="0"/>
+          <w:iCs w:val="0"/>
+          <w:color w:val="000000" w:themeColor="text1"/>
+          <w:sz w:val="24"/>
+          <w:szCs w:val="24"/>
+        </w:rPr>
+        <w:t>. Проверка шифрования всех паролей для первого коммутатора.</w:t>
+      </w:r>
+    </w:p>
+    <w:p>
+      <w:pPr>
         <w:pStyle w:val="bulletlevel1"/>
+        <w:keepNext/>
         <w:spacing w:before="60" w:beforeAutospacing="0" w:after="60" w:afterAutospacing="0" w:line="230" w:lineRule="atLeast"/>
         <w:ind w:left="720"/>
-        <w:rPr>
+        <w:jc w:val="center"/>
+      </w:pPr>
+      <w:r>
+        <w:rPr>
+          <w:noProof/>
           <w:color w:val="000000"/>
           <w:sz w:val="40"/>
           <w:szCs w:val="40"/>
         </w:rPr>
-      </w:pPr>
-      <w:r>
-        <w:rPr>
-          <w:color w:val="000000"/>
-          <w:sz w:val="40"/>
-          <w:szCs w:val="40"/>
-        </w:rPr>
+        <w:lastRenderedPageBreak/>
         <w:drawing>
           <wp:inline distT="0" distB="0" distL="0" distR="0" wp14:anchorId="7578C57B" wp14:editId="353CFFA9">
             <wp:extent cx="4372585" cy="695422"/>
@@ -1936,17 +3232,107 @@
     </w:p>
     <w:p>
       <w:pPr>
+        <w:pStyle w:val="a4"/>
+        <w:jc w:val="center"/>
+        <w:rPr>
+          <w:rFonts w:ascii="Times New Roman" w:hAnsi="Times New Roman" w:cs="Times New Roman"/>
+          <w:i w:val="0"/>
+          <w:iCs w:val="0"/>
+          <w:color w:val="000000" w:themeColor="text1"/>
+          <w:sz w:val="52"/>
+          <w:szCs w:val="52"/>
+        </w:rPr>
+      </w:pPr>
+      <w:r>
+        <w:rPr>
+          <w:rFonts w:ascii="Times New Roman" w:hAnsi="Times New Roman" w:cs="Times New Roman"/>
+          <w:i w:val="0"/>
+          <w:iCs w:val="0"/>
+          <w:color w:val="000000" w:themeColor="text1"/>
+          <w:sz w:val="24"/>
+          <w:szCs w:val="24"/>
+        </w:rPr>
+        <w:t xml:space="preserve">Рисунок </w:t>
+      </w:r>
+      <w:r>
+        <w:rPr>
+          <w:rFonts w:ascii="Times New Roman" w:hAnsi="Times New Roman" w:cs="Times New Roman"/>
+          <w:i w:val="0"/>
+          <w:iCs w:val="0"/>
+          <w:color w:val="000000" w:themeColor="text1"/>
+          <w:sz w:val="24"/>
+          <w:szCs w:val="24"/>
+        </w:rPr>
+        <w:fldChar w:fldCharType="begin"/>
+      </w:r>
+      <w:r>
+        <w:rPr>
+          <w:rFonts w:ascii="Times New Roman" w:hAnsi="Times New Roman" w:cs="Times New Roman"/>
+          <w:i w:val="0"/>
+          <w:iCs w:val="0"/>
+          <w:color w:val="000000" w:themeColor="text1"/>
+          <w:sz w:val="24"/>
+          <w:szCs w:val="24"/>
+        </w:rPr>
+        <w:instrText xml:space="preserve"> SEQ Рисунок \* ARABIC </w:instrText>
+      </w:r>
+      <w:r>
+        <w:rPr>
+          <w:rFonts w:ascii="Times New Roman" w:hAnsi="Times New Roman" w:cs="Times New Roman"/>
+          <w:i w:val="0"/>
+          <w:iCs w:val="0"/>
+          <w:color w:val="000000" w:themeColor="text1"/>
+          <w:sz w:val="24"/>
+          <w:szCs w:val="24"/>
+        </w:rPr>
+        <w:fldChar w:fldCharType="separate"/>
+      </w:r>
+      <w:r>
+        <w:rPr>
+          <w:rFonts w:ascii="Times New Roman" w:hAnsi="Times New Roman" w:cs="Times New Roman"/>
+          <w:i w:val="0"/>
+          <w:iCs w:val="0"/>
+          <w:noProof/>
+          <w:color w:val="000000" w:themeColor="text1"/>
+          <w:sz w:val="24"/>
+          <w:szCs w:val="24"/>
+        </w:rPr>
+        <w:t>14</w:t>
+      </w:r>
+      <w:r>
+        <w:rPr>
+          <w:rFonts w:ascii="Times New Roman" w:hAnsi="Times New Roman" w:cs="Times New Roman"/>
+          <w:i w:val="0"/>
+          <w:iCs w:val="0"/>
+          <w:color w:val="000000" w:themeColor="text1"/>
+          <w:sz w:val="24"/>
+          <w:szCs w:val="24"/>
+        </w:rPr>
+        <w:fldChar w:fldCharType="end"/>
+      </w:r>
+      <w:r>
+        <w:rPr>
+          <w:rFonts w:ascii="Times New Roman" w:hAnsi="Times New Roman" w:cs="Times New Roman"/>
+          <w:i w:val="0"/>
+          <w:iCs w:val="0"/>
+          <w:color w:val="000000" w:themeColor="text1"/>
+          <w:sz w:val="24"/>
+          <w:szCs w:val="24"/>
+        </w:rPr>
+        <w:t>. Шифрование всех паролей для второго коммутатора.</w:t>
+      </w:r>
+    </w:p>
+    <w:p>
+      <w:pPr>
         <w:pStyle w:val="bulletlevel1"/>
+        <w:keepNext/>
         <w:spacing w:before="60" w:beforeAutospacing="0" w:after="60" w:afterAutospacing="0" w:line="230" w:lineRule="atLeast"/>
         <w:ind w:left="720"/>
-        <w:rPr>
-          <w:color w:val="000000"/>
-          <w:sz w:val="40"/>
-          <w:szCs w:val="40"/>
-        </w:rPr>
-      </w:pPr>
-      <w:r>
-        <w:rPr>
+        <w:jc w:val="center"/>
+      </w:pPr>
+      <w:r>
+        <w:rPr>
+          <w:noProof/>
           <w:color w:val="000000"/>
           <w:sz w:val="40"/>
           <w:szCs w:val="40"/>
@@ -1990,15 +3376,95 @@
     </w:p>
     <w:p>
       <w:pPr>
-        <w:pStyle w:val="bulletlevel1"/>
-        <w:spacing w:before="60" w:beforeAutospacing="0" w:after="60" w:afterAutospacing="0" w:line="230" w:lineRule="atLeast"/>
-        <w:ind w:left="720"/>
-        <w:rPr>
-          <w:color w:val="000000"/>
-          <w:sz w:val="40"/>
-          <w:szCs w:val="40"/>
-        </w:rPr>
-      </w:pPr>
+        <w:pStyle w:val="a4"/>
+        <w:jc w:val="center"/>
+        <w:rPr>
+          <w:rFonts w:ascii="Times New Roman" w:hAnsi="Times New Roman" w:cs="Times New Roman"/>
+          <w:i w:val="0"/>
+          <w:iCs w:val="0"/>
+          <w:color w:val="000000" w:themeColor="text1"/>
+          <w:sz w:val="52"/>
+          <w:szCs w:val="52"/>
+        </w:rPr>
+      </w:pPr>
+      <w:r>
+        <w:rPr>
+          <w:rFonts w:ascii="Times New Roman" w:hAnsi="Times New Roman" w:cs="Times New Roman"/>
+          <w:i w:val="0"/>
+          <w:iCs w:val="0"/>
+          <w:color w:val="000000" w:themeColor="text1"/>
+          <w:sz w:val="24"/>
+          <w:szCs w:val="24"/>
+        </w:rPr>
+        <w:t xml:space="preserve">Рисунок </w:t>
+      </w:r>
+      <w:r>
+        <w:rPr>
+          <w:rFonts w:ascii="Times New Roman" w:hAnsi="Times New Roman" w:cs="Times New Roman"/>
+          <w:i w:val="0"/>
+          <w:iCs w:val="0"/>
+          <w:color w:val="000000" w:themeColor="text1"/>
+          <w:sz w:val="24"/>
+          <w:szCs w:val="24"/>
+        </w:rPr>
+        <w:fldChar w:fldCharType="begin"/>
+      </w:r>
+      <w:r>
+        <w:rPr>
+          <w:rFonts w:ascii="Times New Roman" w:hAnsi="Times New Roman" w:cs="Times New Roman"/>
+          <w:i w:val="0"/>
+          <w:iCs w:val="0"/>
+          <w:color w:val="000000" w:themeColor="text1"/>
+          <w:sz w:val="24"/>
+          <w:szCs w:val="24"/>
+        </w:rPr>
+        <w:instrText xml:space="preserve"> SEQ Рисунок \* ARABIC </w:instrText>
+      </w:r>
+      <w:r>
+        <w:rPr>
+          <w:rFonts w:ascii="Times New Roman" w:hAnsi="Times New Roman" w:cs="Times New Roman"/>
+          <w:i w:val="0"/>
+          <w:iCs w:val="0"/>
+          <w:color w:val="000000" w:themeColor="text1"/>
+          <w:sz w:val="24"/>
+          <w:szCs w:val="24"/>
+        </w:rPr>
+        <w:fldChar w:fldCharType="separate"/>
+      </w:r>
+      <w:r>
+        <w:rPr>
+          <w:rFonts w:ascii="Times New Roman" w:hAnsi="Times New Roman" w:cs="Times New Roman"/>
+          <w:i w:val="0"/>
+          <w:iCs w:val="0"/>
+          <w:noProof/>
+          <w:color w:val="000000" w:themeColor="text1"/>
+          <w:sz w:val="24"/>
+          <w:szCs w:val="24"/>
+        </w:rPr>
+        <w:t>15</w:t>
+      </w:r>
+      <w:r>
+        <w:rPr>
+          <w:rFonts w:ascii="Times New Roman" w:hAnsi="Times New Roman" w:cs="Times New Roman"/>
+          <w:i w:val="0"/>
+          <w:iCs w:val="0"/>
+          <w:color w:val="000000" w:themeColor="text1"/>
+          <w:sz w:val="24"/>
+          <w:szCs w:val="24"/>
+        </w:rPr>
+        <w:fldChar w:fldCharType="end"/>
+      </w:r>
+      <w:r>
+        <w:rPr>
+          <w:rFonts w:ascii="Times New Roman" w:hAnsi="Times New Roman" w:cs="Times New Roman"/>
+          <w:i w:val="0"/>
+          <w:iCs w:val="0"/>
+          <w:color w:val="000000" w:themeColor="text1"/>
+          <w:sz w:val="24"/>
+          <w:szCs w:val="24"/>
+        </w:rPr>
+        <w:t>. Проверка шифрования всех паролей для второго коммутатора.</w:t>
+      </w:r>
     </w:p>
     <w:p>
       <w:pPr>
@@ -2036,17 +3502,14 @@
     <w:p>
       <w:pPr>
         <w:pStyle w:val="bulletlevel1"/>
+        <w:keepNext/>
         <w:spacing w:before="60" w:beforeAutospacing="0" w:after="60" w:afterAutospacing="0" w:line="230" w:lineRule="atLeast"/>
         <w:ind w:left="720"/>
-        <w:rPr>
-          <w:color w:val="000000"/>
-          <w:sz w:val="44"/>
-          <w:szCs w:val="44"/>
-          <w:lang w:val="en-US"/>
-        </w:rPr>
-      </w:pPr>
-      <w:r>
-        <w:rPr>
+        <w:jc w:val="center"/>
+      </w:pPr>
+      <w:r>
+        <w:rPr>
+          <w:noProof/>
           <w:color w:val="000000"/>
           <w:sz w:val="44"/>
           <w:szCs w:val="44"/>
@@ -2091,28 +3554,117 @@
     </w:p>
     <w:p>
       <w:pPr>
+        <w:pStyle w:val="a4"/>
+        <w:jc w:val="center"/>
+        <w:rPr>
+          <w:rFonts w:ascii="Times New Roman" w:hAnsi="Times New Roman" w:cs="Times New Roman"/>
+          <w:i w:val="0"/>
+          <w:iCs w:val="0"/>
+          <w:color w:val="000000" w:themeColor="text1"/>
+          <w:sz w:val="56"/>
+          <w:szCs w:val="56"/>
+        </w:rPr>
+      </w:pPr>
+      <w:r>
+        <w:rPr>
+          <w:rFonts w:ascii="Times New Roman" w:hAnsi="Times New Roman" w:cs="Times New Roman"/>
+          <w:i w:val="0"/>
+          <w:iCs w:val="0"/>
+          <w:color w:val="000000" w:themeColor="text1"/>
+          <w:sz w:val="24"/>
+          <w:szCs w:val="24"/>
+        </w:rPr>
+        <w:t xml:space="preserve">Рисунок </w:t>
+      </w:r>
+      <w:r>
+        <w:rPr>
+          <w:rFonts w:ascii="Times New Roman" w:hAnsi="Times New Roman" w:cs="Times New Roman"/>
+          <w:i w:val="0"/>
+          <w:iCs w:val="0"/>
+          <w:color w:val="000000" w:themeColor="text1"/>
+          <w:sz w:val="24"/>
+          <w:szCs w:val="24"/>
+        </w:rPr>
+        <w:fldChar w:fldCharType="begin"/>
+      </w:r>
+      <w:r>
+        <w:rPr>
+          <w:rFonts w:ascii="Times New Roman" w:hAnsi="Times New Roman" w:cs="Times New Roman"/>
+          <w:i w:val="0"/>
+          <w:iCs w:val="0"/>
+          <w:color w:val="000000" w:themeColor="text1"/>
+          <w:sz w:val="24"/>
+          <w:szCs w:val="24"/>
+        </w:rPr>
+        <w:instrText xml:space="preserve"> SEQ Рисунок \* ARABIC </w:instrText>
+      </w:r>
+      <w:r>
+        <w:rPr>
+          <w:rFonts w:ascii="Times New Roman" w:hAnsi="Times New Roman" w:cs="Times New Roman"/>
+          <w:i w:val="0"/>
+          <w:iCs w:val="0"/>
+          <w:color w:val="000000" w:themeColor="text1"/>
+          <w:sz w:val="24"/>
+          <w:szCs w:val="24"/>
+        </w:rPr>
+        <w:fldChar w:fldCharType="separate"/>
+      </w:r>
+      <w:r>
+        <w:rPr>
+          <w:rFonts w:ascii="Times New Roman" w:hAnsi="Times New Roman" w:cs="Times New Roman"/>
+          <w:i w:val="0"/>
+          <w:iCs w:val="0"/>
+          <w:noProof/>
+          <w:color w:val="000000" w:themeColor="text1"/>
+          <w:sz w:val="24"/>
+          <w:szCs w:val="24"/>
+        </w:rPr>
+        <w:t>16</w:t>
+      </w:r>
+      <w:r>
+        <w:rPr>
+          <w:rFonts w:ascii="Times New Roman" w:hAnsi="Times New Roman" w:cs="Times New Roman"/>
+          <w:i w:val="0"/>
+          <w:iCs w:val="0"/>
+          <w:color w:val="000000" w:themeColor="text1"/>
+          <w:sz w:val="24"/>
+          <w:szCs w:val="24"/>
+        </w:rPr>
+        <w:fldChar w:fldCharType="end"/>
+      </w:r>
+      <w:r>
+        <w:rPr>
+          <w:rFonts w:ascii="Times New Roman" w:hAnsi="Times New Roman" w:cs="Times New Roman"/>
+          <w:i w:val="0"/>
+          <w:iCs w:val="0"/>
+          <w:color w:val="000000" w:themeColor="text1"/>
+          <w:sz w:val="24"/>
+          <w:szCs w:val="24"/>
+        </w:rPr>
+        <w:t>. Установка сообщение дня (MOTD) для первого коммутатора.</w:t>
+      </w:r>
+    </w:p>
+    <w:p>
+      <w:pPr>
         <w:pStyle w:val="bulletlevel1"/>
+        <w:keepNext/>
         <w:spacing w:before="60" w:beforeAutospacing="0" w:after="60" w:afterAutospacing="0" w:line="230" w:lineRule="atLeast"/>
         <w:ind w:left="720"/>
-        <w:rPr>
+        <w:jc w:val="center"/>
+      </w:pPr>
+      <w:r>
+        <w:rPr>
+          <w:noProof/>
           <w:color w:val="000000"/>
           <w:sz w:val="44"/>
           <w:szCs w:val="44"/>
           <w:lang w:val="en-US"/>
         </w:rPr>
-      </w:pPr>
-      <w:r>
-        <w:rPr>
-          <w:color w:val="000000"/>
-          <w:sz w:val="44"/>
-          <w:szCs w:val="44"/>
-          <w:lang w:val="en-US"/>
-        </w:rPr>
         <w:drawing>
-          <wp:inline distT="0" distB="0" distL="0" distR="0" wp14:anchorId="6E6B01B2" wp14:editId="1A2D0CDE">
-            <wp:extent cx="2162477" cy="323895"/>
-            <wp:effectExtent l="0" t="0" r="9525" b="0"/>
-            <wp:docPr id="21" name="Рисунок 21"/>
+          <wp:inline distT="0" distB="0" distL="0" distR="0" wp14:anchorId="70703A9D" wp14:editId="1C85889B">
+            <wp:extent cx="4353533" cy="695422"/>
+            <wp:effectExtent l="0" t="0" r="9525" b="9525"/>
+            <wp:docPr id="22" name="Рисунок 22"/>
             <wp:cNvGraphicFramePr>
               <a:graphicFrameLocks xmlns:a="http://schemas.openxmlformats.org/drawingml/2006/main" noChangeAspect="1"/>
             </wp:cNvGraphicFramePr>
@@ -2132,7 +3684,7 @@
                   <pic:spPr>
                     <a:xfrm>
                       <a:off x="0" y="0"/>
-                      <a:ext cx="2162477" cy="323895"/>
+                      <a:ext cx="4353533" cy="695422"/>
                     </a:xfrm>
                     <a:prstGeom prst="rect">
                       <a:avLst/>
@@ -2147,28 +3699,139 @@
     </w:p>
     <w:p>
       <w:pPr>
+        <w:pStyle w:val="a4"/>
+        <w:jc w:val="center"/>
+        <w:rPr>
+          <w:rFonts w:ascii="Times New Roman" w:hAnsi="Times New Roman" w:cs="Times New Roman"/>
+          <w:i w:val="0"/>
+          <w:iCs w:val="0"/>
+          <w:color w:val="000000" w:themeColor="text1"/>
+          <w:sz w:val="56"/>
+          <w:szCs w:val="56"/>
+        </w:rPr>
+      </w:pPr>
+      <w:r>
+        <w:rPr>
+          <w:rFonts w:ascii="Times New Roman" w:hAnsi="Times New Roman" w:cs="Times New Roman"/>
+          <w:i w:val="0"/>
+          <w:iCs w:val="0"/>
+          <w:color w:val="000000" w:themeColor="text1"/>
+          <w:sz w:val="24"/>
+          <w:szCs w:val="24"/>
+        </w:rPr>
+        <w:t xml:space="preserve">Рисунок </w:t>
+      </w:r>
+      <w:r>
+        <w:rPr>
+          <w:rFonts w:ascii="Times New Roman" w:hAnsi="Times New Roman" w:cs="Times New Roman"/>
+          <w:i w:val="0"/>
+          <w:iCs w:val="0"/>
+          <w:color w:val="000000" w:themeColor="text1"/>
+          <w:sz w:val="24"/>
+          <w:szCs w:val="24"/>
+        </w:rPr>
+        <w:fldChar w:fldCharType="begin"/>
+      </w:r>
+      <w:r>
+        <w:rPr>
+          <w:rFonts w:ascii="Times New Roman" w:hAnsi="Times New Roman" w:cs="Times New Roman"/>
+          <w:i w:val="0"/>
+          <w:iCs w:val="0"/>
+          <w:color w:val="000000" w:themeColor="text1"/>
+          <w:sz w:val="24"/>
+          <w:szCs w:val="24"/>
+        </w:rPr>
+        <w:instrText xml:space="preserve"> SEQ Рисунок \* ARABIC </w:instrText>
+      </w:r>
+      <w:r>
+        <w:rPr>
+          <w:rFonts w:ascii="Times New Roman" w:hAnsi="Times New Roman" w:cs="Times New Roman"/>
+          <w:i w:val="0"/>
+          <w:iCs w:val="0"/>
+          <w:color w:val="000000" w:themeColor="text1"/>
+          <w:sz w:val="24"/>
+          <w:szCs w:val="24"/>
+        </w:rPr>
+        <w:fldChar w:fldCharType="separate"/>
+      </w:r>
+      <w:r>
+        <w:rPr>
+          <w:rFonts w:ascii="Times New Roman" w:hAnsi="Times New Roman" w:cs="Times New Roman"/>
+          <w:i w:val="0"/>
+          <w:iCs w:val="0"/>
+          <w:noProof/>
+          <w:color w:val="000000" w:themeColor="text1"/>
+          <w:sz w:val="24"/>
+          <w:szCs w:val="24"/>
+        </w:rPr>
+        <w:t>17</w:t>
+      </w:r>
+      <w:r>
+        <w:rPr>
+          <w:rFonts w:ascii="Times New Roman" w:hAnsi="Times New Roman" w:cs="Times New Roman"/>
+          <w:i w:val="0"/>
+          <w:iCs w:val="0"/>
+          <w:color w:val="000000" w:themeColor="text1"/>
+          <w:sz w:val="24"/>
+          <w:szCs w:val="24"/>
+        </w:rPr>
+        <w:fldChar w:fldCharType="end"/>
+      </w:r>
+      <w:r>
+        <w:rPr>
+          <w:rFonts w:ascii="Times New Roman" w:hAnsi="Times New Roman" w:cs="Times New Roman"/>
+          <w:i w:val="0"/>
+          <w:iCs w:val="0"/>
+          <w:color w:val="000000" w:themeColor="text1"/>
+          <w:sz w:val="24"/>
+          <w:szCs w:val="24"/>
+        </w:rPr>
+        <w:t>. Установка сообщение дня (MOTD) для второго коммутатора.</w:t>
+      </w:r>
+    </w:p>
+    <w:p>
+      <w:pPr>
         <w:pStyle w:val="bulletlevel1"/>
+        <w:numPr>
+          <w:ilvl w:val="0"/>
+          <w:numId w:val="1"/>
+        </w:numPr>
+        <w:spacing w:before="60" w:beforeAutospacing="0" w:after="60" w:afterAutospacing="0" w:line="230" w:lineRule="atLeast"/>
+        <w:rPr>
+          <w:color w:val="000000"/>
+          <w:sz w:val="48"/>
+          <w:szCs w:val="48"/>
+        </w:rPr>
+      </w:pPr>
+      <w:r>
+        <w:rPr>
+          <w:color w:val="000000"/>
+          <w:sz w:val="28"/>
+          <w:szCs w:val="28"/>
+        </w:rPr>
+        <w:t>Настраиваем адресацию для всех устройств в соответствии с таблицей адресации.</w:t>
+      </w:r>
+    </w:p>
+    <w:p>
+      <w:pPr>
+        <w:pStyle w:val="bulletlevel1"/>
+        <w:keepNext/>
         <w:spacing w:before="60" w:beforeAutospacing="0" w:after="60" w:afterAutospacing="0" w:line="230" w:lineRule="atLeast"/>
         <w:ind w:left="720"/>
-        <w:rPr>
-          <w:color w:val="000000"/>
-          <w:sz w:val="44"/>
-          <w:szCs w:val="44"/>
-          <w:lang w:val="en-US"/>
-        </w:rPr>
-      </w:pPr>
-      <w:r>
-        <w:rPr>
-          <w:color w:val="000000"/>
-          <w:sz w:val="44"/>
-          <w:szCs w:val="44"/>
-          <w:lang w:val="en-US"/>
+        <w:jc w:val="center"/>
+      </w:pPr>
+      <w:r>
+        <w:rPr>
+          <w:noProof/>
+          <w:color w:val="000000"/>
+          <w:sz w:val="48"/>
+          <w:szCs w:val="48"/>
         </w:rPr>
         <w:drawing>
-          <wp:inline distT="0" distB="0" distL="0" distR="0" wp14:anchorId="70703A9D" wp14:editId="1C85889B">
-            <wp:extent cx="4353533" cy="695422"/>
-            <wp:effectExtent l="0" t="0" r="9525" b="9525"/>
-            <wp:docPr id="22" name="Рисунок 22"/>
+          <wp:inline distT="0" distB="0" distL="0" distR="0" wp14:anchorId="0A0BE76F" wp14:editId="05BA436D">
+            <wp:extent cx="5372850" cy="2772162"/>
+            <wp:effectExtent l="0" t="0" r="0" b="9525"/>
+            <wp:docPr id="24" name="Рисунок 24"/>
             <wp:cNvGraphicFramePr>
               <a:graphicFrameLocks xmlns:a="http://schemas.openxmlformats.org/drawingml/2006/main" noChangeAspect="1"/>
             </wp:cNvGraphicFramePr>
@@ -2188,7 +3851,7 @@
                   <pic:spPr>
                     <a:xfrm>
                       <a:off x="0" y="0"/>
-                      <a:ext cx="4353533" cy="695422"/>
+                      <a:ext cx="5372850" cy="2772162"/>
                     </a:xfrm>
                     <a:prstGeom prst="rect">
                       <a:avLst/>
@@ -2203,28 +3866,162 @@
     </w:p>
     <w:p>
       <w:pPr>
+        <w:pStyle w:val="a4"/>
+        <w:jc w:val="center"/>
+        <w:rPr>
+          <w:rFonts w:ascii="Times New Roman" w:hAnsi="Times New Roman" w:cs="Times New Roman"/>
+          <w:i w:val="0"/>
+          <w:iCs w:val="0"/>
+          <w:color w:val="000000" w:themeColor="text1"/>
+          <w:sz w:val="72"/>
+          <w:szCs w:val="72"/>
+        </w:rPr>
+      </w:pPr>
+      <w:r>
+        <w:rPr>
+          <w:rFonts w:ascii="Times New Roman" w:hAnsi="Times New Roman" w:cs="Times New Roman"/>
+          <w:i w:val="0"/>
+          <w:iCs w:val="0"/>
+          <w:color w:val="000000" w:themeColor="text1"/>
+          <w:sz w:val="24"/>
+          <w:szCs w:val="24"/>
+        </w:rPr>
+        <w:t xml:space="preserve">Рисунок </w:t>
+      </w:r>
+      <w:r>
+        <w:rPr>
+          <w:rFonts w:ascii="Times New Roman" w:hAnsi="Times New Roman" w:cs="Times New Roman"/>
+          <w:i w:val="0"/>
+          <w:iCs w:val="0"/>
+          <w:color w:val="000000" w:themeColor="text1"/>
+          <w:sz w:val="24"/>
+          <w:szCs w:val="24"/>
+        </w:rPr>
+        <w:fldChar w:fldCharType="begin"/>
+      </w:r>
+      <w:r>
+        <w:rPr>
+          <w:rFonts w:ascii="Times New Roman" w:hAnsi="Times New Roman" w:cs="Times New Roman"/>
+          <w:i w:val="0"/>
+          <w:iCs w:val="0"/>
+          <w:color w:val="000000" w:themeColor="text1"/>
+          <w:sz w:val="24"/>
+          <w:szCs w:val="24"/>
+        </w:rPr>
+        <w:instrText xml:space="preserve"> SEQ Рисунок \* ARABIC </w:instrText>
+      </w:r>
+      <w:r>
+        <w:rPr>
+          <w:rFonts w:ascii="Times New Roman" w:hAnsi="Times New Roman" w:cs="Times New Roman"/>
+          <w:i w:val="0"/>
+          <w:iCs w:val="0"/>
+          <w:color w:val="000000" w:themeColor="text1"/>
+          <w:sz w:val="24"/>
+          <w:szCs w:val="24"/>
+        </w:rPr>
+        <w:fldChar w:fldCharType="separate"/>
+      </w:r>
+      <w:r>
+        <w:rPr>
+          <w:rFonts w:ascii="Times New Roman" w:hAnsi="Times New Roman" w:cs="Times New Roman"/>
+          <w:i w:val="0"/>
+          <w:iCs w:val="0"/>
+          <w:noProof/>
+          <w:color w:val="000000" w:themeColor="text1"/>
+          <w:sz w:val="24"/>
+          <w:szCs w:val="24"/>
+        </w:rPr>
+        <w:t>18</w:t>
+      </w:r>
+      <w:r>
+        <w:rPr>
+          <w:rFonts w:ascii="Times New Roman" w:hAnsi="Times New Roman" w:cs="Times New Roman"/>
+          <w:i w:val="0"/>
+          <w:iCs w:val="0"/>
+          <w:color w:val="000000" w:themeColor="text1"/>
+          <w:sz w:val="24"/>
+          <w:szCs w:val="24"/>
+        </w:rPr>
+        <w:fldChar w:fldCharType="end"/>
+      </w:r>
+      <w:r>
+        <w:rPr>
+          <w:rFonts w:ascii="Times New Roman" w:hAnsi="Times New Roman" w:cs="Times New Roman"/>
+          <w:i w:val="0"/>
+          <w:iCs w:val="0"/>
+          <w:color w:val="000000" w:themeColor="text1"/>
+          <w:sz w:val="24"/>
+          <w:szCs w:val="24"/>
+        </w:rPr>
+        <w:t xml:space="preserve">. </w:t>
+      </w:r>
+      <w:r>
+        <w:rPr>
+          <w:rFonts w:ascii="Times New Roman" w:hAnsi="Times New Roman" w:cs="Times New Roman"/>
+          <w:i w:val="0"/>
+          <w:iCs w:val="0"/>
+          <w:color w:val="000000" w:themeColor="text1"/>
+          <w:sz w:val="24"/>
+          <w:szCs w:val="24"/>
+        </w:rPr>
+        <w:t xml:space="preserve">Настройка </w:t>
+      </w:r>
+      <w:r>
+        <w:rPr>
+          <w:rFonts w:ascii="Times New Roman" w:hAnsi="Times New Roman" w:cs="Times New Roman"/>
+          <w:i w:val="0"/>
+          <w:iCs w:val="0"/>
+          <w:color w:val="000000" w:themeColor="text1"/>
+          <w:sz w:val="24"/>
+          <w:szCs w:val="24"/>
+          <w:lang w:val="en-US"/>
+        </w:rPr>
+        <w:t>IP</w:t>
+      </w:r>
+      <w:r>
+        <w:rPr>
+          <w:rFonts w:ascii="Times New Roman" w:hAnsi="Times New Roman" w:cs="Times New Roman"/>
+          <w:i w:val="0"/>
+          <w:iCs w:val="0"/>
+          <w:color w:val="000000" w:themeColor="text1"/>
+          <w:sz w:val="24"/>
+          <w:szCs w:val="24"/>
+        </w:rPr>
+        <w:t xml:space="preserve">-адреса </w:t>
+      </w:r>
+      <w:r>
+        <w:rPr>
+          <w:rFonts w:ascii="Times New Roman" w:hAnsi="Times New Roman" w:cs="Times New Roman"/>
+          <w:i w:val="0"/>
+          <w:iCs w:val="0"/>
+          <w:color w:val="000000" w:themeColor="text1"/>
+          <w:sz w:val="24"/>
+          <w:szCs w:val="24"/>
+        </w:rPr>
+        <w:t>для первого ПК.</w:t>
+      </w:r>
+    </w:p>
+    <w:p>
+      <w:pPr>
         <w:pStyle w:val="bulletlevel1"/>
+        <w:keepNext/>
         <w:spacing w:before="60" w:beforeAutospacing="0" w:after="60" w:afterAutospacing="0" w:line="230" w:lineRule="atLeast"/>
         <w:ind w:left="720"/>
-        <w:rPr>
-          <w:color w:val="000000"/>
-          <w:sz w:val="44"/>
-          <w:szCs w:val="44"/>
-          <w:lang w:val="en-US"/>
-        </w:rPr>
-      </w:pPr>
-      <w:r>
-        <w:rPr>
-          <w:color w:val="000000"/>
-          <w:sz w:val="44"/>
-          <w:szCs w:val="44"/>
-          <w:lang w:val="en-US"/>
-        </w:rPr>
+        <w:jc w:val="center"/>
+      </w:pPr>
+      <w:r>
+        <w:rPr>
+          <w:noProof/>
+          <w:color w:val="000000"/>
+          <w:sz w:val="48"/>
+          <w:szCs w:val="48"/>
+        </w:rPr>
+        <w:lastRenderedPageBreak/>
         <w:drawing>
-          <wp:inline distT="0" distB="0" distL="0" distR="0" wp14:anchorId="6227218A" wp14:editId="123E9A8E">
-            <wp:extent cx="2219635" cy="457264"/>
-            <wp:effectExtent l="0" t="0" r="0" b="0"/>
-            <wp:docPr id="23" name="Рисунок 23"/>
+          <wp:inline distT="0" distB="0" distL="0" distR="0" wp14:anchorId="76EEBED8" wp14:editId="401C4A39">
+            <wp:extent cx="5087060" cy="2810267"/>
+            <wp:effectExtent l="0" t="0" r="0" b="9525"/>
+            <wp:docPr id="39" name="Рисунок 39"/>
             <wp:cNvGraphicFramePr>
               <a:graphicFrameLocks xmlns:a="http://schemas.openxmlformats.org/drawingml/2006/main" noChangeAspect="1"/>
             </wp:cNvGraphicFramePr>
@@ -2244,7 +4041,7 @@
                   <pic:spPr>
                     <a:xfrm>
                       <a:off x="0" y="0"/>
-                      <a:ext cx="2219635" cy="457264"/>
+                      <a:ext cx="5087060" cy="2810267"/>
                     </a:xfrm>
                     <a:prstGeom prst="rect">
                       <a:avLst/>
@@ -2259,82 +4056,172 @@
     </w:p>
     <w:p>
       <w:pPr>
+        <w:pStyle w:val="a4"/>
+        <w:jc w:val="center"/>
+        <w:rPr>
+          <w:rFonts w:ascii="Times New Roman" w:hAnsi="Times New Roman" w:cs="Times New Roman"/>
+          <w:i w:val="0"/>
+          <w:iCs w:val="0"/>
+          <w:color w:val="000000" w:themeColor="text1"/>
+          <w:sz w:val="72"/>
+          <w:szCs w:val="72"/>
+        </w:rPr>
+      </w:pPr>
+      <w:r>
+        <w:rPr>
+          <w:rFonts w:ascii="Times New Roman" w:hAnsi="Times New Roman" w:cs="Times New Roman"/>
+          <w:i w:val="0"/>
+          <w:iCs w:val="0"/>
+          <w:color w:val="000000" w:themeColor="text1"/>
+          <w:sz w:val="24"/>
+          <w:szCs w:val="24"/>
+        </w:rPr>
+        <w:t xml:space="preserve">Рисунок </w:t>
+      </w:r>
+      <w:r>
+        <w:rPr>
+          <w:rFonts w:ascii="Times New Roman" w:hAnsi="Times New Roman" w:cs="Times New Roman"/>
+          <w:i w:val="0"/>
+          <w:iCs w:val="0"/>
+          <w:color w:val="000000" w:themeColor="text1"/>
+          <w:sz w:val="24"/>
+          <w:szCs w:val="24"/>
+        </w:rPr>
+        <w:fldChar w:fldCharType="begin"/>
+      </w:r>
+      <w:r>
+        <w:rPr>
+          <w:rFonts w:ascii="Times New Roman" w:hAnsi="Times New Roman" w:cs="Times New Roman"/>
+          <w:i w:val="0"/>
+          <w:iCs w:val="0"/>
+          <w:color w:val="000000" w:themeColor="text1"/>
+          <w:sz w:val="24"/>
+          <w:szCs w:val="24"/>
+        </w:rPr>
+        <w:instrText xml:space="preserve"> SEQ Рисунок \* ARABIC </w:instrText>
+      </w:r>
+      <w:r>
+        <w:rPr>
+          <w:rFonts w:ascii="Times New Roman" w:hAnsi="Times New Roman" w:cs="Times New Roman"/>
+          <w:i w:val="0"/>
+          <w:iCs w:val="0"/>
+          <w:color w:val="000000" w:themeColor="text1"/>
+          <w:sz w:val="24"/>
+          <w:szCs w:val="24"/>
+        </w:rPr>
+        <w:fldChar w:fldCharType="separate"/>
+      </w:r>
+      <w:r>
+        <w:rPr>
+          <w:rFonts w:ascii="Times New Roman" w:hAnsi="Times New Roman" w:cs="Times New Roman"/>
+          <w:i w:val="0"/>
+          <w:iCs w:val="0"/>
+          <w:noProof/>
+          <w:color w:val="000000" w:themeColor="text1"/>
+          <w:sz w:val="24"/>
+          <w:szCs w:val="24"/>
+        </w:rPr>
+        <w:t>19</w:t>
+      </w:r>
+      <w:r>
+        <w:rPr>
+          <w:rFonts w:ascii="Times New Roman" w:hAnsi="Times New Roman" w:cs="Times New Roman"/>
+          <w:i w:val="0"/>
+          <w:iCs w:val="0"/>
+          <w:color w:val="000000" w:themeColor="text1"/>
+          <w:sz w:val="24"/>
+          <w:szCs w:val="24"/>
+        </w:rPr>
+        <w:fldChar w:fldCharType="end"/>
+      </w:r>
+      <w:r>
+        <w:rPr>
+          <w:rFonts w:ascii="Times New Roman" w:hAnsi="Times New Roman" w:cs="Times New Roman"/>
+          <w:i w:val="0"/>
+          <w:iCs w:val="0"/>
+          <w:color w:val="000000" w:themeColor="text1"/>
+          <w:sz w:val="24"/>
+          <w:szCs w:val="24"/>
+        </w:rPr>
+        <w:t xml:space="preserve">. </w:t>
+      </w:r>
+      <w:r>
+        <w:rPr>
+          <w:rFonts w:ascii="Times New Roman" w:hAnsi="Times New Roman" w:cs="Times New Roman"/>
+          <w:i w:val="0"/>
+          <w:iCs w:val="0"/>
+          <w:color w:val="000000" w:themeColor="text1"/>
+          <w:sz w:val="24"/>
+          <w:szCs w:val="24"/>
+        </w:rPr>
+        <w:t xml:space="preserve">Настройка </w:t>
+      </w:r>
+      <w:r>
+        <w:rPr>
+          <w:rFonts w:ascii="Times New Roman" w:hAnsi="Times New Roman" w:cs="Times New Roman"/>
+          <w:i w:val="0"/>
+          <w:iCs w:val="0"/>
+          <w:color w:val="000000" w:themeColor="text1"/>
+          <w:sz w:val="24"/>
+          <w:szCs w:val="24"/>
+          <w:lang w:val="en-US"/>
+        </w:rPr>
+        <w:t>IP</w:t>
+      </w:r>
+      <w:r>
+        <w:rPr>
+          <w:rFonts w:ascii="Times New Roman" w:hAnsi="Times New Roman" w:cs="Times New Roman"/>
+          <w:i w:val="0"/>
+          <w:iCs w:val="0"/>
+          <w:color w:val="000000" w:themeColor="text1"/>
+          <w:sz w:val="24"/>
+          <w:szCs w:val="24"/>
+        </w:rPr>
+        <w:t>-адреса для</w:t>
+      </w:r>
+      <w:r>
+        <w:rPr>
+          <w:rFonts w:ascii="Times New Roman" w:hAnsi="Times New Roman" w:cs="Times New Roman"/>
+          <w:i w:val="0"/>
+          <w:iCs w:val="0"/>
+          <w:color w:val="000000" w:themeColor="text1"/>
+          <w:sz w:val="36"/>
+          <w:szCs w:val="36"/>
+        </w:rPr>
+        <w:t xml:space="preserve"> </w:t>
+      </w:r>
+      <w:r>
+        <w:rPr>
+          <w:rFonts w:ascii="Times New Roman" w:hAnsi="Times New Roman" w:cs="Times New Roman"/>
+          <w:i w:val="0"/>
+          <w:iCs w:val="0"/>
+          <w:color w:val="000000" w:themeColor="text1"/>
+          <w:sz w:val="24"/>
+          <w:szCs w:val="24"/>
+        </w:rPr>
+        <w:t>второго ПК.</w:t>
+      </w:r>
+    </w:p>
+    <w:p>
+      <w:pPr>
         <w:pStyle w:val="bulletlevel1"/>
+        <w:keepNext/>
         <w:spacing w:before="60" w:beforeAutospacing="0" w:after="60" w:afterAutospacing="0" w:line="230" w:lineRule="atLeast"/>
         <w:ind w:left="720"/>
-        <w:rPr>
-          <w:color w:val="000000"/>
-          <w:sz w:val="44"/>
-          <w:szCs w:val="44"/>
-          <w:lang w:val="en-US"/>
-        </w:rPr>
-      </w:pPr>
-    </w:p>
-    <w:p>
-      <w:pPr>
-        <w:rPr>
-          <w:rFonts w:ascii="Times New Roman" w:eastAsia="Times New Roman" w:hAnsi="Times New Roman" w:cs="Times New Roman"/>
-          <w:color w:val="000000"/>
-          <w:sz w:val="28"/>
-          <w:szCs w:val="28"/>
-          <w:lang w:eastAsia="ru-RU"/>
-        </w:rPr>
-      </w:pPr>
-      <w:r>
-        <w:rPr>
-          <w:color w:val="000000"/>
-          <w:sz w:val="28"/>
-          <w:szCs w:val="28"/>
-        </w:rPr>
-        <w:br w:type="page"/>
-      </w:r>
-    </w:p>
-    <w:p>
-      <w:pPr>
-        <w:pStyle w:val="bulletlevel1"/>
-        <w:numPr>
-          <w:ilvl w:val="0"/>
-          <w:numId w:val="1"/>
-        </w:numPr>
-        <w:spacing w:before="60" w:beforeAutospacing="0" w:after="60" w:afterAutospacing="0" w:line="230" w:lineRule="atLeast"/>
-        <w:rPr>
+        <w:jc w:val="center"/>
+      </w:pPr>
+      <w:r>
+        <w:rPr>
+          <w:noProof/>
           <w:color w:val="000000"/>
           <w:sz w:val="48"/>
           <w:szCs w:val="48"/>
         </w:rPr>
-      </w:pPr>
-      <w:r>
-        <w:rPr>
-          <w:color w:val="000000"/>
-          <w:sz w:val="28"/>
-          <w:szCs w:val="28"/>
-        </w:rPr>
-        <w:lastRenderedPageBreak/>
-        <w:t>Настраиваем адресацию для всех устройств в соответствии с таблицей адресации.</w:t>
-      </w:r>
-    </w:p>
-    <w:p>
-      <w:pPr>
-        <w:pStyle w:val="bulletlevel1"/>
-        <w:spacing w:before="60" w:beforeAutospacing="0" w:after="60" w:afterAutospacing="0" w:line="230" w:lineRule="atLeast"/>
-        <w:ind w:left="720"/>
-        <w:rPr>
-          <w:color w:val="000000"/>
-          <w:sz w:val="48"/>
-          <w:szCs w:val="48"/>
-        </w:rPr>
-      </w:pPr>
-      <w:r>
-        <w:rPr>
-          <w:color w:val="000000"/>
-          <w:sz w:val="48"/>
-          <w:szCs w:val="48"/>
-        </w:rPr>
         <w:drawing>
-          <wp:inline distT="0" distB="0" distL="0" distR="0" wp14:anchorId="0A0BE76F" wp14:editId="05BA436D">
-            <wp:extent cx="5372850" cy="2772162"/>
-            <wp:effectExtent l="0" t="0" r="0" b="9525"/>
-            <wp:docPr id="24" name="Рисунок 24"/>
+          <wp:inline distT="0" distB="0" distL="0" distR="0" wp14:anchorId="6AC02A16" wp14:editId="691B7E4F">
+            <wp:extent cx="4677428" cy="2057687"/>
+            <wp:effectExtent l="0" t="0" r="8890" b="0"/>
+            <wp:docPr id="40" name="Рисунок 40"/>
             <wp:cNvGraphicFramePr>
               <a:graphicFrameLocks xmlns:a="http://schemas.openxmlformats.org/drawingml/2006/main" noChangeAspect="1"/>
             </wp:cNvGraphicFramePr>
@@ -2354,7 +4241,7 @@
                   <pic:spPr>
                     <a:xfrm>
                       <a:off x="0" y="0"/>
-                      <a:ext cx="5372850" cy="2772162"/>
+                      <a:ext cx="4677428" cy="2057687"/>
                     </a:xfrm>
                     <a:prstGeom prst="rect">
                       <a:avLst/>
@@ -2369,26 +4256,139 @@
     </w:p>
     <w:p>
       <w:pPr>
+        <w:pStyle w:val="a4"/>
+        <w:jc w:val="center"/>
+        <w:rPr>
+          <w:rFonts w:ascii="Times New Roman" w:hAnsi="Times New Roman" w:cs="Times New Roman"/>
+          <w:i w:val="0"/>
+          <w:iCs w:val="0"/>
+          <w:color w:val="000000" w:themeColor="text1"/>
+          <w:sz w:val="72"/>
+          <w:szCs w:val="72"/>
+        </w:rPr>
+      </w:pPr>
+      <w:r>
+        <w:rPr>
+          <w:rFonts w:ascii="Times New Roman" w:hAnsi="Times New Roman" w:cs="Times New Roman"/>
+          <w:i w:val="0"/>
+          <w:iCs w:val="0"/>
+          <w:color w:val="000000" w:themeColor="text1"/>
+          <w:sz w:val="24"/>
+          <w:szCs w:val="24"/>
+        </w:rPr>
+        <w:t xml:space="preserve">Рисунок </w:t>
+      </w:r>
+      <w:r>
+        <w:rPr>
+          <w:rFonts w:ascii="Times New Roman" w:hAnsi="Times New Roman" w:cs="Times New Roman"/>
+          <w:i w:val="0"/>
+          <w:iCs w:val="0"/>
+          <w:color w:val="000000" w:themeColor="text1"/>
+          <w:sz w:val="24"/>
+          <w:szCs w:val="24"/>
+        </w:rPr>
+        <w:fldChar w:fldCharType="begin"/>
+      </w:r>
+      <w:r>
+        <w:rPr>
+          <w:rFonts w:ascii="Times New Roman" w:hAnsi="Times New Roman" w:cs="Times New Roman"/>
+          <w:i w:val="0"/>
+          <w:iCs w:val="0"/>
+          <w:color w:val="000000" w:themeColor="text1"/>
+          <w:sz w:val="24"/>
+          <w:szCs w:val="24"/>
+        </w:rPr>
+        <w:instrText xml:space="preserve"> SEQ Рисунок \* ARABIC </w:instrText>
+      </w:r>
+      <w:r>
+        <w:rPr>
+          <w:rFonts w:ascii="Times New Roman" w:hAnsi="Times New Roman" w:cs="Times New Roman"/>
+          <w:i w:val="0"/>
+          <w:iCs w:val="0"/>
+          <w:color w:val="000000" w:themeColor="text1"/>
+          <w:sz w:val="24"/>
+          <w:szCs w:val="24"/>
+        </w:rPr>
+        <w:fldChar w:fldCharType="separate"/>
+      </w:r>
+      <w:r>
+        <w:rPr>
+          <w:rFonts w:ascii="Times New Roman" w:hAnsi="Times New Roman" w:cs="Times New Roman"/>
+          <w:i w:val="0"/>
+          <w:iCs w:val="0"/>
+          <w:noProof/>
+          <w:color w:val="000000" w:themeColor="text1"/>
+          <w:sz w:val="24"/>
+          <w:szCs w:val="24"/>
+        </w:rPr>
+        <w:t>20</w:t>
+      </w:r>
+      <w:r>
+        <w:rPr>
+          <w:rFonts w:ascii="Times New Roman" w:hAnsi="Times New Roman" w:cs="Times New Roman"/>
+          <w:i w:val="0"/>
+          <w:iCs w:val="0"/>
+          <w:color w:val="000000" w:themeColor="text1"/>
+          <w:sz w:val="24"/>
+          <w:szCs w:val="24"/>
+        </w:rPr>
+        <w:fldChar w:fldCharType="end"/>
+      </w:r>
+      <w:r>
+        <w:rPr>
+          <w:rFonts w:ascii="Times New Roman" w:hAnsi="Times New Roman" w:cs="Times New Roman"/>
+          <w:i w:val="0"/>
+          <w:iCs w:val="0"/>
+          <w:color w:val="000000" w:themeColor="text1"/>
+          <w:sz w:val="24"/>
+          <w:szCs w:val="24"/>
+        </w:rPr>
+        <w:t xml:space="preserve">. Настройка </w:t>
+      </w:r>
+      <w:r>
+        <w:rPr>
+          <w:rFonts w:ascii="Times New Roman" w:hAnsi="Times New Roman" w:cs="Times New Roman"/>
+          <w:i w:val="0"/>
+          <w:iCs w:val="0"/>
+          <w:color w:val="000000" w:themeColor="text1"/>
+          <w:sz w:val="24"/>
+          <w:szCs w:val="24"/>
+          <w:lang w:val="en-US"/>
+        </w:rPr>
+        <w:t>IP</w:t>
+      </w:r>
+      <w:r>
+        <w:rPr>
+          <w:rFonts w:ascii="Times New Roman" w:hAnsi="Times New Roman" w:cs="Times New Roman"/>
+          <w:i w:val="0"/>
+          <w:iCs w:val="0"/>
+          <w:color w:val="000000" w:themeColor="text1"/>
+          <w:sz w:val="24"/>
+          <w:szCs w:val="24"/>
+        </w:rPr>
+        <w:t>-адреса для первого коммутатора.</w:t>
+      </w:r>
+    </w:p>
+    <w:p>
+      <w:pPr>
         <w:pStyle w:val="bulletlevel1"/>
+        <w:keepNext/>
         <w:spacing w:before="60" w:beforeAutospacing="0" w:after="60" w:afterAutospacing="0" w:line="230" w:lineRule="atLeast"/>
         <w:ind w:left="720"/>
-        <w:rPr>
+        <w:jc w:val="center"/>
+      </w:pPr>
+      <w:r>
+        <w:rPr>
+          <w:noProof/>
           <w:color w:val="000000"/>
           <w:sz w:val="48"/>
           <w:szCs w:val="48"/>
         </w:rPr>
-      </w:pPr>
-      <w:r>
-        <w:rPr>
-          <w:color w:val="000000"/>
-          <w:sz w:val="48"/>
-          <w:szCs w:val="48"/>
-        </w:rPr>
         <w:drawing>
-          <wp:inline distT="0" distB="0" distL="0" distR="0" wp14:anchorId="76EEBED8" wp14:editId="401C4A39">
-            <wp:extent cx="5087060" cy="2810267"/>
-            <wp:effectExtent l="0" t="0" r="0" b="9525"/>
-            <wp:docPr id="39" name="Рисунок 39"/>
+          <wp:inline distT="0" distB="0" distL="0" distR="0" wp14:anchorId="57BFE3B9" wp14:editId="77900BC4">
+            <wp:extent cx="4677428" cy="2200582"/>
+            <wp:effectExtent l="0" t="0" r="8890" b="9525"/>
+            <wp:docPr id="42" name="Рисунок 42"/>
             <wp:cNvGraphicFramePr>
               <a:graphicFrameLocks xmlns:a="http://schemas.openxmlformats.org/drawingml/2006/main" noChangeAspect="1"/>
             </wp:cNvGraphicFramePr>
@@ -2408,7 +4408,7 @@
                   <pic:spPr>
                     <a:xfrm>
                       <a:off x="0" y="0"/>
-                      <a:ext cx="5087060" cy="2810267"/>
+                      <a:ext cx="4677428" cy="2200582"/>
                     </a:xfrm>
                     <a:prstGeom prst="rect">
                       <a:avLst/>
@@ -2423,26 +4423,139 @@
     </w:p>
     <w:p>
       <w:pPr>
+        <w:pStyle w:val="a4"/>
+        <w:jc w:val="center"/>
+        <w:rPr>
+          <w:rFonts w:ascii="Times New Roman" w:hAnsi="Times New Roman" w:cs="Times New Roman"/>
+          <w:i w:val="0"/>
+          <w:iCs w:val="0"/>
+          <w:color w:val="000000" w:themeColor="text1"/>
+          <w:sz w:val="72"/>
+          <w:szCs w:val="72"/>
+        </w:rPr>
+      </w:pPr>
+      <w:r>
+        <w:rPr>
+          <w:rFonts w:ascii="Times New Roman" w:hAnsi="Times New Roman" w:cs="Times New Roman"/>
+          <w:i w:val="0"/>
+          <w:iCs w:val="0"/>
+          <w:color w:val="000000" w:themeColor="text1"/>
+          <w:sz w:val="24"/>
+          <w:szCs w:val="24"/>
+        </w:rPr>
+        <w:t xml:space="preserve">Рисунок </w:t>
+      </w:r>
+      <w:r>
+        <w:rPr>
+          <w:rFonts w:ascii="Times New Roman" w:hAnsi="Times New Roman" w:cs="Times New Roman"/>
+          <w:i w:val="0"/>
+          <w:iCs w:val="0"/>
+          <w:color w:val="000000" w:themeColor="text1"/>
+          <w:sz w:val="24"/>
+          <w:szCs w:val="24"/>
+        </w:rPr>
+        <w:fldChar w:fldCharType="begin"/>
+      </w:r>
+      <w:r>
+        <w:rPr>
+          <w:rFonts w:ascii="Times New Roman" w:hAnsi="Times New Roman" w:cs="Times New Roman"/>
+          <w:i w:val="0"/>
+          <w:iCs w:val="0"/>
+          <w:color w:val="000000" w:themeColor="text1"/>
+          <w:sz w:val="24"/>
+          <w:szCs w:val="24"/>
+        </w:rPr>
+        <w:instrText xml:space="preserve"> SEQ Рисунок \* ARABIC </w:instrText>
+      </w:r>
+      <w:r>
+        <w:rPr>
+          <w:rFonts w:ascii="Times New Roman" w:hAnsi="Times New Roman" w:cs="Times New Roman"/>
+          <w:i w:val="0"/>
+          <w:iCs w:val="0"/>
+          <w:color w:val="000000" w:themeColor="text1"/>
+          <w:sz w:val="24"/>
+          <w:szCs w:val="24"/>
+        </w:rPr>
+        <w:fldChar w:fldCharType="separate"/>
+      </w:r>
+      <w:r>
+        <w:rPr>
+          <w:rFonts w:ascii="Times New Roman" w:hAnsi="Times New Roman" w:cs="Times New Roman"/>
+          <w:i w:val="0"/>
+          <w:iCs w:val="0"/>
+          <w:noProof/>
+          <w:color w:val="000000" w:themeColor="text1"/>
+          <w:sz w:val="24"/>
+          <w:szCs w:val="24"/>
+        </w:rPr>
+        <w:t>21</w:t>
+      </w:r>
+      <w:r>
+        <w:rPr>
+          <w:rFonts w:ascii="Times New Roman" w:hAnsi="Times New Roman" w:cs="Times New Roman"/>
+          <w:i w:val="0"/>
+          <w:iCs w:val="0"/>
+          <w:color w:val="000000" w:themeColor="text1"/>
+          <w:sz w:val="24"/>
+          <w:szCs w:val="24"/>
+        </w:rPr>
+        <w:fldChar w:fldCharType="end"/>
+      </w:r>
+      <w:r>
+        <w:rPr>
+          <w:rFonts w:ascii="Times New Roman" w:hAnsi="Times New Roman" w:cs="Times New Roman"/>
+          <w:i w:val="0"/>
+          <w:iCs w:val="0"/>
+          <w:color w:val="000000" w:themeColor="text1"/>
+          <w:sz w:val="24"/>
+          <w:szCs w:val="24"/>
+        </w:rPr>
+        <w:t>. Настройка IP-адреса для второго коммутатора.</w:t>
+      </w:r>
+    </w:p>
+    <w:p>
+      <w:pPr>
         <w:pStyle w:val="bulletlevel1"/>
+        <w:numPr>
+          <w:ilvl w:val="0"/>
+          <w:numId w:val="1"/>
+        </w:numPr>
+        <w:spacing w:before="60" w:beforeAutospacing="0" w:after="60" w:afterAutospacing="0" w:line="230" w:lineRule="atLeast"/>
+        <w:rPr>
+          <w:color w:val="000000"/>
+          <w:sz w:val="52"/>
+          <w:szCs w:val="52"/>
+        </w:rPr>
+      </w:pPr>
+      <w:r>
+        <w:rPr>
+          <w:color w:val="000000"/>
+          <w:sz w:val="28"/>
+          <w:szCs w:val="28"/>
+        </w:rPr>
+        <w:t>Сохраняем настройки.</w:t>
+      </w:r>
+    </w:p>
+    <w:p>
+      <w:pPr>
+        <w:pStyle w:val="bulletlevel1"/>
+        <w:keepNext/>
         <w:spacing w:before="60" w:beforeAutospacing="0" w:after="60" w:afterAutospacing="0" w:line="230" w:lineRule="atLeast"/>
         <w:ind w:left="720"/>
-        <w:rPr>
-          <w:color w:val="000000"/>
-          <w:sz w:val="48"/>
-          <w:szCs w:val="48"/>
-        </w:rPr>
-      </w:pPr>
-      <w:r>
-        <w:rPr>
-          <w:color w:val="000000"/>
-          <w:sz w:val="48"/>
-          <w:szCs w:val="48"/>
+        <w:jc w:val="center"/>
+      </w:pPr>
+      <w:r>
+        <w:rPr>
+          <w:noProof/>
+          <w:color w:val="000000"/>
+          <w:sz w:val="52"/>
+          <w:szCs w:val="52"/>
         </w:rPr>
         <w:drawing>
-          <wp:inline distT="0" distB="0" distL="0" distR="0" wp14:anchorId="6AC02A16" wp14:editId="691B7E4F">
-            <wp:extent cx="4677428" cy="2057687"/>
-            <wp:effectExtent l="0" t="0" r="8890" b="0"/>
-            <wp:docPr id="40" name="Рисунок 40"/>
+          <wp:inline distT="0" distB="0" distL="0" distR="0" wp14:anchorId="6603C58E" wp14:editId="39BED318">
+            <wp:extent cx="3153215" cy="695422"/>
+            <wp:effectExtent l="0" t="0" r="9525" b="9525"/>
+            <wp:docPr id="45" name="Рисунок 45"/>
             <wp:cNvGraphicFramePr>
               <a:graphicFrameLocks xmlns:a="http://schemas.openxmlformats.org/drawingml/2006/main" noChangeAspect="1"/>
             </wp:cNvGraphicFramePr>
@@ -2462,7 +4575,7 @@
                   <pic:spPr>
                     <a:xfrm>
                       <a:off x="0" y="0"/>
-                      <a:ext cx="4677428" cy="2057687"/>
+                      <a:ext cx="3153215" cy="695422"/>
                     </a:xfrm>
                     <a:prstGeom prst="rect">
                       <a:avLst/>
@@ -2477,26 +4590,116 @@
     </w:p>
     <w:p>
       <w:pPr>
+        <w:pStyle w:val="a4"/>
+        <w:jc w:val="center"/>
+        <w:rPr>
+          <w:rFonts w:ascii="Times New Roman" w:hAnsi="Times New Roman" w:cs="Times New Roman"/>
+          <w:i w:val="0"/>
+          <w:iCs w:val="0"/>
+          <w:color w:val="000000" w:themeColor="text1"/>
+          <w:sz w:val="96"/>
+          <w:szCs w:val="96"/>
+        </w:rPr>
+      </w:pPr>
+      <w:r>
+        <w:rPr>
+          <w:rFonts w:ascii="Times New Roman" w:hAnsi="Times New Roman" w:cs="Times New Roman"/>
+          <w:i w:val="0"/>
+          <w:iCs w:val="0"/>
+          <w:color w:val="000000" w:themeColor="text1"/>
+          <w:sz w:val="24"/>
+          <w:szCs w:val="24"/>
+        </w:rPr>
+        <w:t xml:space="preserve">Рисунок </w:t>
+      </w:r>
+      <w:r>
+        <w:rPr>
+          <w:rFonts w:ascii="Times New Roman" w:hAnsi="Times New Roman" w:cs="Times New Roman"/>
+          <w:i w:val="0"/>
+          <w:iCs w:val="0"/>
+          <w:color w:val="000000" w:themeColor="text1"/>
+          <w:sz w:val="24"/>
+          <w:szCs w:val="24"/>
+        </w:rPr>
+        <w:fldChar w:fldCharType="begin"/>
+      </w:r>
+      <w:r>
+        <w:rPr>
+          <w:rFonts w:ascii="Times New Roman" w:hAnsi="Times New Roman" w:cs="Times New Roman"/>
+          <w:i w:val="0"/>
+          <w:iCs w:val="0"/>
+          <w:color w:val="000000" w:themeColor="text1"/>
+          <w:sz w:val="24"/>
+          <w:szCs w:val="24"/>
+        </w:rPr>
+        <w:instrText xml:space="preserve"> SEQ Рисунок \* ARABIC </w:instrText>
+      </w:r>
+      <w:r>
+        <w:rPr>
+          <w:rFonts w:ascii="Times New Roman" w:hAnsi="Times New Roman" w:cs="Times New Roman"/>
+          <w:i w:val="0"/>
+          <w:iCs w:val="0"/>
+          <w:color w:val="000000" w:themeColor="text1"/>
+          <w:sz w:val="24"/>
+          <w:szCs w:val="24"/>
+        </w:rPr>
+        <w:fldChar w:fldCharType="separate"/>
+      </w:r>
+      <w:r>
+        <w:rPr>
+          <w:rFonts w:ascii="Times New Roman" w:hAnsi="Times New Roman" w:cs="Times New Roman"/>
+          <w:i w:val="0"/>
+          <w:iCs w:val="0"/>
+          <w:noProof/>
+          <w:color w:val="000000" w:themeColor="text1"/>
+          <w:sz w:val="24"/>
+          <w:szCs w:val="24"/>
+        </w:rPr>
+        <w:t>22</w:t>
+      </w:r>
+      <w:r>
+        <w:rPr>
+          <w:rFonts w:ascii="Times New Roman" w:hAnsi="Times New Roman" w:cs="Times New Roman"/>
+          <w:i w:val="0"/>
+          <w:iCs w:val="0"/>
+          <w:color w:val="000000" w:themeColor="text1"/>
+          <w:sz w:val="24"/>
+          <w:szCs w:val="24"/>
+        </w:rPr>
+        <w:fldChar w:fldCharType="end"/>
+      </w:r>
+      <w:r>
+        <w:rPr>
+          <w:rFonts w:ascii="Times New Roman" w:hAnsi="Times New Roman" w:cs="Times New Roman"/>
+          <w:i w:val="0"/>
+          <w:iCs w:val="0"/>
+          <w:color w:val="000000" w:themeColor="text1"/>
+          <w:sz w:val="24"/>
+          <w:szCs w:val="24"/>
+        </w:rPr>
+        <w:t>. Сохранение настроек конфигурации для первого коммутатора.</w:t>
+      </w:r>
+    </w:p>
+    <w:p>
+      <w:pPr>
         <w:pStyle w:val="bulletlevel1"/>
+        <w:keepNext/>
         <w:spacing w:before="60" w:beforeAutospacing="0" w:after="60" w:afterAutospacing="0" w:line="230" w:lineRule="atLeast"/>
         <w:ind w:left="720"/>
-        <w:rPr>
-          <w:color w:val="000000"/>
-          <w:sz w:val="48"/>
-          <w:szCs w:val="48"/>
-        </w:rPr>
-      </w:pPr>
-      <w:r>
-        <w:rPr>
-          <w:color w:val="000000"/>
-          <w:sz w:val="48"/>
-          <w:szCs w:val="48"/>
+        <w:jc w:val="center"/>
+      </w:pPr>
+      <w:r>
+        <w:rPr>
+          <w:noProof/>
+          <w:color w:val="000000"/>
+          <w:sz w:val="52"/>
+          <w:szCs w:val="52"/>
         </w:rPr>
         <w:drawing>
-          <wp:inline distT="0" distB="0" distL="0" distR="0" wp14:anchorId="78A0AA0B" wp14:editId="46A85B9C">
-            <wp:extent cx="3077004" cy="476316"/>
-            <wp:effectExtent l="0" t="0" r="9525" b="0"/>
-            <wp:docPr id="41" name="Рисунок 41"/>
+          <wp:inline distT="0" distB="0" distL="0" distR="0" wp14:anchorId="7B89A35F" wp14:editId="6A4D80AD">
+            <wp:extent cx="3191320" cy="685896"/>
+            <wp:effectExtent l="0" t="0" r="0" b="0"/>
+            <wp:docPr id="44" name="Рисунок 44"/>
             <wp:cNvGraphicFramePr>
               <a:graphicFrameLocks xmlns:a="http://schemas.openxmlformats.org/drawingml/2006/main" noChangeAspect="1"/>
             </wp:cNvGraphicFramePr>
@@ -2516,7 +4719,7 @@
                   <pic:spPr>
                     <a:xfrm>
                       <a:off x="0" y="0"/>
-                      <a:ext cx="3077004" cy="476316"/>
+                      <a:ext cx="3191320" cy="685896"/>
                     </a:xfrm>
                     <a:prstGeom prst="rect">
                       <a:avLst/>
@@ -2531,27 +4734,168 @@
     </w:p>
     <w:p>
       <w:pPr>
+        <w:pStyle w:val="a4"/>
+        <w:jc w:val="center"/>
+        <w:rPr>
+          <w:rFonts w:ascii="Times New Roman" w:eastAsia="Times New Roman" w:hAnsi="Times New Roman" w:cs="Times New Roman"/>
+          <w:color w:val="000000"/>
+          <w:sz w:val="28"/>
+          <w:szCs w:val="28"/>
+          <w:lang w:eastAsia="ru-RU"/>
+        </w:rPr>
+      </w:pPr>
+      <w:r>
+        <w:rPr>
+          <w:rFonts w:ascii="Times New Roman" w:hAnsi="Times New Roman" w:cs="Times New Roman"/>
+          <w:i w:val="0"/>
+          <w:iCs w:val="0"/>
+          <w:color w:val="000000" w:themeColor="text1"/>
+          <w:sz w:val="24"/>
+          <w:szCs w:val="24"/>
+        </w:rPr>
+        <w:t xml:space="preserve">Рисунок </w:t>
+      </w:r>
+      <w:r>
+        <w:rPr>
+          <w:rFonts w:ascii="Times New Roman" w:hAnsi="Times New Roman" w:cs="Times New Roman"/>
+          <w:i w:val="0"/>
+          <w:iCs w:val="0"/>
+          <w:color w:val="000000" w:themeColor="text1"/>
+          <w:sz w:val="24"/>
+          <w:szCs w:val="24"/>
+        </w:rPr>
+        <w:fldChar w:fldCharType="begin"/>
+      </w:r>
+      <w:r>
+        <w:rPr>
+          <w:rFonts w:ascii="Times New Roman" w:hAnsi="Times New Roman" w:cs="Times New Roman"/>
+          <w:i w:val="0"/>
+          <w:iCs w:val="0"/>
+          <w:color w:val="000000" w:themeColor="text1"/>
+          <w:sz w:val="24"/>
+          <w:szCs w:val="24"/>
+        </w:rPr>
+        <w:instrText xml:space="preserve"> SEQ Рисунок \* ARABIC </w:instrText>
+      </w:r>
+      <w:r>
+        <w:rPr>
+          <w:rFonts w:ascii="Times New Roman" w:hAnsi="Times New Roman" w:cs="Times New Roman"/>
+          <w:i w:val="0"/>
+          <w:iCs w:val="0"/>
+          <w:color w:val="000000" w:themeColor="text1"/>
+          <w:sz w:val="24"/>
+          <w:szCs w:val="24"/>
+        </w:rPr>
+        <w:fldChar w:fldCharType="separate"/>
+      </w:r>
+      <w:r>
+        <w:rPr>
+          <w:rFonts w:ascii="Times New Roman" w:hAnsi="Times New Roman" w:cs="Times New Roman"/>
+          <w:i w:val="0"/>
+          <w:iCs w:val="0"/>
+          <w:noProof/>
+          <w:color w:val="000000" w:themeColor="text1"/>
+          <w:sz w:val="24"/>
+          <w:szCs w:val="24"/>
+        </w:rPr>
+        <w:t>23</w:t>
+      </w:r>
+      <w:r>
+        <w:rPr>
+          <w:rFonts w:ascii="Times New Roman" w:hAnsi="Times New Roman" w:cs="Times New Roman"/>
+          <w:i w:val="0"/>
+          <w:iCs w:val="0"/>
+          <w:color w:val="000000" w:themeColor="text1"/>
+          <w:sz w:val="24"/>
+          <w:szCs w:val="24"/>
+        </w:rPr>
+        <w:fldChar w:fldCharType="end"/>
+      </w:r>
+      <w:r>
+        <w:rPr>
+          <w:rFonts w:ascii="Times New Roman" w:hAnsi="Times New Roman" w:cs="Times New Roman"/>
+          <w:i w:val="0"/>
+          <w:iCs w:val="0"/>
+          <w:color w:val="000000" w:themeColor="text1"/>
+          <w:sz w:val="24"/>
+          <w:szCs w:val="24"/>
+        </w:rPr>
+        <w:t xml:space="preserve">. Сохранение настроек конфигурации для </w:t>
+      </w:r>
+      <w:r>
+        <w:rPr>
+          <w:rFonts w:ascii="Times New Roman" w:hAnsi="Times New Roman" w:cs="Times New Roman"/>
+          <w:i w:val="0"/>
+          <w:iCs w:val="0"/>
+          <w:color w:val="000000" w:themeColor="text1"/>
+          <w:sz w:val="24"/>
+          <w:szCs w:val="24"/>
+        </w:rPr>
+        <w:t>второго</w:t>
+      </w:r>
+      <w:r>
+        <w:rPr>
+          <w:rFonts w:ascii="Times New Roman" w:hAnsi="Times New Roman" w:cs="Times New Roman"/>
+          <w:i w:val="0"/>
+          <w:iCs w:val="0"/>
+          <w:color w:val="000000" w:themeColor="text1"/>
+          <w:sz w:val="24"/>
+          <w:szCs w:val="24"/>
+        </w:rPr>
+        <w:t xml:space="preserve"> коммутатора.</w:t>
+      </w:r>
+      <w:r>
+        <w:rPr>
+          <w:color w:val="000000"/>
+          <w:sz w:val="28"/>
+          <w:szCs w:val="28"/>
+        </w:rPr>
+        <w:br w:type="page"/>
+      </w:r>
+    </w:p>
+    <w:p>
+      <w:pPr>
         <w:pStyle w:val="bulletlevel1"/>
+        <w:numPr>
+          <w:ilvl w:val="0"/>
+          <w:numId w:val="1"/>
+        </w:numPr>
         <w:spacing w:before="60" w:beforeAutospacing="0" w:after="60" w:afterAutospacing="0" w:line="230" w:lineRule="atLeast"/>
-        <w:ind w:left="720"/>
-        <w:rPr>
-          <w:color w:val="000000"/>
-          <w:sz w:val="48"/>
-          <w:szCs w:val="48"/>
-        </w:rPr>
-      </w:pPr>
-      <w:r>
-        <w:rPr>
-          <w:color w:val="000000"/>
-          <w:sz w:val="48"/>
-          <w:szCs w:val="48"/>
+        <w:rPr>
+          <w:color w:val="000000"/>
+          <w:sz w:val="56"/>
+          <w:szCs w:val="56"/>
+        </w:rPr>
+      </w:pPr>
+      <w:r>
+        <w:rPr>
+          <w:color w:val="000000"/>
+          <w:sz w:val="28"/>
+          <w:szCs w:val="28"/>
         </w:rPr>
         <w:lastRenderedPageBreak/>
+        <w:t>Убеждаемся в наличии соединения между всеми устройствами.</w:t>
+      </w:r>
+    </w:p>
+    <w:p>
+      <w:pPr>
+        <w:pStyle w:val="bulletlevel1"/>
+        <w:keepNext/>
+        <w:spacing w:before="60" w:beforeAutospacing="0" w:after="60" w:afterAutospacing="0" w:line="230" w:lineRule="atLeast"/>
+        <w:jc w:val="center"/>
+      </w:pPr>
+      <w:r>
+        <w:rPr>
+          <w:noProof/>
+          <w:color w:val="000000"/>
+          <w:sz w:val="52"/>
+          <w:szCs w:val="52"/>
+        </w:rPr>
         <w:drawing>
-          <wp:inline distT="0" distB="0" distL="0" distR="0" wp14:anchorId="57BFE3B9" wp14:editId="77900BC4">
-            <wp:extent cx="4677428" cy="2200582"/>
-            <wp:effectExtent l="0" t="0" r="8890" b="9525"/>
-            <wp:docPr id="42" name="Рисунок 42"/>
+          <wp:inline distT="0" distB="0" distL="0" distR="0" wp14:anchorId="6554DF68" wp14:editId="4B809056">
+            <wp:extent cx="3848100" cy="5532120"/>
+            <wp:effectExtent l="0" t="0" r="0" b="0"/>
+            <wp:docPr id="3" name="Рисунок 3"/>
             <wp:cNvGraphicFramePr>
               <a:graphicFrameLocks xmlns:a="http://schemas.openxmlformats.org/drawingml/2006/main" noChangeAspect="1"/>
             </wp:cNvGraphicFramePr>
@@ -2559,23 +4903,36 @@
               <a:graphicData uri="http://schemas.openxmlformats.org/drawingml/2006/picture">
                 <pic:pic xmlns:pic="http://schemas.openxmlformats.org/drawingml/2006/picture">
                   <pic:nvPicPr>
-                    <pic:cNvPr id="1" name=""/>
-                    <pic:cNvPicPr/>
+                    <pic:cNvPr id="0" name="Picture 2"/>
+                    <pic:cNvPicPr>
+                      <a:picLocks noChangeAspect="1" noChangeArrowheads="1"/>
+                    </pic:cNvPicPr>
                   </pic:nvPicPr>
                   <pic:blipFill>
-                    <a:blip r:embed="rId28"/>
+                    <a:blip r:embed="rId28">
+                      <a:extLst>
+                        <a:ext uri="{28A0092B-C50C-407E-A947-70E740481C1C}">
+                          <a14:useLocalDpi xmlns:a14="http://schemas.microsoft.com/office/drawing/2010/main" val="0"/>
+                        </a:ext>
+                      </a:extLst>
+                    </a:blip>
+                    <a:srcRect/>
                     <a:stretch>
                       <a:fillRect/>
                     </a:stretch>
                   </pic:blipFill>
-                  <pic:spPr>
+                  <pic:spPr bwMode="auto">
                     <a:xfrm>
                       <a:off x="0" y="0"/>
-                      <a:ext cx="4677428" cy="2200582"/>
+                      <a:ext cx="3848100" cy="5532120"/>
                     </a:xfrm>
                     <a:prstGeom prst="rect">
                       <a:avLst/>
                     </a:prstGeom>
+                    <a:noFill/>
+                    <a:ln>
+                      <a:noFill/>
+                    </a:ln>
                   </pic:spPr>
                 </pic:pic>
               </a:graphicData>
@@ -2586,26 +4943,128 @@
     </w:p>
     <w:p>
       <w:pPr>
+        <w:pStyle w:val="a4"/>
+        <w:jc w:val="center"/>
+        <w:rPr>
+          <w:rFonts w:ascii="Times New Roman" w:hAnsi="Times New Roman" w:cs="Times New Roman"/>
+          <w:i w:val="0"/>
+          <w:iCs w:val="0"/>
+          <w:color w:val="000000" w:themeColor="text1"/>
+          <w:sz w:val="96"/>
+          <w:szCs w:val="96"/>
+        </w:rPr>
+      </w:pPr>
+      <w:r>
+        <w:rPr>
+          <w:rFonts w:ascii="Times New Roman" w:hAnsi="Times New Roman" w:cs="Times New Roman"/>
+          <w:i w:val="0"/>
+          <w:iCs w:val="0"/>
+          <w:color w:val="000000" w:themeColor="text1"/>
+          <w:sz w:val="24"/>
+          <w:szCs w:val="24"/>
+        </w:rPr>
+        <w:t xml:space="preserve">Рисунок </w:t>
+      </w:r>
+      <w:r>
+        <w:rPr>
+          <w:rFonts w:ascii="Times New Roman" w:hAnsi="Times New Roman" w:cs="Times New Roman"/>
+          <w:i w:val="0"/>
+          <w:iCs w:val="0"/>
+          <w:color w:val="000000" w:themeColor="text1"/>
+          <w:sz w:val="24"/>
+          <w:szCs w:val="24"/>
+        </w:rPr>
+        <w:fldChar w:fldCharType="begin"/>
+      </w:r>
+      <w:r>
+        <w:rPr>
+          <w:rFonts w:ascii="Times New Roman" w:hAnsi="Times New Roman" w:cs="Times New Roman"/>
+          <w:i w:val="0"/>
+          <w:iCs w:val="0"/>
+          <w:color w:val="000000" w:themeColor="text1"/>
+          <w:sz w:val="24"/>
+          <w:szCs w:val="24"/>
+        </w:rPr>
+        <w:instrText xml:space="preserve"> SEQ Рисунок \* ARABIC </w:instrText>
+      </w:r>
+      <w:r>
+        <w:rPr>
+          <w:rFonts w:ascii="Times New Roman" w:hAnsi="Times New Roman" w:cs="Times New Roman"/>
+          <w:i w:val="0"/>
+          <w:iCs w:val="0"/>
+          <w:color w:val="000000" w:themeColor="text1"/>
+          <w:sz w:val="24"/>
+          <w:szCs w:val="24"/>
+        </w:rPr>
+        <w:fldChar w:fldCharType="separate"/>
+      </w:r>
+      <w:r>
+        <w:rPr>
+          <w:rFonts w:ascii="Times New Roman" w:hAnsi="Times New Roman" w:cs="Times New Roman"/>
+          <w:i w:val="0"/>
+          <w:iCs w:val="0"/>
+          <w:noProof/>
+          <w:color w:val="000000" w:themeColor="text1"/>
+          <w:sz w:val="24"/>
+          <w:szCs w:val="24"/>
+        </w:rPr>
+        <w:t>24</w:t>
+      </w:r>
+      <w:r>
+        <w:rPr>
+          <w:rFonts w:ascii="Times New Roman" w:hAnsi="Times New Roman" w:cs="Times New Roman"/>
+          <w:i w:val="0"/>
+          <w:iCs w:val="0"/>
+          <w:color w:val="000000" w:themeColor="text1"/>
+          <w:sz w:val="24"/>
+          <w:szCs w:val="24"/>
+        </w:rPr>
+        <w:fldChar w:fldCharType="end"/>
+      </w:r>
+      <w:r>
+        <w:rPr>
+          <w:rFonts w:ascii="Times New Roman" w:hAnsi="Times New Roman" w:cs="Times New Roman"/>
+          <w:i w:val="0"/>
+          <w:iCs w:val="0"/>
+          <w:color w:val="000000" w:themeColor="text1"/>
+          <w:sz w:val="24"/>
+          <w:szCs w:val="24"/>
+        </w:rPr>
+        <w:t xml:space="preserve">. Проверка </w:t>
+      </w:r>
+      <w:r>
+        <w:rPr>
+          <w:rFonts w:ascii="Times New Roman" w:hAnsi="Times New Roman" w:cs="Times New Roman"/>
+          <w:i w:val="0"/>
+          <w:iCs w:val="0"/>
+          <w:noProof/>
+          <w:color w:val="000000" w:themeColor="text1"/>
+          <w:sz w:val="24"/>
+          <w:szCs w:val="24"/>
+        </w:rPr>
+        <w:t>соединения между всеми устройствами.</w:t>
+      </w:r>
+    </w:p>
+    <w:p>
+      <w:pPr>
         <w:pStyle w:val="bulletlevel1"/>
+        <w:keepNext/>
         <w:spacing w:before="60" w:beforeAutospacing="0" w:after="60" w:afterAutospacing="0" w:line="230" w:lineRule="atLeast"/>
         <w:ind w:left="720"/>
-        <w:rPr>
-          <w:color w:val="000000"/>
-          <w:sz w:val="48"/>
-          <w:szCs w:val="48"/>
-        </w:rPr>
-      </w:pPr>
-      <w:r>
-        <w:rPr>
-          <w:color w:val="000000"/>
-          <w:sz w:val="48"/>
-          <w:szCs w:val="48"/>
+        <w:jc w:val="center"/>
+      </w:pPr>
+      <w:r>
+        <w:rPr>
+          <w:noProof/>
+          <w:color w:val="000000"/>
+          <w:sz w:val="52"/>
+          <w:szCs w:val="52"/>
         </w:rPr>
         <w:drawing>
-          <wp:inline distT="0" distB="0" distL="0" distR="0" wp14:anchorId="20D61B02" wp14:editId="50D6D13A">
-            <wp:extent cx="3029373" cy="447737"/>
-            <wp:effectExtent l="0" t="0" r="0" b="0"/>
-            <wp:docPr id="43" name="Рисунок 43"/>
+          <wp:inline distT="0" distB="0" distL="0" distR="0" wp14:anchorId="77BC8F72" wp14:editId="5A1E6D61">
+            <wp:extent cx="6729730" cy="1541780"/>
+            <wp:effectExtent l="0" t="0" r="0" b="1270"/>
+            <wp:docPr id="50" name="Рисунок 50"/>
             <wp:cNvGraphicFramePr>
               <a:graphicFrameLocks xmlns:a="http://schemas.openxmlformats.org/drawingml/2006/main" noChangeAspect="1"/>
             </wp:cNvGraphicFramePr>
@@ -2625,401 +5084,6 @@
                   <pic:spPr>
                     <a:xfrm>
                       <a:off x="0" y="0"/>
-                      <a:ext cx="3029373" cy="447737"/>
-                    </a:xfrm>
-                    <a:prstGeom prst="rect">
-                      <a:avLst/>
-                    </a:prstGeom>
-                  </pic:spPr>
-                </pic:pic>
-              </a:graphicData>
-            </a:graphic>
-          </wp:inline>
-        </w:drawing>
-      </w:r>
-    </w:p>
-    <w:p>
-      <w:pPr>
-        <w:pStyle w:val="bulletlevel1"/>
-        <w:spacing w:before="60" w:beforeAutospacing="0" w:after="60" w:afterAutospacing="0" w:line="230" w:lineRule="atLeast"/>
-        <w:ind w:left="720"/>
-        <w:rPr>
-          <w:color w:val="000000"/>
-          <w:sz w:val="48"/>
-          <w:szCs w:val="48"/>
-        </w:rPr>
-      </w:pPr>
-    </w:p>
-    <w:p>
-      <w:pPr>
-        <w:pStyle w:val="bulletlevel1"/>
-        <w:numPr>
-          <w:ilvl w:val="0"/>
-          <w:numId w:val="1"/>
-        </w:numPr>
-        <w:spacing w:before="60" w:beforeAutospacing="0" w:after="60" w:afterAutospacing="0" w:line="230" w:lineRule="atLeast"/>
-        <w:rPr>
-          <w:color w:val="000000"/>
-          <w:sz w:val="52"/>
-          <w:szCs w:val="52"/>
-        </w:rPr>
-      </w:pPr>
-      <w:r>
-        <w:rPr>
-          <w:color w:val="000000"/>
-          <w:sz w:val="28"/>
-          <w:szCs w:val="28"/>
-        </w:rPr>
-        <w:t>Сохраняем настройки.</w:t>
-      </w:r>
-    </w:p>
-    <w:p>
-      <w:pPr>
-        <w:pStyle w:val="bulletlevel1"/>
-        <w:spacing w:before="60" w:beforeAutospacing="0" w:after="60" w:afterAutospacing="0" w:line="230" w:lineRule="atLeast"/>
-        <w:ind w:left="720"/>
-        <w:rPr>
-          <w:color w:val="000000"/>
-          <w:sz w:val="52"/>
-          <w:szCs w:val="52"/>
-        </w:rPr>
-      </w:pPr>
-      <w:r>
-        <w:rPr>
-          <w:color w:val="000000"/>
-          <w:sz w:val="52"/>
-          <w:szCs w:val="52"/>
-        </w:rPr>
-        <w:drawing>
-          <wp:inline distT="0" distB="0" distL="0" distR="0" wp14:anchorId="6603C58E" wp14:editId="39BED318">
-            <wp:extent cx="3153215" cy="695422"/>
-            <wp:effectExtent l="0" t="0" r="9525" b="9525"/>
-            <wp:docPr id="45" name="Рисунок 45"/>
-            <wp:cNvGraphicFramePr>
-              <a:graphicFrameLocks xmlns:a="http://schemas.openxmlformats.org/drawingml/2006/main" noChangeAspect="1"/>
-            </wp:cNvGraphicFramePr>
-            <a:graphic xmlns:a="http://schemas.openxmlformats.org/drawingml/2006/main">
-              <a:graphicData uri="http://schemas.openxmlformats.org/drawingml/2006/picture">
-                <pic:pic xmlns:pic="http://schemas.openxmlformats.org/drawingml/2006/picture">
-                  <pic:nvPicPr>
-                    <pic:cNvPr id="1" name=""/>
-                    <pic:cNvPicPr/>
-                  </pic:nvPicPr>
-                  <pic:blipFill>
-                    <a:blip r:embed="rId30"/>
-                    <a:stretch>
-                      <a:fillRect/>
-                    </a:stretch>
-                  </pic:blipFill>
-                  <pic:spPr>
-                    <a:xfrm>
-                      <a:off x="0" y="0"/>
-                      <a:ext cx="3153215" cy="695422"/>
-                    </a:xfrm>
-                    <a:prstGeom prst="rect">
-                      <a:avLst/>
-                    </a:prstGeom>
-                  </pic:spPr>
-                </pic:pic>
-              </a:graphicData>
-            </a:graphic>
-          </wp:inline>
-        </w:drawing>
-      </w:r>
-    </w:p>
-    <w:p>
-      <w:pPr>
-        <w:pStyle w:val="bulletlevel1"/>
-        <w:spacing w:before="60" w:beforeAutospacing="0" w:after="60" w:afterAutospacing="0" w:line="230" w:lineRule="atLeast"/>
-        <w:ind w:left="720"/>
-        <w:rPr>
-          <w:color w:val="000000"/>
-          <w:sz w:val="52"/>
-          <w:szCs w:val="52"/>
-        </w:rPr>
-      </w:pPr>
-      <w:r>
-        <w:rPr>
-          <w:color w:val="000000"/>
-          <w:sz w:val="52"/>
-          <w:szCs w:val="52"/>
-        </w:rPr>
-        <w:drawing>
-          <wp:inline distT="0" distB="0" distL="0" distR="0" wp14:anchorId="7B89A35F" wp14:editId="6A4D80AD">
-            <wp:extent cx="3191320" cy="685896"/>
-            <wp:effectExtent l="0" t="0" r="0" b="0"/>
-            <wp:docPr id="44" name="Рисунок 44"/>
-            <wp:cNvGraphicFramePr>
-              <a:graphicFrameLocks xmlns:a="http://schemas.openxmlformats.org/drawingml/2006/main" noChangeAspect="1"/>
-            </wp:cNvGraphicFramePr>
-            <a:graphic xmlns:a="http://schemas.openxmlformats.org/drawingml/2006/main">
-              <a:graphicData uri="http://schemas.openxmlformats.org/drawingml/2006/picture">
-                <pic:pic xmlns:pic="http://schemas.openxmlformats.org/drawingml/2006/picture">
-                  <pic:nvPicPr>
-                    <pic:cNvPr id="1" name=""/>
-                    <pic:cNvPicPr/>
-                  </pic:nvPicPr>
-                  <pic:blipFill>
-                    <a:blip r:embed="rId31"/>
-                    <a:stretch>
-                      <a:fillRect/>
-                    </a:stretch>
-                  </pic:blipFill>
-                  <pic:spPr>
-                    <a:xfrm>
-                      <a:off x="0" y="0"/>
-                      <a:ext cx="3191320" cy="685896"/>
-                    </a:xfrm>
-                    <a:prstGeom prst="rect">
-                      <a:avLst/>
-                    </a:prstGeom>
-                  </pic:spPr>
-                </pic:pic>
-              </a:graphicData>
-            </a:graphic>
-          </wp:inline>
-        </w:drawing>
-      </w:r>
-    </w:p>
-    <w:p>
-      <w:pPr>
-        <w:pStyle w:val="bulletlevel1"/>
-        <w:spacing w:before="60" w:beforeAutospacing="0" w:after="60" w:afterAutospacing="0" w:line="230" w:lineRule="atLeast"/>
-        <w:ind w:left="720"/>
-        <w:rPr>
-          <w:color w:val="000000"/>
-          <w:sz w:val="52"/>
-          <w:szCs w:val="52"/>
-        </w:rPr>
-      </w:pPr>
-    </w:p>
-    <w:p>
-      <w:pPr>
-        <w:pStyle w:val="bulletlevel1"/>
-        <w:numPr>
-          <w:ilvl w:val="0"/>
-          <w:numId w:val="1"/>
-        </w:numPr>
-        <w:spacing w:before="60" w:beforeAutospacing="0" w:after="60" w:afterAutospacing="0" w:line="230" w:lineRule="atLeast"/>
-        <w:rPr>
-          <w:color w:val="000000"/>
-          <w:sz w:val="56"/>
-          <w:szCs w:val="56"/>
-        </w:rPr>
-      </w:pPr>
-      <w:r>
-        <w:rPr>
-          <w:color w:val="000000"/>
-          <w:sz w:val="28"/>
-          <w:szCs w:val="28"/>
-        </w:rPr>
-        <w:t>Убеждаемся в наличии соединения между всеми устройствами.</w:t>
-      </w:r>
-    </w:p>
-    <w:p>
-      <w:pPr>
-        <w:pStyle w:val="bulletlevel1"/>
-        <w:spacing w:before="60" w:beforeAutospacing="0" w:after="60" w:afterAutospacing="0" w:line="230" w:lineRule="atLeast"/>
-        <w:ind w:left="720"/>
-        <w:rPr>
-          <w:color w:val="000000"/>
-          <w:sz w:val="52"/>
-          <w:szCs w:val="52"/>
-        </w:rPr>
-      </w:pPr>
-      <w:r>
-        <w:rPr>
-          <w:color w:val="000000"/>
-          <w:sz w:val="52"/>
-          <w:szCs w:val="52"/>
-        </w:rPr>
-        <w:drawing>
-          <wp:inline distT="0" distB="0" distL="0" distR="0" wp14:anchorId="1620CB5A" wp14:editId="03260A26">
-            <wp:extent cx="3867690" cy="1829055"/>
-            <wp:effectExtent l="0" t="0" r="0" b="0"/>
-            <wp:docPr id="46" name="Рисунок 46"/>
-            <wp:cNvGraphicFramePr>
-              <a:graphicFrameLocks xmlns:a="http://schemas.openxmlformats.org/drawingml/2006/main" noChangeAspect="1"/>
-            </wp:cNvGraphicFramePr>
-            <a:graphic xmlns:a="http://schemas.openxmlformats.org/drawingml/2006/main">
-              <a:graphicData uri="http://schemas.openxmlformats.org/drawingml/2006/picture">
-                <pic:pic xmlns:pic="http://schemas.openxmlformats.org/drawingml/2006/picture">
-                  <pic:nvPicPr>
-                    <pic:cNvPr id="1" name=""/>
-                    <pic:cNvPicPr/>
-                  </pic:nvPicPr>
-                  <pic:blipFill>
-                    <a:blip r:embed="rId32"/>
-                    <a:stretch>
-                      <a:fillRect/>
-                    </a:stretch>
-                  </pic:blipFill>
-                  <pic:spPr>
-                    <a:xfrm>
-                      <a:off x="0" y="0"/>
-                      <a:ext cx="3867690" cy="1829055"/>
-                    </a:xfrm>
-                    <a:prstGeom prst="rect">
-                      <a:avLst/>
-                    </a:prstGeom>
-                  </pic:spPr>
-                </pic:pic>
-              </a:graphicData>
-            </a:graphic>
-          </wp:inline>
-        </w:drawing>
-      </w:r>
-    </w:p>
-    <w:p>
-      <w:pPr>
-        <w:pStyle w:val="bulletlevel1"/>
-        <w:spacing w:before="60" w:beforeAutospacing="0" w:after="60" w:afterAutospacing="0" w:line="230" w:lineRule="atLeast"/>
-        <w:ind w:left="720"/>
-        <w:rPr>
-          <w:color w:val="000000"/>
-          <w:sz w:val="52"/>
-          <w:szCs w:val="52"/>
-        </w:rPr>
-      </w:pPr>
-      <w:r>
-        <w:rPr>
-          <w:color w:val="000000"/>
-          <w:sz w:val="52"/>
-          <w:szCs w:val="52"/>
-        </w:rPr>
-        <w:drawing>
-          <wp:inline distT="0" distB="0" distL="0" distR="0" wp14:anchorId="325D90AF" wp14:editId="4A846536">
-            <wp:extent cx="3820058" cy="1867161"/>
-            <wp:effectExtent l="0" t="0" r="0" b="0"/>
-            <wp:docPr id="47" name="Рисунок 47"/>
-            <wp:cNvGraphicFramePr>
-              <a:graphicFrameLocks xmlns:a="http://schemas.openxmlformats.org/drawingml/2006/main" noChangeAspect="1"/>
-            </wp:cNvGraphicFramePr>
-            <a:graphic xmlns:a="http://schemas.openxmlformats.org/drawingml/2006/main">
-              <a:graphicData uri="http://schemas.openxmlformats.org/drawingml/2006/picture">
-                <pic:pic xmlns:pic="http://schemas.openxmlformats.org/drawingml/2006/picture">
-                  <pic:nvPicPr>
-                    <pic:cNvPr id="1" name=""/>
-                    <pic:cNvPicPr/>
-                  </pic:nvPicPr>
-                  <pic:blipFill>
-                    <a:blip r:embed="rId33"/>
-                    <a:stretch>
-                      <a:fillRect/>
-                    </a:stretch>
-                  </pic:blipFill>
-                  <pic:spPr>
-                    <a:xfrm>
-                      <a:off x="0" y="0"/>
-                      <a:ext cx="3820058" cy="1867161"/>
-                    </a:xfrm>
-                    <a:prstGeom prst="rect">
-                      <a:avLst/>
-                    </a:prstGeom>
-                  </pic:spPr>
-                </pic:pic>
-              </a:graphicData>
-            </a:graphic>
-          </wp:inline>
-        </w:drawing>
-      </w:r>
-    </w:p>
-    <w:p>
-      <w:pPr>
-        <w:pStyle w:val="bulletlevel1"/>
-        <w:spacing w:before="60" w:beforeAutospacing="0" w:after="60" w:afterAutospacing="0" w:line="230" w:lineRule="atLeast"/>
-        <w:ind w:left="720"/>
-        <w:rPr>
-          <w:color w:val="000000"/>
-          <w:sz w:val="52"/>
-          <w:szCs w:val="52"/>
-        </w:rPr>
-      </w:pPr>
-      <w:r>
-        <w:rPr>
-          <w:color w:val="000000"/>
-          <w:sz w:val="52"/>
-          <w:szCs w:val="52"/>
-        </w:rPr>
-        <w:lastRenderedPageBreak/>
-        <w:drawing>
-          <wp:inline distT="0" distB="0" distL="0" distR="0" wp14:anchorId="0DCA02CC" wp14:editId="19DA0881">
-            <wp:extent cx="4086795" cy="1838582"/>
-            <wp:effectExtent l="0" t="0" r="0" b="9525"/>
-            <wp:docPr id="48" name="Рисунок 48"/>
-            <wp:cNvGraphicFramePr>
-              <a:graphicFrameLocks xmlns:a="http://schemas.openxmlformats.org/drawingml/2006/main" noChangeAspect="1"/>
-            </wp:cNvGraphicFramePr>
-            <a:graphic xmlns:a="http://schemas.openxmlformats.org/drawingml/2006/main">
-              <a:graphicData uri="http://schemas.openxmlformats.org/drawingml/2006/picture">
-                <pic:pic xmlns:pic="http://schemas.openxmlformats.org/drawingml/2006/picture">
-                  <pic:nvPicPr>
-                    <pic:cNvPr id="1" name=""/>
-                    <pic:cNvPicPr/>
-                  </pic:nvPicPr>
-                  <pic:blipFill>
-                    <a:blip r:embed="rId34"/>
-                    <a:stretch>
-                      <a:fillRect/>
-                    </a:stretch>
-                  </pic:blipFill>
-                  <pic:spPr>
-                    <a:xfrm>
-                      <a:off x="0" y="0"/>
-                      <a:ext cx="4086795" cy="1838582"/>
-                    </a:xfrm>
-                    <a:prstGeom prst="rect">
-                      <a:avLst/>
-                    </a:prstGeom>
-                  </pic:spPr>
-                </pic:pic>
-              </a:graphicData>
-            </a:graphic>
-          </wp:inline>
-        </w:drawing>
-      </w:r>
-    </w:p>
-    <w:p>
-      <w:pPr>
-        <w:pStyle w:val="bulletlevel1"/>
-        <w:spacing w:before="60" w:beforeAutospacing="0" w:after="60" w:afterAutospacing="0" w:line="230" w:lineRule="atLeast"/>
-        <w:ind w:left="720"/>
-        <w:rPr>
-          <w:color w:val="000000"/>
-          <w:sz w:val="52"/>
-          <w:szCs w:val="52"/>
-        </w:rPr>
-      </w:pPr>
-      <w:r>
-        <w:rPr>
-          <w:color w:val="000000"/>
-          <w:sz w:val="52"/>
-          <w:szCs w:val="52"/>
-        </w:rPr>
-        <w:drawing>
-          <wp:inline distT="0" distB="0" distL="0" distR="0" wp14:anchorId="77BC8F72" wp14:editId="5A1E6D61">
-            <wp:extent cx="6729730" cy="1541780"/>
-            <wp:effectExtent l="0" t="0" r="0" b="1270"/>
-            <wp:docPr id="50" name="Рисунок 50"/>
-            <wp:cNvGraphicFramePr>
-              <a:graphicFrameLocks xmlns:a="http://schemas.openxmlformats.org/drawingml/2006/main" noChangeAspect="1"/>
-            </wp:cNvGraphicFramePr>
-            <a:graphic xmlns:a="http://schemas.openxmlformats.org/drawingml/2006/main">
-              <a:graphicData uri="http://schemas.openxmlformats.org/drawingml/2006/picture">
-                <pic:pic xmlns:pic="http://schemas.openxmlformats.org/drawingml/2006/picture">
-                  <pic:nvPicPr>
-                    <pic:cNvPr id="1" name=""/>
-                    <pic:cNvPicPr/>
-                  </pic:nvPicPr>
-                  <pic:blipFill>
-                    <a:blip r:embed="rId35"/>
-                    <a:stretch>
-                      <a:fillRect/>
-                    </a:stretch>
-                  </pic:blipFill>
-                  <pic:spPr>
-                    <a:xfrm>
-                      <a:off x="0" y="0"/>
                       <a:ext cx="6729730" cy="1541780"/>
                     </a:xfrm>
                     <a:prstGeom prst="rect">
@@ -3031,6 +5095,98 @@
             </a:graphic>
           </wp:inline>
         </w:drawing>
+      </w:r>
+    </w:p>
+    <w:p>
+      <w:pPr>
+        <w:pStyle w:val="a4"/>
+        <w:jc w:val="center"/>
+        <w:rPr>
+          <w:rFonts w:ascii="Times New Roman" w:hAnsi="Times New Roman" w:cs="Times New Roman"/>
+          <w:i w:val="0"/>
+          <w:iCs w:val="0"/>
+          <w:color w:val="000000" w:themeColor="text1"/>
+          <w:sz w:val="24"/>
+          <w:szCs w:val="24"/>
+        </w:rPr>
+      </w:pPr>
+      <w:r>
+        <w:rPr>
+          <w:rFonts w:ascii="Times New Roman" w:hAnsi="Times New Roman" w:cs="Times New Roman"/>
+          <w:i w:val="0"/>
+          <w:iCs w:val="0"/>
+          <w:color w:val="000000" w:themeColor="text1"/>
+          <w:sz w:val="24"/>
+          <w:szCs w:val="24"/>
+        </w:rPr>
+        <w:t xml:space="preserve">Рисунок </w:t>
+      </w:r>
+      <w:r>
+        <w:rPr>
+          <w:rFonts w:ascii="Times New Roman" w:hAnsi="Times New Roman" w:cs="Times New Roman"/>
+          <w:i w:val="0"/>
+          <w:iCs w:val="0"/>
+          <w:color w:val="000000" w:themeColor="text1"/>
+          <w:sz w:val="24"/>
+          <w:szCs w:val="24"/>
+        </w:rPr>
+        <w:fldChar w:fldCharType="begin"/>
+      </w:r>
+      <w:r>
+        <w:rPr>
+          <w:rFonts w:ascii="Times New Roman" w:hAnsi="Times New Roman" w:cs="Times New Roman"/>
+          <w:i w:val="0"/>
+          <w:iCs w:val="0"/>
+          <w:color w:val="000000" w:themeColor="text1"/>
+          <w:sz w:val="24"/>
+          <w:szCs w:val="24"/>
+        </w:rPr>
+        <w:instrText xml:space="preserve"> SEQ Рисунок \* ARABIC </w:instrText>
+      </w:r>
+      <w:r>
+        <w:rPr>
+          <w:rFonts w:ascii="Times New Roman" w:hAnsi="Times New Roman" w:cs="Times New Roman"/>
+          <w:i w:val="0"/>
+          <w:iCs w:val="0"/>
+          <w:color w:val="000000" w:themeColor="text1"/>
+          <w:sz w:val="24"/>
+          <w:szCs w:val="24"/>
+        </w:rPr>
+        <w:fldChar w:fldCharType="separate"/>
+      </w:r>
+      <w:r>
+        <w:rPr>
+          <w:rFonts w:ascii="Times New Roman" w:hAnsi="Times New Roman" w:cs="Times New Roman"/>
+          <w:i w:val="0"/>
+          <w:iCs w:val="0"/>
+          <w:noProof/>
+          <w:color w:val="000000" w:themeColor="text1"/>
+          <w:sz w:val="24"/>
+          <w:szCs w:val="24"/>
+        </w:rPr>
+        <w:t>25</w:t>
+      </w:r>
+      <w:r>
+        <w:rPr>
+          <w:rFonts w:ascii="Times New Roman" w:hAnsi="Times New Roman" w:cs="Times New Roman"/>
+          <w:i w:val="0"/>
+          <w:iCs w:val="0"/>
+          <w:color w:val="000000" w:themeColor="text1"/>
+          <w:sz w:val="24"/>
+          <w:szCs w:val="24"/>
+        </w:rPr>
+        <w:fldChar w:fldCharType="end"/>
+      </w:r>
+      <w:r>
+        <w:rPr>
+          <w:rFonts w:ascii="Times New Roman" w:hAnsi="Times New Roman" w:cs="Times New Roman"/>
+          <w:i w:val="0"/>
+          <w:iCs w:val="0"/>
+          <w:color w:val="000000" w:themeColor="text1"/>
+          <w:sz w:val="24"/>
+          <w:szCs w:val="24"/>
+        </w:rPr>
+        <w:t>. Проверка правильности выполненной работы.</w:t>
       </w:r>
     </w:p>
     <w:sectPr>
@@ -3792,6 +5948,25 @@
       <w:lang w:eastAsia="ru-RU"/>
     </w:rPr>
   </w:style>
+  <w:style w:type="paragraph" w:styleId="a4">
+    <w:name w:val="caption"/>
+    <w:basedOn w:val="a"/>
+    <w:next w:val="a"/>
+    <w:uiPriority w:val="35"/>
+    <w:unhideWhenUsed/>
+    <w:qFormat/>
+    <w:rsid w:val="00C3733E"/>
+    <w:pPr>
+      <w:spacing w:after="200" w:line="240" w:lineRule="auto"/>
+    </w:pPr>
+    <w:rPr>
+      <w:i/>
+      <w:iCs/>
+      <w:color w:val="44546A" w:themeColor="text2"/>
+      <w:sz w:val="18"/>
+      <w:szCs w:val="18"/>
+    </w:rPr>
+  </w:style>
 </w:styles>
 </file>
 

--- a/БКС/Отчеты/БКС практика4.docx
+++ b/БКС/Отчеты/БКС практика4.docx
@@ -662,7 +662,18 @@
           <w:sz w:val="24"/>
           <w:szCs w:val="24"/>
         </w:rPr>
-        <w:t>. Таблица адресации.</w:t>
+        <w:t xml:space="preserve"> -</w:t>
+      </w:r>
+      <w:r>
+        <w:rPr>
+          <w:rFonts w:ascii="Times New Roman" w:hAnsi="Times New Roman" w:cs="Times New Roman"/>
+          <w:i w:val="0"/>
+          <w:iCs w:val="0"/>
+          <w:color w:val="000000" w:themeColor="text1"/>
+          <w:sz w:val="24"/>
+          <w:szCs w:val="24"/>
+        </w:rPr>
+        <w:t xml:space="preserve"> Таблица адресации.</w:t>
       </w:r>
     </w:p>
     <w:p>
@@ -1351,7 +1362,18 @@
           <w:sz w:val="24"/>
           <w:szCs w:val="24"/>
         </w:rPr>
-        <w:t xml:space="preserve">. </w:t>
+        <w:t xml:space="preserve"> -</w:t>
+      </w:r>
+      <w:r>
+        <w:rPr>
+          <w:rFonts w:ascii="Times New Roman" w:hAnsi="Times New Roman" w:cs="Times New Roman"/>
+          <w:i w:val="0"/>
+          <w:iCs w:val="0"/>
+          <w:color w:val="000000" w:themeColor="text1"/>
+          <w:sz w:val="24"/>
+          <w:szCs w:val="24"/>
+        </w:rPr>
+        <w:t xml:space="preserve"> </w:t>
       </w:r>
       <w:r>
         <w:rPr>
@@ -1565,7 +1587,18 @@
           <w:sz w:val="24"/>
           <w:szCs w:val="24"/>
         </w:rPr>
-        <w:t>. Назначение имени для первого коммутатора.</w:t>
+        <w:t xml:space="preserve"> -</w:t>
+      </w:r>
+      <w:r>
+        <w:rPr>
+          <w:rFonts w:ascii="Times New Roman" w:hAnsi="Times New Roman" w:cs="Times New Roman"/>
+          <w:i w:val="0"/>
+          <w:iCs w:val="0"/>
+          <w:color w:val="000000" w:themeColor="text1"/>
+          <w:sz w:val="24"/>
+          <w:szCs w:val="24"/>
+        </w:rPr>
+        <w:t xml:space="preserve"> Назначение имени для первого коммутатора.</w:t>
       </w:r>
     </w:p>
     <w:p>
@@ -1709,7 +1742,18 @@
           <w:sz w:val="24"/>
           <w:szCs w:val="24"/>
         </w:rPr>
-        <w:t>. Назначение имени для второго коммутатора.</w:t>
+        <w:t xml:space="preserve"> -</w:t>
+      </w:r>
+      <w:r>
+        <w:rPr>
+          <w:rFonts w:ascii="Times New Roman" w:hAnsi="Times New Roman" w:cs="Times New Roman"/>
+          <w:i w:val="0"/>
+          <w:iCs w:val="0"/>
+          <w:color w:val="000000" w:themeColor="text1"/>
+          <w:sz w:val="24"/>
+          <w:szCs w:val="24"/>
+        </w:rPr>
+        <w:t xml:space="preserve"> Назначение имени для второго коммутатора.</w:t>
       </w:r>
     </w:p>
     <w:p>
@@ -1887,7 +1931,18 @@
           <w:sz w:val="24"/>
           <w:szCs w:val="24"/>
         </w:rPr>
-        <w:t xml:space="preserve">. Назначение пароля для консоли первого </w:t>
+        <w:t xml:space="preserve"> -</w:t>
+      </w:r>
+      <w:r>
+        <w:rPr>
+          <w:rFonts w:ascii="Times New Roman" w:hAnsi="Times New Roman" w:cs="Times New Roman"/>
+          <w:i w:val="0"/>
+          <w:iCs w:val="0"/>
+          <w:color w:val="000000" w:themeColor="text1"/>
+          <w:sz w:val="24"/>
+          <w:szCs w:val="24"/>
+        </w:rPr>
+        <w:t xml:space="preserve"> Назначение пароля для консоли первого </w:t>
       </w:r>
       <w:r>
         <w:rPr>
@@ -2053,7 +2108,18 @@
           <w:sz w:val="24"/>
           <w:szCs w:val="24"/>
         </w:rPr>
-        <w:t>. Присвоение пароля для остальных линий первого коммутатора.</w:t>
+        <w:t xml:space="preserve"> -</w:t>
+      </w:r>
+      <w:r>
+        <w:rPr>
+          <w:rFonts w:ascii="Times New Roman" w:hAnsi="Times New Roman" w:cs="Times New Roman"/>
+          <w:i w:val="0"/>
+          <w:iCs w:val="0"/>
+          <w:color w:val="000000" w:themeColor="text1"/>
+          <w:sz w:val="24"/>
+          <w:szCs w:val="24"/>
+        </w:rPr>
+        <w:t xml:space="preserve"> Присвоение пароля для остальных линий первого коммутатора.</w:t>
       </w:r>
     </w:p>
     <w:p>
@@ -2198,7 +2264,18 @@
           <w:sz w:val="24"/>
           <w:szCs w:val="24"/>
         </w:rPr>
-        <w:t>. Проверка паролей для первого коммутатора.</w:t>
+        <w:t xml:space="preserve"> -</w:t>
+      </w:r>
+      <w:r>
+        <w:rPr>
+          <w:rFonts w:ascii="Times New Roman" w:hAnsi="Times New Roman" w:cs="Times New Roman"/>
+          <w:i w:val="0"/>
+          <w:iCs w:val="0"/>
+          <w:color w:val="000000" w:themeColor="text1"/>
+          <w:sz w:val="24"/>
+          <w:szCs w:val="24"/>
+        </w:rPr>
+        <w:t xml:space="preserve"> Проверка паролей для первого коммутатора.</w:t>
       </w:r>
     </w:p>
     <w:p>
@@ -2342,7 +2419,18 @@
           <w:sz w:val="24"/>
           <w:szCs w:val="24"/>
         </w:rPr>
-        <w:t>. Присвоение пароля всем линиям для второго коммутатора.</w:t>
+        <w:t xml:space="preserve"> -</w:t>
+      </w:r>
+      <w:r>
+        <w:rPr>
+          <w:rFonts w:ascii="Times New Roman" w:hAnsi="Times New Roman" w:cs="Times New Roman"/>
+          <w:i w:val="0"/>
+          <w:iCs w:val="0"/>
+          <w:color w:val="000000" w:themeColor="text1"/>
+          <w:sz w:val="24"/>
+          <w:szCs w:val="24"/>
+        </w:rPr>
+        <w:t xml:space="preserve"> Присвоение пароля всем линиям для второго коммутатора.</w:t>
       </w:r>
     </w:p>
     <w:p>
@@ -2486,7 +2574,18 @@
           <w:sz w:val="24"/>
           <w:szCs w:val="24"/>
         </w:rPr>
-        <w:t>. Проверка паролей для второго коммутатора.</w:t>
+        <w:t xml:space="preserve"> -</w:t>
+      </w:r>
+      <w:r>
+        <w:rPr>
+          <w:rFonts w:ascii="Times New Roman" w:hAnsi="Times New Roman" w:cs="Times New Roman"/>
+          <w:i w:val="0"/>
+          <w:iCs w:val="0"/>
+          <w:color w:val="000000" w:themeColor="text1"/>
+          <w:sz w:val="24"/>
+          <w:szCs w:val="24"/>
+        </w:rPr>
+        <w:t xml:space="preserve"> Проверка паролей для второго коммутатора.</w:t>
       </w:r>
     </w:p>
     <w:p>
@@ -2685,7 +2784,18 @@
           <w:sz w:val="24"/>
           <w:szCs w:val="24"/>
         </w:rPr>
-        <w:t>. Установка скрытого пароля "C4aJa"</w:t>
+        <w:t xml:space="preserve"> -</w:t>
+      </w:r>
+      <w:r>
+        <w:rPr>
+          <w:rFonts w:ascii="Times New Roman" w:hAnsi="Times New Roman" w:cs="Times New Roman"/>
+          <w:i w:val="0"/>
+          <w:iCs w:val="0"/>
+          <w:color w:val="000000" w:themeColor="text1"/>
+          <w:sz w:val="24"/>
+          <w:szCs w:val="24"/>
+        </w:rPr>
+        <w:t xml:space="preserve"> Установка скрытого пароля "C4aJa"</w:t>
       </w:r>
       <w:r>
         <w:rPr>
@@ -2841,7 +2951,18 @@
           <w:sz w:val="24"/>
           <w:szCs w:val="24"/>
         </w:rPr>
-        <w:t>. Установка скрытого пароля "C4aJa" для второго коммутатора.</w:t>
+        <w:t xml:space="preserve"> -</w:t>
+      </w:r>
+      <w:r>
+        <w:rPr>
+          <w:rFonts w:ascii="Times New Roman" w:hAnsi="Times New Roman" w:cs="Times New Roman"/>
+          <w:i w:val="0"/>
+          <w:iCs w:val="0"/>
+          <w:color w:val="000000" w:themeColor="text1"/>
+          <w:sz w:val="24"/>
+          <w:szCs w:val="24"/>
+        </w:rPr>
+        <w:t xml:space="preserve"> Установка скрытого пароля "C4aJa" для второго коммутатора.</w:t>
       </w:r>
     </w:p>
     <w:p>
@@ -3008,7 +3129,18 @@
           <w:sz w:val="24"/>
           <w:szCs w:val="24"/>
         </w:rPr>
-        <w:t>. Шифро</w:t>
+        <w:t xml:space="preserve"> -</w:t>
+      </w:r>
+      <w:r>
+        <w:rPr>
+          <w:rFonts w:ascii="Times New Roman" w:hAnsi="Times New Roman" w:cs="Times New Roman"/>
+          <w:i w:val="0"/>
+          <w:iCs w:val="0"/>
+          <w:color w:val="000000" w:themeColor="text1"/>
+          <w:sz w:val="24"/>
+          <w:szCs w:val="24"/>
+        </w:rPr>
+        <w:t xml:space="preserve"> Шифро</w:t>
       </w:r>
       <w:r>
         <w:rPr>
@@ -3174,7 +3306,18 @@
           <w:sz w:val="24"/>
           <w:szCs w:val="24"/>
         </w:rPr>
-        <w:t>. Проверка шифрования всех паролей для первого коммутатора.</w:t>
+        <w:t xml:space="preserve"> -</w:t>
+      </w:r>
+      <w:r>
+        <w:rPr>
+          <w:rFonts w:ascii="Times New Roman" w:hAnsi="Times New Roman" w:cs="Times New Roman"/>
+          <w:i w:val="0"/>
+          <w:iCs w:val="0"/>
+          <w:color w:val="000000" w:themeColor="text1"/>
+          <w:sz w:val="24"/>
+          <w:szCs w:val="24"/>
+        </w:rPr>
+        <w:t xml:space="preserve"> Проверка шифрования всех паролей для первого коммутатора.</w:t>
       </w:r>
     </w:p>
     <w:p>
@@ -3319,7 +3462,18 @@
           <w:sz w:val="24"/>
           <w:szCs w:val="24"/>
         </w:rPr>
-        <w:t>. Шифрование всех паролей для второго коммутатора.</w:t>
+        <w:t xml:space="preserve"> -</w:t>
+      </w:r>
+      <w:r>
+        <w:rPr>
+          <w:rFonts w:ascii="Times New Roman" w:hAnsi="Times New Roman" w:cs="Times New Roman"/>
+          <w:i w:val="0"/>
+          <w:iCs w:val="0"/>
+          <w:color w:val="000000" w:themeColor="text1"/>
+          <w:sz w:val="24"/>
+          <w:szCs w:val="24"/>
+        </w:rPr>
+        <w:t xml:space="preserve"> Шифрование всех паролей для второго коммутатора.</w:t>
       </w:r>
     </w:p>
     <w:p>
@@ -3463,7 +3617,18 @@
           <w:sz w:val="24"/>
           <w:szCs w:val="24"/>
         </w:rPr>
-        <w:t>. Проверка шифрования всех паролей для второго коммутатора.</w:t>
+        <w:t xml:space="preserve"> -</w:t>
+      </w:r>
+      <w:r>
+        <w:rPr>
+          <w:rFonts w:ascii="Times New Roman" w:hAnsi="Times New Roman" w:cs="Times New Roman"/>
+          <w:i w:val="0"/>
+          <w:iCs w:val="0"/>
+          <w:color w:val="000000" w:themeColor="text1"/>
+          <w:sz w:val="24"/>
+          <w:szCs w:val="24"/>
+        </w:rPr>
+        <w:t xml:space="preserve"> Проверка шифрования всех паролей для второго коммутатора.</w:t>
       </w:r>
     </w:p>
     <w:p>
@@ -3641,7 +3806,18 @@
           <w:sz w:val="24"/>
           <w:szCs w:val="24"/>
         </w:rPr>
-        <w:t>. Установка сообщение дня (MOTD) для первого коммутатора.</w:t>
+        <w:t xml:space="preserve"> -</w:t>
+      </w:r>
+      <w:r>
+        <w:rPr>
+          <w:rFonts w:ascii="Times New Roman" w:hAnsi="Times New Roman" w:cs="Times New Roman"/>
+          <w:i w:val="0"/>
+          <w:iCs w:val="0"/>
+          <w:color w:val="000000" w:themeColor="text1"/>
+          <w:sz w:val="24"/>
+          <w:szCs w:val="24"/>
+        </w:rPr>
+        <w:t xml:space="preserve"> Установка сообщение дня (MOTD) для первого коммутатора.</w:t>
       </w:r>
     </w:p>
     <w:p>
@@ -3786,7 +3962,18 @@
           <w:sz w:val="24"/>
           <w:szCs w:val="24"/>
         </w:rPr>
-        <w:t>. Установка сообщение дня (MOTD) для второго коммутатора.</w:t>
+        <w:t xml:space="preserve"> -</w:t>
+      </w:r>
+      <w:r>
+        <w:rPr>
+          <w:rFonts w:ascii="Times New Roman" w:hAnsi="Times New Roman" w:cs="Times New Roman"/>
+          <w:i w:val="0"/>
+          <w:iCs w:val="0"/>
+          <w:color w:val="000000" w:themeColor="text1"/>
+          <w:sz w:val="24"/>
+          <w:szCs w:val="24"/>
+        </w:rPr>
+        <w:t xml:space="preserve"> Установка сообщение дня (MOTD) для второго коммутатора.</w:t>
       </w:r>
     </w:p>
     <w:p>
@@ -3953,7 +4140,18 @@
           <w:sz w:val="24"/>
           <w:szCs w:val="24"/>
         </w:rPr>
-        <w:t xml:space="preserve">. </w:t>
+        <w:t xml:space="preserve"> -</w:t>
+      </w:r>
+      <w:r>
+        <w:rPr>
+          <w:rFonts w:ascii="Times New Roman" w:hAnsi="Times New Roman" w:cs="Times New Roman"/>
+          <w:i w:val="0"/>
+          <w:iCs w:val="0"/>
+          <w:color w:val="000000" w:themeColor="text1"/>
+          <w:sz w:val="24"/>
+          <w:szCs w:val="24"/>
+        </w:rPr>
+        <w:t xml:space="preserve"> </w:t>
       </w:r>
       <w:r>
         <w:rPr>
@@ -4143,18 +4341,18 @@
           <w:sz w:val="24"/>
           <w:szCs w:val="24"/>
         </w:rPr>
-        <w:t xml:space="preserve">. </w:t>
-      </w:r>
-      <w:r>
-        <w:rPr>
-          <w:rFonts w:ascii="Times New Roman" w:hAnsi="Times New Roman" w:cs="Times New Roman"/>
-          <w:i w:val="0"/>
-          <w:iCs w:val="0"/>
-          <w:color w:val="000000" w:themeColor="text1"/>
-          <w:sz w:val="24"/>
-          <w:szCs w:val="24"/>
-        </w:rPr>
-        <w:t xml:space="preserve">Настройка </w:t>
+        <w:t xml:space="preserve"> -</w:t>
+      </w:r>
+      <w:r>
+        <w:rPr>
+          <w:rFonts w:ascii="Times New Roman" w:hAnsi="Times New Roman" w:cs="Times New Roman"/>
+          <w:i w:val="0"/>
+          <w:iCs w:val="0"/>
+          <w:color w:val="000000" w:themeColor="text1"/>
+          <w:sz w:val="24"/>
+          <w:szCs w:val="24"/>
+        </w:rPr>
+        <w:t xml:space="preserve"> Настройка </w:t>
       </w:r>
       <w:r>
         <w:rPr>
@@ -4343,7 +4541,18 @@
           <w:sz w:val="24"/>
           <w:szCs w:val="24"/>
         </w:rPr>
-        <w:t xml:space="preserve">. Настройка </w:t>
+        <w:t xml:space="preserve"> -</w:t>
+      </w:r>
+      <w:r>
+        <w:rPr>
+          <w:rFonts w:ascii="Times New Roman" w:hAnsi="Times New Roman" w:cs="Times New Roman"/>
+          <w:i w:val="0"/>
+          <w:iCs w:val="0"/>
+          <w:color w:val="000000" w:themeColor="text1"/>
+          <w:sz w:val="24"/>
+          <w:szCs w:val="24"/>
+        </w:rPr>
+        <w:t xml:space="preserve"> Настройка </w:t>
       </w:r>
       <w:r>
         <w:rPr>
@@ -4510,7 +4719,18 @@
           <w:sz w:val="24"/>
           <w:szCs w:val="24"/>
         </w:rPr>
-        <w:t>. Настройка IP-адреса для второго коммутатора.</w:t>
+        <w:t xml:space="preserve"> -</w:t>
+      </w:r>
+      <w:r>
+        <w:rPr>
+          <w:rFonts w:ascii="Times New Roman" w:hAnsi="Times New Roman" w:cs="Times New Roman"/>
+          <w:i w:val="0"/>
+          <w:iCs w:val="0"/>
+          <w:color w:val="000000" w:themeColor="text1"/>
+          <w:sz w:val="24"/>
+          <w:szCs w:val="24"/>
+        </w:rPr>
+        <w:t xml:space="preserve"> Настройка IP-адреса для второго коммутатора.</w:t>
       </w:r>
     </w:p>
     <w:p>
@@ -4677,7 +4897,18 @@
           <w:sz w:val="24"/>
           <w:szCs w:val="24"/>
         </w:rPr>
-        <w:t>. Сохранение настроек конфигурации для первого коммутатора.</w:t>
+        <w:t xml:space="preserve"> -</w:t>
+      </w:r>
+      <w:r>
+        <w:rPr>
+          <w:rFonts w:ascii="Times New Roman" w:hAnsi="Times New Roman" w:cs="Times New Roman"/>
+          <w:i w:val="0"/>
+          <w:iCs w:val="0"/>
+          <w:color w:val="000000" w:themeColor="text1"/>
+          <w:sz w:val="24"/>
+          <w:szCs w:val="24"/>
+        </w:rPr>
+        <w:t xml:space="preserve"> Сохранение настроек конфигурации для первого коммутатора.</w:t>
       </w:r>
     </w:p>
     <w:p>
@@ -4820,7 +5051,18 @@
           <w:sz w:val="24"/>
           <w:szCs w:val="24"/>
         </w:rPr>
-        <w:t xml:space="preserve">. Сохранение настроек конфигурации для </w:t>
+        <w:t xml:space="preserve"> -</w:t>
+      </w:r>
+      <w:r>
+        <w:rPr>
+          <w:rFonts w:ascii="Times New Roman" w:hAnsi="Times New Roman" w:cs="Times New Roman"/>
+          <w:i w:val="0"/>
+          <w:iCs w:val="0"/>
+          <w:color w:val="000000" w:themeColor="text1"/>
+          <w:sz w:val="24"/>
+          <w:szCs w:val="24"/>
+        </w:rPr>
+        <w:t xml:space="preserve"> Сохранение настроек конфигурации для </w:t>
       </w:r>
       <w:r>
         <w:rPr>
@@ -5030,7 +5272,18 @@
           <w:sz w:val="24"/>
           <w:szCs w:val="24"/>
         </w:rPr>
-        <w:t xml:space="preserve">. Проверка </w:t>
+        <w:t xml:space="preserve"> -</w:t>
+      </w:r>
+      <w:r>
+        <w:rPr>
+          <w:rFonts w:ascii="Times New Roman" w:hAnsi="Times New Roman" w:cs="Times New Roman"/>
+          <w:i w:val="0"/>
+          <w:iCs w:val="0"/>
+          <w:color w:val="000000" w:themeColor="text1"/>
+          <w:sz w:val="24"/>
+          <w:szCs w:val="24"/>
+        </w:rPr>
+        <w:t xml:space="preserve"> Проверка </w:t>
       </w:r>
       <w:r>
         <w:rPr>
@@ -5186,8 +5439,268 @@
           <w:sz w:val="24"/>
           <w:szCs w:val="24"/>
         </w:rPr>
-        <w:t>. Проверка правильности выполненной работы.</w:t>
-      </w:r>
+        <w:t xml:space="preserve"> -</w:t>
+      </w:r>
+      <w:r>
+        <w:rPr>
+          <w:rFonts w:ascii="Times New Roman" w:hAnsi="Times New Roman" w:cs="Times New Roman"/>
+          <w:i w:val="0"/>
+          <w:iCs w:val="0"/>
+          <w:color w:val="000000" w:themeColor="text1"/>
+          <w:sz w:val="24"/>
+          <w:szCs w:val="24"/>
+        </w:rPr>
+        <w:t xml:space="preserve"> Проверка правильности выполненной работы.</w:t>
+      </w:r>
+    </w:p>
+    <w:p/>
+    <w:p>
+      <w:pPr>
+        <w:jc w:val="center"/>
+        <w:rPr>
+          <w:rFonts w:ascii="Times New Roman" w:hAnsi="Times New Roman" w:cs="Times New Roman"/>
+          <w:b/>
+          <w:bCs/>
+          <w:sz w:val="28"/>
+          <w:szCs w:val="28"/>
+        </w:rPr>
+      </w:pPr>
+      <w:r>
+        <w:rPr>
+          <w:rFonts w:ascii="Times New Roman" w:hAnsi="Times New Roman" w:cs="Times New Roman"/>
+          <w:b/>
+          <w:bCs/>
+          <w:sz w:val="28"/>
+          <w:szCs w:val="28"/>
+        </w:rPr>
+        <w:t>Вывод</w:t>
+      </w:r>
+    </w:p>
+    <w:p>
+      <w:pPr>
+        <w:pStyle w:val="bulletlevel1"/>
+        <w:spacing w:before="60" w:beforeAutospacing="0" w:after="60" w:afterAutospacing="0" w:line="230" w:lineRule="atLeast"/>
+        <w:ind w:left="426" w:firstLine="283"/>
+        <w:rPr>
+          <w:color w:val="000000"/>
+          <w:sz w:val="28"/>
+          <w:szCs w:val="28"/>
+        </w:rPr>
+      </w:pPr>
+      <w:r>
+        <w:rPr>
+          <w:sz w:val="28"/>
+          <w:szCs w:val="28"/>
+        </w:rPr>
+        <w:t xml:space="preserve">В ходе данного практического упражнения научился </w:t>
+      </w:r>
+      <w:proofErr w:type="spellStart"/>
+      <w:r>
+        <w:rPr>
+          <w:color w:val="000000"/>
+          <w:sz w:val="28"/>
+          <w:szCs w:val="28"/>
+        </w:rPr>
+        <w:t>н</w:t>
+      </w:r>
+      <w:r>
+        <w:rPr>
+          <w:color w:val="000000"/>
+          <w:sz w:val="28"/>
+          <w:szCs w:val="28"/>
+        </w:rPr>
+        <w:t>астро</w:t>
+      </w:r>
+      <w:r>
+        <w:rPr>
+          <w:color w:val="000000"/>
+          <w:sz w:val="28"/>
+          <w:szCs w:val="28"/>
+        </w:rPr>
+        <w:t>ивать</w:t>
+      </w:r>
+      <w:proofErr w:type="spellEnd"/>
+      <w:r>
+        <w:rPr>
+          <w:color w:val="000000"/>
+          <w:sz w:val="28"/>
+          <w:szCs w:val="28"/>
+        </w:rPr>
+        <w:t xml:space="preserve"> имена узлов и IP-адреса на двух коммутаторах под управлением операционной системы Cisco IOS с помощью интерфейса командной строки (CLI).</w:t>
+      </w:r>
+      <w:r>
+        <w:rPr>
+          <w:color w:val="000000"/>
+          <w:sz w:val="28"/>
+          <w:szCs w:val="28"/>
+        </w:rPr>
+        <w:t xml:space="preserve"> Также </w:t>
+      </w:r>
+      <w:proofErr w:type="gramStart"/>
+      <w:r>
+        <w:rPr>
+          <w:color w:val="000000"/>
+          <w:sz w:val="28"/>
+          <w:szCs w:val="28"/>
+        </w:rPr>
+        <w:t>я</w:t>
+      </w:r>
+      <w:proofErr w:type="gramEnd"/>
+      <w:r>
+        <w:rPr>
+          <w:color w:val="000000"/>
+          <w:sz w:val="28"/>
+          <w:szCs w:val="28"/>
+        </w:rPr>
+        <w:t xml:space="preserve"> и</w:t>
+      </w:r>
+      <w:r>
+        <w:rPr>
+          <w:color w:val="000000"/>
+          <w:sz w:val="28"/>
+          <w:szCs w:val="28"/>
+        </w:rPr>
+        <w:t>спользуя команды Cisco IOS, зада</w:t>
+      </w:r>
+      <w:r>
+        <w:rPr>
+          <w:color w:val="000000"/>
+          <w:sz w:val="28"/>
+          <w:szCs w:val="28"/>
+        </w:rPr>
+        <w:t>л</w:t>
+      </w:r>
+      <w:r>
+        <w:rPr>
+          <w:color w:val="000000"/>
+          <w:sz w:val="28"/>
+          <w:szCs w:val="28"/>
+        </w:rPr>
+        <w:t xml:space="preserve"> параметры доступа</w:t>
+      </w:r>
+      <w:r>
+        <w:rPr>
+          <w:color w:val="000000"/>
+          <w:sz w:val="28"/>
+          <w:szCs w:val="28"/>
+        </w:rPr>
+        <w:t xml:space="preserve">. После </w:t>
+      </w:r>
+      <w:proofErr w:type="gramStart"/>
+      <w:r>
+        <w:rPr>
+          <w:color w:val="000000"/>
+          <w:sz w:val="28"/>
+          <w:szCs w:val="28"/>
+        </w:rPr>
+        <w:t>я</w:t>
+      </w:r>
+      <w:proofErr w:type="gramEnd"/>
+      <w:r>
+        <w:rPr>
+          <w:color w:val="000000"/>
+          <w:sz w:val="28"/>
+          <w:szCs w:val="28"/>
+        </w:rPr>
+        <w:t xml:space="preserve"> и</w:t>
+      </w:r>
+      <w:r>
+        <w:rPr>
+          <w:color w:val="000000"/>
+          <w:sz w:val="28"/>
+          <w:szCs w:val="28"/>
+        </w:rPr>
+        <w:t>спользуя команды операционной системы Cisco IOS, сохрани</w:t>
+      </w:r>
+      <w:r>
+        <w:rPr>
+          <w:color w:val="000000"/>
+          <w:sz w:val="28"/>
+          <w:szCs w:val="28"/>
+        </w:rPr>
+        <w:t>л</w:t>
+      </w:r>
+      <w:r>
+        <w:rPr>
+          <w:color w:val="000000"/>
+          <w:sz w:val="28"/>
+          <w:szCs w:val="28"/>
+        </w:rPr>
+        <w:t xml:space="preserve"> текущую конфигурацию</w:t>
+      </w:r>
+      <w:r>
+        <w:rPr>
+          <w:color w:val="000000"/>
+          <w:sz w:val="28"/>
+          <w:szCs w:val="28"/>
+        </w:rPr>
+        <w:t>. Затем з</w:t>
+      </w:r>
+      <w:r>
+        <w:rPr>
+          <w:color w:val="000000"/>
+          <w:sz w:val="28"/>
+          <w:szCs w:val="28"/>
+        </w:rPr>
+        <w:t>ада</w:t>
+      </w:r>
+      <w:r>
+        <w:rPr>
+          <w:color w:val="000000"/>
+          <w:sz w:val="28"/>
+          <w:szCs w:val="28"/>
+        </w:rPr>
+        <w:t>л</w:t>
+      </w:r>
+      <w:r>
+        <w:rPr>
+          <w:color w:val="000000"/>
+          <w:sz w:val="28"/>
+          <w:szCs w:val="28"/>
+        </w:rPr>
+        <w:t xml:space="preserve"> двум хост-устройствам IP-адреса.</w:t>
+      </w:r>
+      <w:r>
+        <w:rPr>
+          <w:color w:val="000000"/>
+          <w:sz w:val="28"/>
+          <w:szCs w:val="28"/>
+        </w:rPr>
+        <w:t xml:space="preserve"> И после я п</w:t>
+      </w:r>
+      <w:r>
+        <w:rPr>
+          <w:color w:val="000000"/>
+          <w:sz w:val="28"/>
+          <w:szCs w:val="28"/>
+        </w:rPr>
+        <w:t>ровер</w:t>
+      </w:r>
+      <w:r>
+        <w:rPr>
+          <w:color w:val="000000"/>
+          <w:sz w:val="28"/>
+          <w:szCs w:val="28"/>
+        </w:rPr>
+        <w:t>ил</w:t>
+      </w:r>
+      <w:r>
+        <w:rPr>
+          <w:color w:val="000000"/>
+          <w:sz w:val="28"/>
+          <w:szCs w:val="28"/>
+        </w:rPr>
+        <w:t xml:space="preserve"> подключение между двумя оконечными устройствами (ПК).</w:t>
+      </w:r>
+    </w:p>
+    <w:p>
+      <w:pPr>
+        <w:rPr>
+          <w:rFonts w:ascii="Times New Roman" w:hAnsi="Times New Roman" w:cs="Times New Roman"/>
+          <w:sz w:val="28"/>
+          <w:szCs w:val="28"/>
+        </w:rPr>
+      </w:pPr>
     </w:p>
     <w:sectPr>
       <w:pgSz w:w="11906" w:h="16838"/>

--- a/БКС/Отчеты/БКС практика4.docx
+++ b/БКС/Отчеты/БКС практика4.docx
@@ -5494,7 +5494,6 @@
         </w:rPr>
         <w:t xml:space="preserve">В ходе данного практического упражнения научился </w:t>
       </w:r>
-      <w:proofErr w:type="spellStart"/>
       <w:r>
         <w:rPr>
           <w:color w:val="000000"/>
@@ -5509,7 +5508,15 @@
           <w:sz w:val="28"/>
           <w:szCs w:val="28"/>
         </w:rPr>
-        <w:t>астро</w:t>
+        <w:t>астр</w:t>
+      </w:r>
+      <w:r>
+        <w:rPr>
+          <w:color w:val="000000"/>
+          <w:sz w:val="28"/>
+          <w:szCs w:val="28"/>
+        </w:rPr>
+        <w:t>а</w:t>
       </w:r>
       <w:r>
         <w:rPr>
@@ -5519,7 +5526,6 @@
         </w:rPr>
         <w:t>ивать</w:t>
       </w:r>
-      <w:proofErr w:type="spellEnd"/>
       <w:r>
         <w:rPr>
           <w:color w:val="000000"/>
@@ -5534,25 +5540,7 @@
           <w:sz w:val="28"/>
           <w:szCs w:val="28"/>
         </w:rPr>
-        <w:t xml:space="preserve"> Также </w:t>
-      </w:r>
-      <w:proofErr w:type="gramStart"/>
-      <w:r>
-        <w:rPr>
-          <w:color w:val="000000"/>
-          <w:sz w:val="28"/>
-          <w:szCs w:val="28"/>
-        </w:rPr>
-        <w:t>я</w:t>
-      </w:r>
-      <w:proofErr w:type="gramEnd"/>
-      <w:r>
-        <w:rPr>
-          <w:color w:val="000000"/>
-          <w:sz w:val="28"/>
-          <w:szCs w:val="28"/>
-        </w:rPr>
-        <w:t xml:space="preserve"> и</w:t>
+        <w:t xml:space="preserve"> Также я и</w:t>
       </w:r>
       <w:r>
         <w:rPr>
@@ -5584,25 +5572,7 @@
           <w:sz w:val="28"/>
           <w:szCs w:val="28"/>
         </w:rPr>
-        <w:t xml:space="preserve">. После </w:t>
-      </w:r>
-      <w:proofErr w:type="gramStart"/>
-      <w:r>
-        <w:rPr>
-          <w:color w:val="000000"/>
-          <w:sz w:val="28"/>
-          <w:szCs w:val="28"/>
-        </w:rPr>
-        <w:t>я</w:t>
-      </w:r>
-      <w:proofErr w:type="gramEnd"/>
-      <w:r>
-        <w:rPr>
-          <w:color w:val="000000"/>
-          <w:sz w:val="28"/>
-          <w:szCs w:val="28"/>
-        </w:rPr>
-        <w:t xml:space="preserve"> и</w:t>
+        <w:t>. После я и</w:t>
       </w:r>
       <w:r>
         <w:rPr>
